--- a/8.资源管理/1.流程制度规范类文件/HXDL-ITSS-0802-服务台管理制度.docx
+++ b/8.资源管理/1.流程制度规范类文件/HXDL-ITSS-0802-服务台管理制度.docx
@@ -1,25 +1,24 @@
 
 <file path=word/document.xml><?xml version="1.0" encoding="utf-8"?>
-<w:document xmlns:wpc="http://schemas.microsoft.com/office/word/2010/wordprocessingCanvas" xmlns:mc="http://schemas.openxmlformats.org/markup-compatibility/2006" xmlns:o="urn:schemas-microsoft-com:office:office" xmlns:r="http://schemas.openxmlformats.org/officeDocument/2006/relationships" xmlns:m="http://schemas.openxmlformats.org/officeDocument/2006/math" xmlns:v="urn:schemas-microsoft-com:vml" xmlns:wp14="http://schemas.microsoft.com/office/word/2010/wordprocessingDrawing" xmlns:wp="http://schemas.openxmlformats.org/drawingml/2006/wordprocessingDrawing" xmlns:w10="urn:schemas-microsoft-com:office:word" xmlns:w="http://schemas.openxmlformats.org/wordprocessingml/2006/main" xmlns:w14="http://schemas.microsoft.com/office/word/2010/wordml" xmlns:w15="http://schemas.microsoft.com/office/word/2012/wordml" xmlns:wne="http://schemas.microsoft.com/office/word/2006/wordml" xmlns:wpg="http://schemas.microsoft.com/office/word/2010/wordprocessingGroup" xmlns:wpi="http://schemas.microsoft.com/office/word/2010/wordprocessingInk" xmlns:wps="http://schemas.microsoft.com/office/word/2010/wordprocessingShape" mc:Ignorable="w14 w15 wp14">
-  <!-- Generated by Aspose.Words for .NET 13.3.0.1 -->
+<w:document xmlns:wpc="http://schemas.microsoft.com/office/word/2010/wordprocessingCanvas" xmlns:mc="http://schemas.openxmlformats.org/markup-compatibility/2006" xmlns:o="urn:schemas-microsoft-com:office:office" xmlns:r="http://schemas.openxmlformats.org/officeDocument/2006/relationships" xmlns:m="http://schemas.openxmlformats.org/officeDocument/2006/math" xmlns:v="urn:schemas-microsoft-com:vml" xmlns:wp14="http://schemas.microsoft.com/office/word/2010/wordprocessingDrawing" xmlns:wp="http://schemas.openxmlformats.org/drawingml/2006/wordprocessingDrawing" xmlns:w="http://schemas.openxmlformats.org/wordprocessingml/2006/main" xmlns:w14="http://schemas.microsoft.com/office/word/2010/wordml" xmlns:w10="urn:schemas-microsoft-com:office:word" xmlns:w15="http://schemas.microsoft.com/office/word/2012/wordml" xmlns:wpg="http://schemas.microsoft.com/office/word/2010/wordprocessingGroup" xmlns:wpi="http://schemas.microsoft.com/office/word/2010/wordprocessingInk" xmlns:wne="http://schemas.microsoft.com/office/word/2006/wordml" xmlns:wps="http://schemas.microsoft.com/office/word/2010/wordprocessingShape" xmlns:wpsCustomData="http://www.wps.cn/officeDocument/2013/wpsCustomData" mc:Ignorable="w14 w15 wp14">
   <w:body>
     <w:p>
       <w:pPr>
-        <w:pStyle w:val="a"/>
-        <w:keepNext w:val="0"/>
-        <w:keepLines w:val="0"/>
-        <w:pageBreakBefore w:val="0"/>
-        <w:widowControl w:val="0"/>
-        <w:kinsoku w:val="0"/>
-        <w:wordWrap/>
-        <w:overflowPunct/>
-        <w:topLinePunct w:val="0"/>
-        <w:autoSpaceDE w:val="0"/>
-        <w:autoSpaceDN w:val="0"/>
-        <w:bidi w:val="0"/>
-        <w:adjustRightInd w:val="0"/>
-        <w:snapToGrid w:val="0"/>
-        <w:ind w:left="0" w:right="0" w:firstLine="0" w:leftChars="0" w:rightChars="0" w:firstLineChars="0"/>
+        <w:pStyle w:val="25"/>
+        <w:keepNext w:val="0"/>
+        <w:keepLines w:val="0"/>
+        <w:pageBreakBefore w:val="0"/>
+        <w:widowControl w:val="0"/>
+        <w:kinsoku w:val="0"/>
+        <w:wordWrap/>
+        <w:overflowPunct/>
+        <w:topLinePunct w:val="0"/>
+        <w:autoSpaceDE w:val="0"/>
+        <w:autoSpaceDN w:val="0"/>
+        <w:bidi w:val="0"/>
+        <w:adjustRightInd w:val="0"/>
+        <w:snapToGrid w:val="0"/>
+        <w:ind w:left="0" w:leftChars="0" w:right="0" w:rightChars="0" w:firstLine="0" w:firstLineChars="0"/>
         <w:jc w:val="center"/>
         <w:textAlignment w:val="baseline"/>
         <w:rPr>
@@ -28,10 +27,9 @@
         </w:rPr>
       </w:pPr>
       <w:bookmarkStart w:id="0" w:name="_Toc19679"/>
-      <w:bookmarkStart w:id="1" w:name="_GoBack"/>
       <w:r>
         <w:drawing>
-          <wp:anchor distT="0" distB="0" distL="114300" distR="114300" simplePos="0" relativeHeight="251658240" behindDoc="1" locked="0" layoutInCell="1" allowOverlap="1">
+          <wp:anchor distT="0" distB="0" distL="114300" distR="114300" simplePos="0" relativeHeight="251659264" behindDoc="1" locked="0" layoutInCell="1" allowOverlap="1">
             <wp:simplePos x="0" y="0"/>
             <wp:positionH relativeFrom="column">
               <wp:posOffset>-1186815</wp:posOffset>
@@ -56,7 +54,7 @@
                     </pic:cNvPicPr>
                   </pic:nvPicPr>
                   <pic:blipFill>
-                    <a:blip xmlns:r="http://schemas.openxmlformats.org/officeDocument/2006/relationships" r:embed="rId4"/>
+                    <a:blip r:embed="rId6"/>
                     <a:stretch>
                       <a:fillRect/>
                     </a:stretch>
@@ -80,7 +78,6 @@
           </wp:anchor>
         </w:drawing>
       </w:r>
-      <w:bookmarkEnd w:id="1"/>
       <w:r>
         <w:rPr>
           <w:rFonts w:hint="eastAsia"/>
@@ -92,7 +89,7 @@
     </w:p>
     <w:p>
       <w:pPr>
-        <w:pStyle w:val="a0"/>
+        <w:pStyle w:val="26"/>
         <w:keepNext w:val="0"/>
         <w:keepLines w:val="0"/>
         <w:pageBreakBefore w:val="0"/>
@@ -107,7 +104,7 @@
         <w:adjustRightInd w:val="0"/>
         <w:snapToGrid w:val="0"/>
         <w:spacing w:before="0" w:after="0" w:afterLines="0"/>
-        <w:ind w:left="0" w:right="0" w:firstLine="0" w:leftChars="0" w:rightChars="0" w:firstLineChars="0"/>
+        <w:ind w:left="0" w:leftChars="0" w:right="0" w:rightChars="0" w:firstLine="0" w:firstLineChars="0"/>
         <w:jc w:val="center"/>
         <w:textAlignment w:val="baseline"/>
         <w:rPr>
@@ -115,7 +112,7 @@
           <w:lang w:val="en-US" w:eastAsia="zh-CN"/>
         </w:rPr>
       </w:pPr>
-      <w:bookmarkStart w:id="2" w:name="_Toc18777"/>
+      <w:bookmarkStart w:id="1" w:name="_Toc18777"/>
       <w:r>
         <w:rPr>
           <w:rFonts w:hint="eastAsia"/>
@@ -123,11 +120,11 @@
         </w:rPr>
         <w:t>服务台管理制度</w:t>
       </w:r>
-      <w:bookmarkEnd w:id="2"/>
-    </w:p>
-    <w:p>
-      <w:pPr>
-        <w:pStyle w:val="a0"/>
+      <w:bookmarkEnd w:id="1"/>
+    </w:p>
+    <w:p>
+      <w:pPr>
+        <w:pStyle w:val="26"/>
         <w:keepNext w:val="0"/>
         <w:keepLines w:val="0"/>
         <w:pageBreakBefore w:val="0"/>
@@ -142,7 +139,7 @@
         <w:adjustRightInd w:val="0"/>
         <w:snapToGrid w:val="0"/>
         <w:spacing w:before="0" w:after="0" w:afterLines="0"/>
-        <w:ind w:left="0" w:right="0" w:firstLine="0" w:leftChars="0" w:rightChars="0" w:firstLineChars="0"/>
+        <w:ind w:left="0" w:leftChars="0" w:right="0" w:rightChars="0" w:firstLine="0" w:firstLineChars="0"/>
         <w:jc w:val="center"/>
         <w:textAlignment w:val="baseline"/>
         <w:rPr>
@@ -150,7 +147,7 @@
           <w:lang w:val="en-US" w:eastAsia="zh-CN"/>
         </w:rPr>
       </w:pPr>
-      <w:bookmarkStart w:id="3" w:name="_Toc4089"/>
+      <w:bookmarkStart w:id="2" w:name="_Toc4089"/>
       <w:r>
         <w:rPr>
           <w:rFonts w:hint="eastAsia"/>
@@ -158,24 +155,24 @@
         </w:rPr>
         <w:t>（HXDL-ITSS-0802）</w:t>
       </w:r>
-      <w:bookmarkEnd w:id="3"/>
-    </w:p>
-    <w:p>
-      <w:pPr>
-        <w:keepNext w:val="0"/>
-        <w:keepLines w:val="0"/>
-        <w:pageBreakBefore w:val="0"/>
-        <w:widowControl w:val="0"/>
-        <w:kinsoku w:val="0"/>
-        <w:wordWrap/>
-        <w:overflowPunct/>
-        <w:topLinePunct w:val="0"/>
-        <w:autoSpaceDE w:val="0"/>
-        <w:autoSpaceDN w:val="0"/>
-        <w:bidi w:val="0"/>
-        <w:adjustRightInd w:val="0"/>
-        <w:snapToGrid w:val="0"/>
-        <w:ind w:left="0" w:right="0" w:firstLine="0" w:leftChars="0" w:rightChars="0" w:firstLineChars="0"/>
+      <w:bookmarkEnd w:id="2"/>
+    </w:p>
+    <w:p>
+      <w:pPr>
+        <w:keepNext w:val="0"/>
+        <w:keepLines w:val="0"/>
+        <w:pageBreakBefore w:val="0"/>
+        <w:widowControl w:val="0"/>
+        <w:kinsoku w:val="0"/>
+        <w:wordWrap/>
+        <w:overflowPunct/>
+        <w:topLinePunct w:val="0"/>
+        <w:autoSpaceDE w:val="0"/>
+        <w:autoSpaceDN w:val="0"/>
+        <w:bidi w:val="0"/>
+        <w:adjustRightInd w:val="0"/>
+        <w:snapToGrid w:val="0"/>
+        <w:ind w:left="0" w:leftChars="0" w:right="0" w:rightChars="0" w:firstLine="0" w:firstLineChars="0"/>
         <w:jc w:val="center"/>
         <w:textAlignment w:val="baseline"/>
         <w:rPr>
@@ -186,17 +183,18 @@
     </w:p>
     <w:tbl>
       <w:tblPr>
-        <w:tblStyle w:val="TableGrid"/>
+        <w:tblStyle w:val="21"/>
         <w:tblW w:w="0" w:type="auto"/>
         <w:jc w:val="center"/>
         <w:tblBorders>
-          <w:top w:val="nil"/>
-          <w:left w:val="nil"/>
-          <w:bottom w:val="nil"/>
-          <w:right w:val="nil"/>
-          <w:insideH w:val="nil"/>
-          <w:insideV w:val="nil"/>
+          <w:top w:val="none" w:color="auto" w:sz="0" w:space="0"/>
+          <w:left w:val="none" w:color="auto" w:sz="0" w:space="0"/>
+          <w:bottom w:val="none" w:color="auto" w:sz="0" w:space="0"/>
+          <w:right w:val="none" w:color="auto" w:sz="0" w:space="0"/>
+          <w:insideH w:val="none" w:color="auto" w:sz="0" w:space="0"/>
+          <w:insideV w:val="none" w:color="auto" w:sz="0" w:space="0"/>
         </w:tblBorders>
+        <w:tblLayout w:type="autofit"/>
         <w:tblCellMar>
           <w:top w:w="0" w:type="dxa"/>
           <w:left w:w="108" w:type="dxa"/>
@@ -210,15 +208,13 @@
       </w:tblGrid>
       <w:tr>
         <w:tblPrEx>
-          <w:tblW w:w="0" w:type="auto"/>
-          <w:jc w:val="center"/>
           <w:tblBorders>
-            <w:top w:val="nil"/>
-            <w:left w:val="nil"/>
-            <w:bottom w:val="nil"/>
-            <w:right w:val="nil"/>
-            <w:insideH w:val="nil"/>
-            <w:insideV w:val="nil"/>
+            <w:top w:val="none" w:color="auto" w:sz="0" w:space="0"/>
+            <w:left w:val="none" w:color="auto" w:sz="0" w:space="0"/>
+            <w:bottom w:val="none" w:color="auto" w:sz="0" w:space="0"/>
+            <w:right w:val="none" w:color="auto" w:sz="0" w:space="0"/>
+            <w:insideH w:val="none" w:color="auto" w:sz="0" w:space="0"/>
+            <w:insideV w:val="none" w:color="auto" w:sz="0" w:space="0"/>
           </w:tblBorders>
           <w:tblCellMar>
             <w:top w:w="0" w:type="dxa"/>
@@ -228,7 +224,7 @@
           </w:tblCellMar>
         </w:tblPrEx>
         <w:trPr>
-          <w:trHeight w:val="810"/>
+          <w:trHeight w:val="810" w:hRule="atLeast"/>
           <w:jc w:val="center"/>
         </w:trPr>
         <w:tc>
@@ -250,7 +246,7 @@
               <w:bidi w:val="0"/>
               <w:adjustRightInd w:val="0"/>
               <w:snapToGrid w:val="0"/>
-              <w:ind w:left="0" w:right="0" w:firstLine="0" w:leftChars="0" w:rightChars="0" w:firstLineChars="0"/>
+              <w:ind w:left="0" w:leftChars="0" w:right="0" w:rightChars="0" w:firstLine="0" w:firstLineChars="0"/>
               <w:jc w:val="left"/>
               <w:textAlignment w:val="baseline"/>
               <w:rPr>
@@ -269,7 +265,7 @@
             </w:r>
             <w:r>
               <w:rPr>
-                <w:rFonts w:asciiTheme="minorAscii" w:eastAsiaTheme="minorEastAsia" w:hAnsiTheme="minorAscii" w:hint="default"/>
+                <w:rFonts w:hint="default" w:asciiTheme="minorAscii" w:hAnsiTheme="minorAscii" w:eastAsiaTheme="minorEastAsia"/>
                 <w:spacing w:val="227"/>
                 <w:sz w:val="21"/>
                 <w:vertAlign w:val="baseline"/>
@@ -307,7 +303,7 @@
               <w:bidi w:val="0"/>
               <w:adjustRightInd w:val="0"/>
               <w:snapToGrid w:val="0"/>
-              <w:ind w:left="0" w:right="0" w:firstLine="0" w:leftChars="0" w:rightChars="0" w:firstLineChars="0"/>
+              <w:ind w:left="0" w:leftChars="0" w:right="0" w:rightChars="0" w:firstLine="0" w:firstLineChars="0"/>
               <w:jc w:val="right"/>
               <w:textAlignment w:val="baseline"/>
               <w:rPr>
@@ -326,7 +322,7 @@
             </w:r>
             <w:r>
               <w:rPr>
-                <w:rFonts w:asciiTheme="minorAscii" w:eastAsiaTheme="minorEastAsia" w:hAnsiTheme="minorAscii" w:hint="eastAsia"/>
+                <w:rFonts w:hint="eastAsia" w:asciiTheme="minorAscii" w:hAnsiTheme="minorAscii" w:eastAsiaTheme="minorEastAsia"/>
                 <w:spacing w:val="227"/>
                 <w:sz w:val="21"/>
                 <w:vertAlign w:val="baseline"/>
@@ -348,8 +344,14 @@
       </w:tr>
       <w:tr>
         <w:tblPrEx>
-          <w:tblW w:w="0" w:type="auto"/>
-          <w:jc w:val="center"/>
+          <w:tblBorders>
+            <w:top w:val="none" w:color="auto" w:sz="0" w:space="0"/>
+            <w:left w:val="none" w:color="auto" w:sz="0" w:space="0"/>
+            <w:bottom w:val="none" w:color="auto" w:sz="0" w:space="0"/>
+            <w:right w:val="none" w:color="auto" w:sz="0" w:space="0"/>
+            <w:insideH w:val="none" w:color="auto" w:sz="0" w:space="0"/>
+            <w:insideV w:val="none" w:color="auto" w:sz="0" w:space="0"/>
+          </w:tblBorders>
           <w:tblCellMar>
             <w:top w:w="0" w:type="dxa"/>
             <w:left w:w="108" w:type="dxa"/>
@@ -358,7 +360,7 @@
           </w:tblCellMar>
         </w:tblPrEx>
         <w:trPr>
-          <w:trHeight w:val="810"/>
+          <w:trHeight w:val="810" w:hRule="atLeast"/>
           <w:jc w:val="center"/>
         </w:trPr>
         <w:tc>
@@ -381,11 +383,11 @@
               <w:bidi w:val="0"/>
               <w:adjustRightInd w:val="0"/>
               <w:snapToGrid w:val="0"/>
-              <w:ind w:left="0" w:right="0" w:firstLine="0" w:leftChars="0" w:rightChars="0" w:firstLineChars="0"/>
+              <w:ind w:left="0" w:leftChars="0" w:right="0" w:rightChars="0" w:firstLine="0" w:firstLineChars="0"/>
               <w:jc w:val="left"/>
               <w:textAlignment w:val="baseline"/>
               <w:rPr>
-                <w:rFonts w:ascii="Arial" w:eastAsia="Arial" w:hAnsi="Arial" w:cs="Arial" w:hint="eastAsia"/>
+                <w:rFonts w:hint="eastAsia" w:ascii="Arial" w:hAnsi="Arial" w:eastAsia="Arial" w:cs="Arial"/>
                 <w:snapToGrid w:val="0"/>
                 <w:color w:val="000000"/>
                 <w:kern w:val="0"/>
@@ -405,7 +407,7 @@
             </w:r>
             <w:r>
               <w:rPr>
-                <w:rFonts w:asciiTheme="minorAscii" w:eastAsiaTheme="minorEastAsia" w:hAnsiTheme="minorAscii" w:hint="default"/>
+                <w:rFonts w:hint="default" w:asciiTheme="minorAscii" w:hAnsiTheme="minorAscii" w:eastAsiaTheme="minorEastAsia"/>
                 <w:spacing w:val="227"/>
                 <w:sz w:val="21"/>
                 <w:vertAlign w:val="baseline"/>
@@ -444,11 +446,11 @@
               <w:bidi w:val="0"/>
               <w:adjustRightInd w:val="0"/>
               <w:snapToGrid w:val="0"/>
-              <w:ind w:left="0" w:right="0" w:firstLine="0" w:leftChars="0" w:rightChars="0" w:firstLineChars="0"/>
+              <w:ind w:left="0" w:leftChars="0" w:right="0" w:rightChars="0" w:firstLine="0" w:firstLineChars="0"/>
               <w:jc w:val="right"/>
               <w:textAlignment w:val="baseline"/>
               <w:rPr>
-                <w:rFonts w:ascii="Arial" w:eastAsia="Arial" w:hAnsi="Arial" w:cs="Arial" w:hint="eastAsia"/>
+                <w:rFonts w:hint="eastAsia" w:ascii="Arial" w:hAnsi="Arial" w:eastAsia="Arial" w:cs="Arial"/>
                 <w:snapToGrid w:val="0"/>
                 <w:color w:val="000000"/>
                 <w:kern w:val="0"/>
@@ -468,7 +470,7 @@
             </w:r>
             <w:r>
               <w:rPr>
-                <w:rFonts w:asciiTheme="minorAscii" w:eastAsiaTheme="minorEastAsia" w:hAnsiTheme="minorAscii" w:hint="eastAsia"/>
+                <w:rFonts w:hint="eastAsia" w:asciiTheme="minorAscii" w:hAnsiTheme="minorAscii" w:eastAsiaTheme="minorEastAsia"/>
                 <w:spacing w:val="227"/>
                 <w:sz w:val="21"/>
                 <w:vertAlign w:val="baseline"/>
@@ -490,8 +492,14 @@
       </w:tr>
       <w:tr>
         <w:tblPrEx>
-          <w:tblW w:w="0" w:type="auto"/>
-          <w:jc w:val="center"/>
+          <w:tblBorders>
+            <w:top w:val="none" w:color="auto" w:sz="0" w:space="0"/>
+            <w:left w:val="none" w:color="auto" w:sz="0" w:space="0"/>
+            <w:bottom w:val="none" w:color="auto" w:sz="0" w:space="0"/>
+            <w:right w:val="none" w:color="auto" w:sz="0" w:space="0"/>
+            <w:insideH w:val="none" w:color="auto" w:sz="0" w:space="0"/>
+            <w:insideV w:val="none" w:color="auto" w:sz="0" w:space="0"/>
+          </w:tblBorders>
           <w:tblCellMar>
             <w:top w:w="0" w:type="dxa"/>
             <w:left w:w="108" w:type="dxa"/>
@@ -500,7 +508,7 @@
           </w:tblCellMar>
         </w:tblPrEx>
         <w:trPr>
-          <w:trHeight w:val="635"/>
+          <w:trHeight w:val="635" w:hRule="atLeast"/>
           <w:jc w:val="center"/>
         </w:trPr>
         <w:tc>
@@ -522,7 +530,7 @@
               <w:bidi w:val="0"/>
               <w:adjustRightInd w:val="0"/>
               <w:snapToGrid w:val="0"/>
-              <w:ind w:left="0" w:right="0" w:firstLine="0" w:leftChars="0" w:rightChars="0" w:firstLineChars="0"/>
+              <w:ind w:left="0" w:leftChars="0" w:right="0" w:rightChars="0" w:firstLine="0" w:firstLineChars="0"/>
               <w:jc w:val="left"/>
               <w:textAlignment w:val="baseline"/>
               <w:rPr>
@@ -541,7 +549,7 @@
             </w:r>
             <w:r>
               <w:rPr>
-                <w:rFonts w:asciiTheme="minorAscii" w:eastAsiaTheme="minorEastAsia" w:hAnsiTheme="minorAscii" w:hint="eastAsia"/>
+                <w:rFonts w:hint="eastAsia" w:asciiTheme="minorAscii" w:hAnsiTheme="minorAscii" w:eastAsiaTheme="minorEastAsia"/>
                 <w:spacing w:val="227"/>
                 <w:sz w:val="21"/>
                 <w:vertAlign w:val="baseline"/>
@@ -578,7 +586,7 @@
               <w:bidi w:val="0"/>
               <w:adjustRightInd w:val="0"/>
               <w:snapToGrid w:val="0"/>
-              <w:ind w:left="0" w:right="0" w:firstLine="0" w:leftChars="0" w:rightChars="0" w:firstLineChars="0"/>
+              <w:ind w:left="0" w:leftChars="0" w:right="0" w:rightChars="0" w:firstLine="0" w:firstLineChars="0"/>
               <w:jc w:val="right"/>
               <w:textAlignment w:val="baseline"/>
               <w:rPr>
@@ -597,7 +605,7 @@
             </w:r>
             <w:r>
               <w:rPr>
-                <w:rFonts w:asciiTheme="minorAscii" w:eastAsiaTheme="minorEastAsia" w:hAnsiTheme="minorAscii" w:hint="eastAsia"/>
+                <w:rFonts w:hint="eastAsia" w:asciiTheme="minorAscii" w:hAnsiTheme="minorAscii" w:eastAsiaTheme="minorEastAsia"/>
                 <w:spacing w:val="227"/>
                 <w:sz w:val="21"/>
                 <w:vertAlign w:val="baseline"/>
@@ -667,15 +675,15 @@
         <w:textAlignment w:val="baseline"/>
         <w:outlineLvl w:val="0"/>
         <w:rPr>
-          <w:rFonts w:ascii="宋体" w:eastAsia="宋体" w:hAnsi="宋体" w:cs="宋体"/>
+          <w:rFonts w:ascii="宋体" w:hAnsi="宋体" w:eastAsia="宋体" w:cs="宋体"/>
           <w:sz w:val="30"/>
           <w:szCs w:val="30"/>
         </w:rPr>
       </w:pPr>
-      <w:bookmarkStart w:id="4" w:name="_Toc32415"/>
+      <w:bookmarkStart w:id="3" w:name="_Toc32415"/>
       <w:r>
         <w:rPr>
-          <w:rFonts w:ascii="宋体" w:eastAsia="宋体" w:hAnsi="宋体" w:cs="宋体"/>
+          <w:rFonts w:ascii="宋体" w:hAnsi="宋体" w:eastAsia="宋体" w:cs="宋体"/>
           <w:b/>
           <w:bCs/>
           <w:spacing w:val="-4"/>
@@ -684,20 +692,20 @@
         </w:rPr>
         <w:t>文件编制和变更履历</w:t>
       </w:r>
-      <w:bookmarkEnd w:id="4"/>
+      <w:bookmarkEnd w:id="3"/>
     </w:p>
     <w:tbl>
       <w:tblPr>
-        <w:tblStyle w:val="TableNormal00"/>
+        <w:tblStyle w:val="43"/>
         <w:tblW w:w="9005" w:type="dxa"/>
         <w:tblInd w:w="34" w:type="dxa"/>
         <w:tblBorders>
-          <w:top w:val="single" w:sz="6" w:space="0" w:color="000000"/>
-          <w:left w:val="single" w:sz="6" w:space="0" w:color="000000"/>
-          <w:bottom w:val="single" w:sz="6" w:space="0" w:color="000000"/>
-          <w:right w:val="single" w:sz="6" w:space="0" w:color="000000"/>
-          <w:insideH w:val="single" w:sz="6" w:space="0" w:color="000000"/>
-          <w:insideV w:val="single" w:sz="6" w:space="0" w:color="000000"/>
+          <w:top w:val="single" w:color="000000" w:sz="6" w:space="0"/>
+          <w:left w:val="single" w:color="000000" w:sz="6" w:space="0"/>
+          <w:bottom w:val="single" w:color="000000" w:sz="6" w:space="0"/>
+          <w:right w:val="single" w:color="000000" w:sz="6" w:space="0"/>
+          <w:insideH w:val="single" w:color="000000" w:sz="6" w:space="0"/>
+          <w:insideV w:val="single" w:color="000000" w:sz="6" w:space="0"/>
         </w:tblBorders>
         <w:tblLayout w:type="fixed"/>
         <w:tblCellMar>
@@ -719,17 +727,14 @@
       </w:tblGrid>
       <w:tr>
         <w:tblPrEx>
-          <w:tblW w:w="9005" w:type="dxa"/>
-          <w:tblInd w:w="34" w:type="dxa"/>
           <w:tblBorders>
-            <w:top w:val="single" w:sz="6" w:space="0" w:color="000000"/>
-            <w:left w:val="single" w:sz="6" w:space="0" w:color="000000"/>
-            <w:bottom w:val="single" w:sz="6" w:space="0" w:color="000000"/>
-            <w:right w:val="single" w:sz="6" w:space="0" w:color="000000"/>
-            <w:insideH w:val="single" w:sz="6" w:space="0" w:color="000000"/>
-            <w:insideV w:val="single" w:sz="6" w:space="0" w:color="000000"/>
+            <w:top w:val="single" w:color="000000" w:sz="6" w:space="0"/>
+            <w:left w:val="single" w:color="000000" w:sz="6" w:space="0"/>
+            <w:bottom w:val="single" w:color="000000" w:sz="6" w:space="0"/>
+            <w:right w:val="single" w:color="000000" w:sz="6" w:space="0"/>
+            <w:insideH w:val="single" w:color="000000" w:sz="6" w:space="0"/>
+            <w:insideV w:val="single" w:color="000000" w:sz="6" w:space="0"/>
           </w:tblBorders>
-          <w:tblLayout w:type="fixed"/>
           <w:tblCellMar>
             <w:top w:w="0" w:type="dxa"/>
             <w:left w:w="0" w:type="dxa"/>
@@ -738,15 +743,15 @@
           </w:tblCellMar>
         </w:tblPrEx>
         <w:trPr>
-          <w:trHeight w:val="489"/>
+          <w:trHeight w:val="489" w:hRule="atLeast"/>
         </w:trPr>
         <w:tc>
           <w:tcPr>
             <w:tcW w:w="845" w:type="dxa"/>
             <w:vMerge w:val="restart"/>
             <w:tcBorders>
-              <w:top w:val="single" w:sz="10" w:space="0" w:color="000000"/>
-              <w:left w:val="single" w:sz="10" w:space="0" w:color="000000"/>
+              <w:top w:val="single" w:color="000000" w:sz="10" w:space="0"/>
+              <w:left w:val="single" w:color="000000" w:sz="10" w:space="0"/>
               <w:bottom w:val="nil"/>
             </w:tcBorders>
             <w:shd w:val="clear" w:color="auto" w:fill="D9D9D9"/>
@@ -793,14 +798,14 @@
               <w:ind w:left="172"/>
               <w:textAlignment w:val="baseline"/>
               <w:rPr>
-                <w:rFonts w:ascii="宋体" w:eastAsia="宋体" w:hAnsi="宋体" w:cs="宋体"/>
+                <w:rFonts w:ascii="宋体" w:hAnsi="宋体" w:eastAsia="宋体" w:cs="宋体"/>
                 <w:sz w:val="24"/>
                 <w:szCs w:val="24"/>
               </w:rPr>
             </w:pPr>
             <w:r>
               <w:rPr>
-                <w:rFonts w:ascii="宋体" w:eastAsia="宋体" w:hAnsi="宋体" w:cs="宋体"/>
+                <w:rFonts w:ascii="宋体" w:hAnsi="宋体" w:eastAsia="宋体" w:cs="宋体"/>
                 <w:b/>
                 <w:bCs/>
                 <w:spacing w:val="-5"/>
@@ -816,7 +821,7 @@
             <w:tcW w:w="2155" w:type="dxa"/>
             <w:gridSpan w:val="2"/>
             <w:tcBorders>
-              <w:top w:val="single" w:sz="10" w:space="0" w:color="000000"/>
+              <w:top w:val="single" w:color="000000" w:sz="10" w:space="0"/>
             </w:tcBorders>
             <w:shd w:val="clear" w:color="auto" w:fill="D9D9D9"/>
           </w:tcPr>
@@ -839,14 +844,14 @@
               <w:ind w:left="528"/>
               <w:textAlignment w:val="baseline"/>
               <w:rPr>
-                <w:rFonts w:ascii="宋体" w:eastAsia="宋体" w:hAnsi="宋体" w:cs="宋体"/>
+                <w:rFonts w:ascii="宋体" w:hAnsi="宋体" w:eastAsia="宋体" w:cs="宋体"/>
                 <w:sz w:val="24"/>
                 <w:szCs w:val="24"/>
               </w:rPr>
             </w:pPr>
             <w:r>
               <w:rPr>
-                <w:rFonts w:ascii="宋体" w:eastAsia="宋体" w:hAnsi="宋体" w:cs="宋体"/>
+                <w:rFonts w:ascii="宋体" w:hAnsi="宋体" w:eastAsia="宋体" w:cs="宋体"/>
                 <w:b/>
                 <w:bCs/>
                 <w:spacing w:val="-4"/>
@@ -862,7 +867,7 @@
             <w:tcW w:w="2334" w:type="dxa"/>
             <w:gridSpan w:val="2"/>
             <w:tcBorders>
-              <w:top w:val="single" w:sz="10" w:space="0" w:color="000000"/>
+              <w:top w:val="single" w:color="000000" w:sz="10" w:space="0"/>
             </w:tcBorders>
             <w:shd w:val="clear" w:color="auto" w:fill="D9D9D9"/>
           </w:tcPr>
@@ -885,14 +890,14 @@
               <w:ind w:left="927"/>
               <w:textAlignment w:val="baseline"/>
               <w:rPr>
-                <w:rFonts w:ascii="宋体" w:eastAsia="宋体" w:hAnsi="宋体" w:cs="宋体"/>
+                <w:rFonts w:ascii="宋体" w:hAnsi="宋体" w:eastAsia="宋体" w:cs="宋体"/>
                 <w:sz w:val="24"/>
                 <w:szCs w:val="24"/>
               </w:rPr>
             </w:pPr>
             <w:r>
               <w:rPr>
-                <w:rFonts w:ascii="宋体" w:eastAsia="宋体" w:hAnsi="宋体" w:cs="宋体"/>
+                <w:rFonts w:ascii="宋体" w:hAnsi="宋体" w:eastAsia="宋体" w:cs="宋体"/>
                 <w:b/>
                 <w:bCs/>
                 <w:spacing w:val="-6"/>
@@ -908,7 +913,7 @@
             <w:tcW w:w="2288" w:type="dxa"/>
             <w:gridSpan w:val="2"/>
             <w:tcBorders>
-              <w:top w:val="single" w:sz="10" w:space="0" w:color="000000"/>
+              <w:top w:val="single" w:color="000000" w:sz="10" w:space="0"/>
             </w:tcBorders>
             <w:shd w:val="clear" w:color="auto" w:fill="D9D9D9"/>
           </w:tcPr>
@@ -931,14 +936,14 @@
               <w:ind w:left="911"/>
               <w:textAlignment w:val="baseline"/>
               <w:rPr>
-                <w:rFonts w:ascii="宋体" w:eastAsia="宋体" w:hAnsi="宋体" w:cs="宋体"/>
+                <w:rFonts w:ascii="宋体" w:hAnsi="宋体" w:eastAsia="宋体" w:cs="宋体"/>
                 <w:sz w:val="24"/>
                 <w:szCs w:val="24"/>
               </w:rPr>
             </w:pPr>
             <w:r>
               <w:rPr>
-                <w:rFonts w:ascii="宋体" w:eastAsia="宋体" w:hAnsi="宋体" w:cs="宋体"/>
+                <w:rFonts w:ascii="宋体" w:hAnsi="宋体" w:eastAsia="宋体" w:cs="宋体"/>
                 <w:b/>
                 <w:bCs/>
                 <w:spacing w:val="-6"/>
@@ -954,9 +959,9 @@
             <w:tcW w:w="1383" w:type="dxa"/>
             <w:vMerge w:val="restart"/>
             <w:tcBorders>
-              <w:top w:val="single" w:sz="10" w:space="0" w:color="000000"/>
+              <w:top w:val="single" w:color="000000" w:sz="10" w:space="0"/>
               <w:bottom w:val="nil"/>
-              <w:right w:val="single" w:sz="10" w:space="0" w:color="000000"/>
+              <w:right w:val="single" w:color="000000" w:sz="10" w:space="0"/>
             </w:tcBorders>
             <w:shd w:val="clear" w:color="auto" w:fill="D9D9D9"/>
           </w:tcPr>
@@ -1002,14 +1007,14 @@
               <w:ind w:left="217"/>
               <w:textAlignment w:val="baseline"/>
               <w:rPr>
-                <w:rFonts w:ascii="宋体" w:eastAsia="宋体" w:hAnsi="宋体" w:cs="宋体"/>
+                <w:rFonts w:ascii="宋体" w:hAnsi="宋体" w:eastAsia="宋体" w:cs="宋体"/>
                 <w:sz w:val="24"/>
                 <w:szCs w:val="24"/>
               </w:rPr>
             </w:pPr>
             <w:r>
               <w:rPr>
-                <w:rFonts w:ascii="宋体" w:eastAsia="宋体" w:hAnsi="宋体" w:cs="宋体"/>
+                <w:rFonts w:ascii="宋体" w:hAnsi="宋体" w:eastAsia="宋体" w:cs="宋体"/>
                 <w:b/>
                 <w:bCs/>
                 <w:spacing w:val="-5"/>
@@ -1023,9 +1028,14 @@
       </w:tr>
       <w:tr>
         <w:tblPrEx>
-          <w:tblW w:w="9005" w:type="dxa"/>
-          <w:tblInd w:w="34" w:type="dxa"/>
-          <w:tblLayout w:type="fixed"/>
+          <w:tblBorders>
+            <w:top w:val="single" w:color="000000" w:sz="6" w:space="0"/>
+            <w:left w:val="single" w:color="000000" w:sz="6" w:space="0"/>
+            <w:bottom w:val="single" w:color="000000" w:sz="6" w:space="0"/>
+            <w:right w:val="single" w:color="000000" w:sz="6" w:space="0"/>
+            <w:insideH w:val="single" w:color="000000" w:sz="6" w:space="0"/>
+            <w:insideV w:val="single" w:color="000000" w:sz="6" w:space="0"/>
+          </w:tblBorders>
           <w:tblCellMar>
             <w:top w:w="0" w:type="dxa"/>
             <w:left w:w="0" w:type="dxa"/>
@@ -1034,15 +1044,15 @@
           </w:tblCellMar>
         </w:tblPrEx>
         <w:trPr>
-          <w:trHeight w:val="479"/>
+          <w:trHeight w:val="479" w:hRule="atLeast"/>
         </w:trPr>
         <w:tc>
           <w:tcPr>
             <w:tcW w:w="845" w:type="dxa"/>
-            <w:vMerge/>
+            <w:vMerge w:val="continue"/>
             <w:tcBorders>
               <w:top w:val="nil"/>
-              <w:left w:val="single" w:sz="10" w:space="0" w:color="000000"/>
+              <w:left w:val="single" w:color="000000" w:sz="10" w:space="0"/>
             </w:tcBorders>
           </w:tcPr>
           <w:p>
@@ -1092,14 +1102,14 @@
               <w:ind w:left="191"/>
               <w:textAlignment w:val="baseline"/>
               <w:rPr>
-                <w:rFonts w:ascii="宋体" w:eastAsia="宋体" w:hAnsi="宋体" w:cs="宋体"/>
+                <w:rFonts w:ascii="宋体" w:hAnsi="宋体" w:eastAsia="宋体" w:cs="宋体"/>
                 <w:sz w:val="24"/>
                 <w:szCs w:val="24"/>
               </w:rPr>
             </w:pPr>
             <w:r>
               <w:rPr>
-                <w:rFonts w:ascii="宋体" w:eastAsia="宋体" w:hAnsi="宋体" w:cs="宋体"/>
+                <w:rFonts w:ascii="宋体" w:hAnsi="宋体" w:eastAsia="宋体" w:cs="宋体"/>
                 <w:b/>
                 <w:bCs/>
                 <w:spacing w:val="-5"/>
@@ -1134,14 +1144,14 @@
               <w:ind w:left="430"/>
               <w:textAlignment w:val="baseline"/>
               <w:rPr>
-                <w:rFonts w:ascii="宋体" w:eastAsia="宋体" w:hAnsi="宋体" w:cs="宋体"/>
+                <w:rFonts w:ascii="宋体" w:hAnsi="宋体" w:eastAsia="宋体" w:cs="宋体"/>
                 <w:sz w:val="24"/>
                 <w:szCs w:val="24"/>
               </w:rPr>
             </w:pPr>
             <w:r>
               <w:rPr>
-                <w:rFonts w:ascii="宋体" w:eastAsia="宋体" w:hAnsi="宋体" w:cs="宋体"/>
+                <w:rFonts w:ascii="宋体" w:hAnsi="宋体" w:eastAsia="宋体" w:cs="宋体"/>
                 <w:b/>
                 <w:bCs/>
                 <w:spacing w:val="-15"/>
@@ -1176,14 +1186,14 @@
               <w:ind w:left="244"/>
               <w:textAlignment w:val="baseline"/>
               <w:rPr>
-                <w:rFonts w:ascii="宋体" w:eastAsia="宋体" w:hAnsi="宋体" w:cs="宋体"/>
+                <w:rFonts w:ascii="宋体" w:hAnsi="宋体" w:eastAsia="宋体" w:cs="宋体"/>
                 <w:sz w:val="24"/>
                 <w:szCs w:val="24"/>
               </w:rPr>
             </w:pPr>
             <w:r>
               <w:rPr>
-                <w:rFonts w:ascii="宋体" w:eastAsia="宋体" w:hAnsi="宋体" w:cs="宋体"/>
+                <w:rFonts w:ascii="宋体" w:hAnsi="宋体" w:eastAsia="宋体" w:cs="宋体"/>
                 <w:b/>
                 <w:bCs/>
                 <w:spacing w:val="-8"/>
@@ -1218,14 +1228,14 @@
               <w:ind w:left="487"/>
               <w:textAlignment w:val="baseline"/>
               <w:rPr>
-                <w:rFonts w:ascii="宋体" w:eastAsia="宋体" w:hAnsi="宋体" w:cs="宋体"/>
+                <w:rFonts w:ascii="宋体" w:hAnsi="宋体" w:eastAsia="宋体" w:cs="宋体"/>
                 <w:sz w:val="24"/>
                 <w:szCs w:val="24"/>
               </w:rPr>
             </w:pPr>
             <w:r>
               <w:rPr>
-                <w:rFonts w:ascii="宋体" w:eastAsia="宋体" w:hAnsi="宋体" w:cs="宋体"/>
+                <w:rFonts w:ascii="宋体" w:hAnsi="宋体" w:eastAsia="宋体" w:cs="宋体"/>
                 <w:b/>
                 <w:bCs/>
                 <w:spacing w:val="-15"/>
@@ -1260,14 +1270,14 @@
               <w:ind w:left="268"/>
               <w:textAlignment w:val="baseline"/>
               <w:rPr>
-                <w:rFonts w:ascii="宋体" w:eastAsia="宋体" w:hAnsi="宋体" w:cs="宋体"/>
+                <w:rFonts w:ascii="宋体" w:hAnsi="宋体" w:eastAsia="宋体" w:cs="宋体"/>
                 <w:sz w:val="24"/>
                 <w:szCs w:val="24"/>
               </w:rPr>
             </w:pPr>
             <w:r>
               <w:rPr>
-                <w:rFonts w:ascii="宋体" w:eastAsia="宋体" w:hAnsi="宋体" w:cs="宋体"/>
+                <w:rFonts w:ascii="宋体" w:hAnsi="宋体" w:eastAsia="宋体" w:cs="宋体"/>
                 <w:b/>
                 <w:bCs/>
                 <w:spacing w:val="-5"/>
@@ -1302,14 +1312,14 @@
               <w:ind w:left="441"/>
               <w:textAlignment w:val="baseline"/>
               <w:rPr>
-                <w:rFonts w:ascii="宋体" w:eastAsia="宋体" w:hAnsi="宋体" w:cs="宋体"/>
+                <w:rFonts w:ascii="宋体" w:hAnsi="宋体" w:eastAsia="宋体" w:cs="宋体"/>
                 <w:sz w:val="24"/>
                 <w:szCs w:val="24"/>
               </w:rPr>
             </w:pPr>
             <w:r>
               <w:rPr>
-                <w:rFonts w:ascii="宋体" w:eastAsia="宋体" w:hAnsi="宋体" w:cs="宋体"/>
+                <w:rFonts w:ascii="宋体" w:hAnsi="宋体" w:eastAsia="宋体" w:cs="宋体"/>
                 <w:b/>
                 <w:bCs/>
                 <w:spacing w:val="-15"/>
@@ -1323,10 +1333,10 @@
         <w:tc>
           <w:tcPr>
             <w:tcW w:w="1383" w:type="dxa"/>
-            <w:vMerge/>
+            <w:vMerge w:val="continue"/>
             <w:tcBorders>
               <w:top w:val="nil"/>
-              <w:right w:val="single" w:sz="10" w:space="0" w:color="000000"/>
+              <w:right w:val="single" w:color="000000" w:sz="10" w:space="0"/>
             </w:tcBorders>
           </w:tcPr>
           <w:p>
@@ -1355,9 +1365,14 @@
       </w:tr>
       <w:tr>
         <w:tblPrEx>
-          <w:tblW w:w="9005" w:type="dxa"/>
-          <w:tblInd w:w="34" w:type="dxa"/>
-          <w:tblLayout w:type="fixed"/>
+          <w:tblBorders>
+            <w:top w:val="single" w:color="000000" w:sz="6" w:space="0"/>
+            <w:left w:val="single" w:color="000000" w:sz="6" w:space="0"/>
+            <w:bottom w:val="single" w:color="000000" w:sz="6" w:space="0"/>
+            <w:right w:val="single" w:color="000000" w:sz="6" w:space="0"/>
+            <w:insideH w:val="single" w:color="000000" w:sz="6" w:space="0"/>
+            <w:insideV w:val="single" w:color="000000" w:sz="6" w:space="0"/>
+          </w:tblBorders>
           <w:tblCellMar>
             <w:top w:w="0" w:type="dxa"/>
             <w:left w:w="0" w:type="dxa"/>
@@ -1366,18 +1381,18 @@
           </w:tblCellMar>
         </w:tblPrEx>
         <w:trPr>
-          <w:trHeight w:val="651"/>
+          <w:trHeight w:val="651" w:hRule="atLeast"/>
         </w:trPr>
         <w:tc>
           <w:tcPr>
             <w:tcW w:w="845" w:type="dxa"/>
             <w:tcBorders>
-              <w:left w:val="single" w:sz="10" w:space="0" w:color="000000"/>
+              <w:left w:val="single" w:color="000000" w:sz="10" w:space="0"/>
             </w:tcBorders>
           </w:tcPr>
           <w:p>
             <w:pPr>
-              <w:pStyle w:val="TableText"/>
+              <w:pStyle w:val="28"/>
               <w:keepNext w:val="0"/>
               <w:keepLines w:val="0"/>
               <w:pageBreakBefore w:val="0"/>
@@ -1409,7 +1424,7 @@
           </w:tcPr>
           <w:p>
             <w:pPr>
-              <w:pStyle w:val="TableText"/>
+              <w:pStyle w:val="28"/>
               <w:keepNext w:val="0"/>
               <w:keepLines w:val="0"/>
               <w:pageBreakBefore w:val="0"/>
@@ -1441,7 +1456,7 @@
           </w:tcPr>
           <w:p>
             <w:pPr>
-              <w:pStyle w:val="TableText"/>
+              <w:pStyle w:val="28"/>
               <w:keepNext w:val="0"/>
               <w:keepLines w:val="0"/>
               <w:pageBreakBefore w:val="0"/>
@@ -1473,7 +1488,7 @@
           </w:tcPr>
           <w:p>
             <w:pPr>
-              <w:pStyle w:val="TableText"/>
+              <w:pStyle w:val="28"/>
               <w:keepNext w:val="0"/>
               <w:keepLines w:val="0"/>
               <w:pageBreakBefore w:val="0"/>
@@ -1505,7 +1520,7 @@
           </w:tcPr>
           <w:p>
             <w:pPr>
-              <w:pStyle w:val="TableText"/>
+              <w:pStyle w:val="28"/>
               <w:keepNext w:val="0"/>
               <w:keepLines w:val="0"/>
               <w:pageBreakBefore w:val="0"/>
@@ -1537,7 +1552,7 @@
           </w:tcPr>
           <w:p>
             <w:pPr>
-              <w:pStyle w:val="TableText"/>
+              <w:pStyle w:val="28"/>
               <w:keepNext w:val="0"/>
               <w:keepLines w:val="0"/>
               <w:pageBreakBefore w:val="0"/>
@@ -1569,7 +1584,7 @@
           </w:tcPr>
           <w:p>
             <w:pPr>
-              <w:pStyle w:val="TableText"/>
+              <w:pStyle w:val="28"/>
               <w:keepNext w:val="0"/>
               <w:keepLines w:val="0"/>
               <w:pageBreakBefore w:val="0"/>
@@ -1599,12 +1614,12 @@
           <w:tcPr>
             <w:tcW w:w="1383" w:type="dxa"/>
             <w:tcBorders>
-              <w:right w:val="single" w:sz="10" w:space="0" w:color="000000"/>
+              <w:right w:val="single" w:color="000000" w:sz="10" w:space="0"/>
             </w:tcBorders>
           </w:tcPr>
           <w:p>
             <w:pPr>
-              <w:pStyle w:val="TableText"/>
+              <w:pStyle w:val="28"/>
               <w:keepNext w:val="0"/>
               <w:keepLines w:val="0"/>
               <w:pageBreakBefore w:val="0"/>
@@ -1633,9 +1648,14 @@
       </w:tr>
       <w:tr>
         <w:tblPrEx>
-          <w:tblW w:w="9005" w:type="dxa"/>
-          <w:tblInd w:w="34" w:type="dxa"/>
-          <w:tblLayout w:type="fixed"/>
+          <w:tblBorders>
+            <w:top w:val="single" w:color="000000" w:sz="6" w:space="0"/>
+            <w:left w:val="single" w:color="000000" w:sz="6" w:space="0"/>
+            <w:bottom w:val="single" w:color="000000" w:sz="6" w:space="0"/>
+            <w:right w:val="single" w:color="000000" w:sz="6" w:space="0"/>
+            <w:insideH w:val="single" w:color="000000" w:sz="6" w:space="0"/>
+            <w:insideV w:val="single" w:color="000000" w:sz="6" w:space="0"/>
+          </w:tblBorders>
           <w:tblCellMar>
             <w:top w:w="0" w:type="dxa"/>
             <w:left w:w="0" w:type="dxa"/>
@@ -1644,18 +1664,18 @@
           </w:tblCellMar>
         </w:tblPrEx>
         <w:trPr>
-          <w:trHeight w:val="485"/>
+          <w:trHeight w:val="485" w:hRule="atLeast"/>
         </w:trPr>
         <w:tc>
           <w:tcPr>
             <w:tcW w:w="845" w:type="dxa"/>
             <w:tcBorders>
-              <w:left w:val="single" w:sz="10" w:space="0" w:color="000000"/>
+              <w:left w:val="single" w:color="000000" w:sz="10" w:space="0"/>
             </w:tcBorders>
           </w:tcPr>
           <w:p>
             <w:pPr>
-              <w:pStyle w:val="TableText"/>
+              <w:pStyle w:val="28"/>
               <w:keepNext w:val="0"/>
               <w:keepLines w:val="0"/>
               <w:pageBreakBefore w:val="0"/>
@@ -1681,7 +1701,7 @@
           </w:tcPr>
           <w:p>
             <w:pPr>
-              <w:pStyle w:val="TableText"/>
+              <w:pStyle w:val="28"/>
               <w:keepNext w:val="0"/>
               <w:keepLines w:val="0"/>
               <w:pageBreakBefore w:val="0"/>
@@ -1707,7 +1727,7 @@
           </w:tcPr>
           <w:p>
             <w:pPr>
-              <w:pStyle w:val="TableText"/>
+              <w:pStyle w:val="28"/>
               <w:keepNext w:val="0"/>
               <w:keepLines w:val="0"/>
               <w:pageBreakBefore w:val="0"/>
@@ -1733,7 +1753,7 @@
           </w:tcPr>
           <w:p>
             <w:pPr>
-              <w:pStyle w:val="TableText"/>
+              <w:pStyle w:val="28"/>
               <w:keepNext w:val="0"/>
               <w:keepLines w:val="0"/>
               <w:pageBreakBefore w:val="0"/>
@@ -1759,7 +1779,7 @@
           </w:tcPr>
           <w:p>
             <w:pPr>
-              <w:pStyle w:val="TableText"/>
+              <w:pStyle w:val="28"/>
               <w:keepNext w:val="0"/>
               <w:keepLines w:val="0"/>
               <w:pageBreakBefore w:val="0"/>
@@ -1785,7 +1805,7 @@
           </w:tcPr>
           <w:p>
             <w:pPr>
-              <w:pStyle w:val="TableText"/>
+              <w:pStyle w:val="28"/>
               <w:keepNext w:val="0"/>
               <w:keepLines w:val="0"/>
               <w:pageBreakBefore w:val="0"/>
@@ -1811,7 +1831,7 @@
           </w:tcPr>
           <w:p>
             <w:pPr>
-              <w:pStyle w:val="TableText"/>
+              <w:pStyle w:val="28"/>
               <w:keepNext w:val="0"/>
               <w:keepLines w:val="0"/>
               <w:pageBreakBefore w:val="0"/>
@@ -1835,12 +1855,12 @@
           <w:tcPr>
             <w:tcW w:w="1383" w:type="dxa"/>
             <w:tcBorders>
-              <w:right w:val="single" w:sz="10" w:space="0" w:color="000000"/>
+              <w:right w:val="single" w:color="000000" w:sz="10" w:space="0"/>
             </w:tcBorders>
           </w:tcPr>
           <w:p>
             <w:pPr>
-              <w:pStyle w:val="TableText"/>
+              <w:pStyle w:val="28"/>
               <w:keepNext w:val="0"/>
               <w:keepLines w:val="0"/>
               <w:pageBreakBefore w:val="0"/>
@@ -1863,9 +1883,14 @@
       </w:tr>
       <w:tr>
         <w:tblPrEx>
-          <w:tblW w:w="9005" w:type="dxa"/>
-          <w:tblInd w:w="34" w:type="dxa"/>
-          <w:tblLayout w:type="fixed"/>
+          <w:tblBorders>
+            <w:top w:val="single" w:color="000000" w:sz="6" w:space="0"/>
+            <w:left w:val="single" w:color="000000" w:sz="6" w:space="0"/>
+            <w:bottom w:val="single" w:color="000000" w:sz="6" w:space="0"/>
+            <w:right w:val="single" w:color="000000" w:sz="6" w:space="0"/>
+            <w:insideH w:val="single" w:color="000000" w:sz="6" w:space="0"/>
+            <w:insideV w:val="single" w:color="000000" w:sz="6" w:space="0"/>
+          </w:tblBorders>
           <w:tblCellMar>
             <w:top w:w="0" w:type="dxa"/>
             <w:left w:w="0" w:type="dxa"/>
@@ -1874,19 +1899,19 @@
           </w:tblCellMar>
         </w:tblPrEx>
         <w:trPr>
-          <w:trHeight w:val="503"/>
+          <w:trHeight w:val="503" w:hRule="atLeast"/>
         </w:trPr>
         <w:tc>
           <w:tcPr>
             <w:tcW w:w="845" w:type="dxa"/>
             <w:tcBorders>
-              <w:left w:val="single" w:sz="10" w:space="0" w:color="000000"/>
-              <w:bottom w:val="single" w:sz="10" w:space="0" w:color="000000"/>
+              <w:left w:val="single" w:color="000000" w:sz="10" w:space="0"/>
+              <w:bottom w:val="single" w:color="000000" w:sz="10" w:space="0"/>
             </w:tcBorders>
           </w:tcPr>
           <w:p>
             <w:pPr>
-              <w:pStyle w:val="TableText"/>
+              <w:pStyle w:val="28"/>
               <w:keepNext w:val="0"/>
               <w:keepLines w:val="0"/>
               <w:pageBreakBefore w:val="0"/>
@@ -1910,12 +1935,12 @@
           <w:tcPr>
             <w:tcW w:w="881" w:type="dxa"/>
             <w:tcBorders>
-              <w:bottom w:val="single" w:sz="10" w:space="0" w:color="000000"/>
+              <w:bottom w:val="single" w:color="000000" w:sz="10" w:space="0"/>
             </w:tcBorders>
           </w:tcPr>
           <w:p>
             <w:pPr>
-              <w:pStyle w:val="TableText"/>
+              <w:pStyle w:val="28"/>
               <w:keepNext w:val="0"/>
               <w:keepLines w:val="0"/>
               <w:pageBreakBefore w:val="0"/>
@@ -1939,12 +1964,12 @@
           <w:tcPr>
             <w:tcW w:w="1274" w:type="dxa"/>
             <w:tcBorders>
-              <w:bottom w:val="single" w:sz="10" w:space="0" w:color="000000"/>
+              <w:bottom w:val="single" w:color="000000" w:sz="10" w:space="0"/>
             </w:tcBorders>
           </w:tcPr>
           <w:p>
             <w:pPr>
-              <w:pStyle w:val="TableText"/>
+              <w:pStyle w:val="28"/>
               <w:keepNext w:val="0"/>
               <w:keepLines w:val="0"/>
               <w:pageBreakBefore w:val="0"/>
@@ -1968,12 +1993,12 @@
           <w:tcPr>
             <w:tcW w:w="957" w:type="dxa"/>
             <w:tcBorders>
-              <w:bottom w:val="single" w:sz="10" w:space="0" w:color="000000"/>
+              <w:bottom w:val="single" w:color="000000" w:sz="10" w:space="0"/>
             </w:tcBorders>
           </w:tcPr>
           <w:p>
             <w:pPr>
-              <w:pStyle w:val="TableText"/>
+              <w:pStyle w:val="28"/>
               <w:keepNext w:val="0"/>
               <w:keepLines w:val="0"/>
               <w:pageBreakBefore w:val="0"/>
@@ -1997,12 +2022,12 @@
           <w:tcPr>
             <w:tcW w:w="1377" w:type="dxa"/>
             <w:tcBorders>
-              <w:bottom w:val="single" w:sz="10" w:space="0" w:color="000000"/>
+              <w:bottom w:val="single" w:color="000000" w:sz="10" w:space="0"/>
             </w:tcBorders>
           </w:tcPr>
           <w:p>
             <w:pPr>
-              <w:pStyle w:val="TableText"/>
+              <w:pStyle w:val="28"/>
               <w:keepNext w:val="0"/>
               <w:keepLines w:val="0"/>
               <w:pageBreakBefore w:val="0"/>
@@ -2026,12 +2051,12 @@
           <w:tcPr>
             <w:tcW w:w="1017" w:type="dxa"/>
             <w:tcBorders>
-              <w:bottom w:val="single" w:sz="10" w:space="0" w:color="000000"/>
+              <w:bottom w:val="single" w:color="000000" w:sz="10" w:space="0"/>
             </w:tcBorders>
           </w:tcPr>
           <w:p>
             <w:pPr>
-              <w:pStyle w:val="TableText"/>
+              <w:pStyle w:val="28"/>
               <w:keepNext w:val="0"/>
               <w:keepLines w:val="0"/>
               <w:pageBreakBefore w:val="0"/>
@@ -2055,12 +2080,12 @@
           <w:tcPr>
             <w:tcW w:w="1271" w:type="dxa"/>
             <w:tcBorders>
-              <w:bottom w:val="single" w:sz="10" w:space="0" w:color="000000"/>
+              <w:bottom w:val="single" w:color="000000" w:sz="10" w:space="0"/>
             </w:tcBorders>
           </w:tcPr>
           <w:p>
             <w:pPr>
-              <w:pStyle w:val="TableText"/>
+              <w:pStyle w:val="28"/>
               <w:keepNext w:val="0"/>
               <w:keepLines w:val="0"/>
               <w:pageBreakBefore w:val="0"/>
@@ -2084,13 +2109,13 @@
           <w:tcPr>
             <w:tcW w:w="1383" w:type="dxa"/>
             <w:tcBorders>
-              <w:bottom w:val="single" w:sz="10" w:space="0" w:color="000000"/>
-              <w:right w:val="single" w:sz="10" w:space="0" w:color="000000"/>
+              <w:bottom w:val="single" w:color="000000" w:sz="10" w:space="0"/>
+              <w:right w:val="single" w:color="000000" w:sz="10" w:space="0"/>
             </w:tcBorders>
           </w:tcPr>
           <w:p>
             <w:pPr>
-              <w:pStyle w:val="TableText"/>
+              <w:pStyle w:val="28"/>
               <w:keepNext w:val="0"/>
               <w:keepLines w:val="0"/>
               <w:pageBreakBefore w:val="0"/>
@@ -2144,7 +2169,7 @@
     <w:sdt>
       <w:sdtPr>
         <w:rPr>
-          <w:rFonts w:ascii="宋体" w:eastAsia="宋体" w:hAnsi="宋体" w:cs="Arial"/>
+          <w:rFonts w:ascii="宋体" w:hAnsi="宋体" w:eastAsia="宋体" w:cs="Arial"/>
           <w:snapToGrid w:val="0"/>
           <w:color w:val="000000"/>
           <w:kern w:val="0"/>
@@ -2160,7 +2185,7 @@
       </w:sdtPr>
       <w:sdtEndPr>
         <w:rPr>
-          <w:rFonts w:ascii="宋体" w:eastAsia="宋体" w:hAnsi="宋体" w:cs="Arial"/>
+          <w:rFonts w:ascii="宋体" w:hAnsi="宋体" w:eastAsia="宋体" w:cs="Arial"/>
           <w:snapToGrid w:val="0"/>
           <w:color w:val="000000"/>
           <w:kern w:val="0"/>
@@ -2173,13 +2198,13 @@
         <w:p>
           <w:pPr>
             <w:spacing w:before="0" w:beforeLines="0" w:after="0" w:afterLines="0" w:line="240" w:lineRule="auto"/>
-            <w:ind w:left="0" w:right="0" w:firstLine="0" w:leftChars="0" w:rightChars="0" w:firstLineChars="0"/>
+            <w:ind w:left="0" w:leftChars="0" w:right="0" w:rightChars="0" w:firstLine="0" w:firstLineChars="0"/>
             <w:jc w:val="center"/>
           </w:pPr>
-          <w:bookmarkStart w:id="5" w:name="heading_2"/>
+          <w:bookmarkStart w:id="4" w:name="heading_2"/>
           <w:r>
             <w:rPr>
-              <w:rFonts w:ascii="宋体" w:eastAsia="宋体" w:hAnsi="宋体"/>
+              <w:rFonts w:ascii="宋体" w:hAnsi="宋体" w:eastAsia="宋体"/>
               <w:sz w:val="21"/>
             </w:rPr>
             <w:t>目录</w:t>
@@ -2187,7 +2212,7 @@
         </w:p>
         <w:p>
           <w:pPr>
-            <w:pStyle w:val="TOC1"/>
+            <w:pStyle w:val="16"/>
             <w:tabs>
               <w:tab w:val="right" w:leader="dot" w:pos="8306"/>
             </w:tabs>
@@ -2241,7 +2266,7 @@
         </w:p>
         <w:p>
           <w:pPr>
-            <w:pStyle w:val="TOC1"/>
+            <w:pStyle w:val="16"/>
             <w:tabs>
               <w:tab w:val="right" w:leader="dot" w:pos="8306"/>
             </w:tabs>
@@ -2286,7 +2311,7 @@
         </w:p>
         <w:p>
           <w:pPr>
-            <w:pStyle w:val="TOC1"/>
+            <w:pStyle w:val="16"/>
             <w:tabs>
               <w:tab w:val="right" w:leader="dot" w:pos="8306"/>
             </w:tabs>
@@ -2331,7 +2356,7 @@
         </w:p>
         <w:p>
           <w:pPr>
-            <w:pStyle w:val="TOC1"/>
+            <w:pStyle w:val="16"/>
             <w:tabs>
               <w:tab w:val="right" w:leader="dot" w:pos="8306"/>
             </w:tabs>
@@ -2347,7 +2372,7 @@
           </w:r>
           <w:r>
             <w:rPr>
-              <w:rFonts w:ascii="宋体" w:eastAsia="宋体" w:hAnsi="宋体" w:cs="宋体"/>
+              <w:rFonts w:ascii="宋体" w:hAnsi="宋体" w:eastAsia="宋体" w:cs="宋体"/>
               <w:bCs/>
               <w:spacing w:val="-4"/>
               <w:szCs w:val="30"/>
@@ -2378,7 +2403,7 @@
         </w:p>
         <w:p>
           <w:pPr>
-            <w:pStyle w:val="TOC1"/>
+            <w:pStyle w:val="16"/>
             <w:tabs>
               <w:tab w:val="right" w:leader="dot" w:pos="8306"/>
             </w:tabs>
@@ -2425,7 +2450,7 @@
         </w:p>
         <w:p>
           <w:pPr>
-            <w:pStyle w:val="TOC1"/>
+            <w:pStyle w:val="16"/>
             <w:tabs>
               <w:tab w:val="right" w:leader="dot" w:pos="8306"/>
             </w:tabs>
@@ -2472,7 +2497,7 @@
         </w:p>
         <w:p>
           <w:pPr>
-            <w:pStyle w:val="TOC1"/>
+            <w:pStyle w:val="16"/>
             <w:tabs>
               <w:tab w:val="right" w:leader="dot" w:pos="8306"/>
             </w:tabs>
@@ -2519,7 +2544,7 @@
         </w:p>
         <w:p>
           <w:pPr>
-            <w:pStyle w:val="TOC2"/>
+            <w:pStyle w:val="17"/>
             <w:tabs>
               <w:tab w:val="right" w:leader="dot" w:pos="8306"/>
             </w:tabs>
@@ -2571,7 +2596,7 @@
         </w:p>
         <w:p>
           <w:pPr>
-            <w:pStyle w:val="TOC2"/>
+            <w:pStyle w:val="17"/>
             <w:tabs>
               <w:tab w:val="right" w:leader="dot" w:pos="8306"/>
             </w:tabs>
@@ -2623,7 +2648,7 @@
         </w:p>
         <w:p>
           <w:pPr>
-            <w:pStyle w:val="TOC1"/>
+            <w:pStyle w:val="16"/>
             <w:tabs>
               <w:tab w:val="right" w:leader="dot" w:pos="8306"/>
             </w:tabs>
@@ -2670,7 +2695,7 @@
         </w:p>
         <w:p>
           <w:pPr>
-            <w:pStyle w:val="TOC1"/>
+            <w:pStyle w:val="16"/>
             <w:tabs>
               <w:tab w:val="right" w:leader="dot" w:pos="8306"/>
             </w:tabs>
@@ -2717,7 +2742,7 @@
         </w:p>
         <w:p>
           <w:pPr>
-            <w:pStyle w:val="TOC2"/>
+            <w:pStyle w:val="17"/>
             <w:tabs>
               <w:tab w:val="right" w:leader="dot" w:pos="8306"/>
             </w:tabs>
@@ -2764,7 +2789,7 @@
         </w:p>
         <w:p>
           <w:pPr>
-            <w:pStyle w:val="TOC2"/>
+            <w:pStyle w:val="17"/>
             <w:tabs>
               <w:tab w:val="right" w:leader="dot" w:pos="8306"/>
             </w:tabs>
@@ -2811,7 +2836,7 @@
         </w:p>
         <w:p>
           <w:pPr>
-            <w:pStyle w:val="TOC2"/>
+            <w:pStyle w:val="17"/>
             <w:tabs>
               <w:tab w:val="right" w:leader="dot" w:pos="8306"/>
             </w:tabs>
@@ -2858,7 +2883,7 @@
         </w:p>
         <w:p>
           <w:pPr>
-            <w:pStyle w:val="TOC2"/>
+            <w:pStyle w:val="17"/>
             <w:tabs>
               <w:tab w:val="right" w:leader="dot" w:pos="8306"/>
             </w:tabs>
@@ -2905,7 +2930,7 @@
         </w:p>
         <w:p>
           <w:pPr>
-            <w:pStyle w:val="TOC2"/>
+            <w:pStyle w:val="17"/>
             <w:tabs>
               <w:tab w:val="right" w:leader="dot" w:pos="8306"/>
             </w:tabs>
@@ -2952,7 +2977,7 @@
         </w:p>
         <w:p>
           <w:pPr>
-            <w:pStyle w:val="TOC2"/>
+            <w:pStyle w:val="17"/>
             <w:tabs>
               <w:tab w:val="right" w:leader="dot" w:pos="8306"/>
             </w:tabs>
@@ -2999,7 +3024,7 @@
         </w:p>
         <w:p>
           <w:pPr>
-            <w:pStyle w:val="TOC1"/>
+            <w:pStyle w:val="16"/>
             <w:tabs>
               <w:tab w:val="right" w:leader="dot" w:pos="8306"/>
             </w:tabs>
@@ -3053,7 +3078,7 @@
         </w:p>
         <w:p>
           <w:pPr>
-            <w:pStyle w:val="TOC1"/>
+            <w:pStyle w:val="16"/>
             <w:tabs>
               <w:tab w:val="right" w:leader="dot" w:pos="8306"/>
             </w:tabs>
@@ -3100,7 +3125,7 @@
         </w:p>
         <w:p>
           <w:pPr>
-            <w:pStyle w:val="TOC1"/>
+            <w:pStyle w:val="16"/>
             <w:tabs>
               <w:tab w:val="right" w:leader="dot" w:pos="8306"/>
             </w:tabs>
@@ -3147,7 +3172,7 @@
         </w:p>
         <w:p>
           <w:pPr>
-            <w:pStyle w:val="TOC2"/>
+            <w:pStyle w:val="17"/>
             <w:tabs>
               <w:tab w:val="right" w:leader="dot" w:pos="8306"/>
             </w:tabs>
@@ -3194,7 +3219,7 @@
         </w:p>
         <w:p>
           <w:pPr>
-            <w:pStyle w:val="TOC2"/>
+            <w:pStyle w:val="17"/>
             <w:tabs>
               <w:tab w:val="right" w:leader="dot" w:pos="8306"/>
             </w:tabs>
@@ -3241,7 +3266,7 @@
         </w:p>
         <w:p>
           <w:pPr>
-            <w:pStyle w:val="TOC2"/>
+            <w:pStyle w:val="17"/>
             <w:tabs>
               <w:tab w:val="right" w:leader="dot" w:pos="8306"/>
             </w:tabs>
@@ -3288,7 +3313,7 @@
         </w:p>
         <w:p>
           <w:pPr>
-            <w:pStyle w:val="TOC2"/>
+            <w:pStyle w:val="17"/>
             <w:tabs>
               <w:tab w:val="right" w:leader="dot" w:pos="8306"/>
             </w:tabs>
@@ -3335,7 +3360,7 @@
         </w:p>
         <w:p>
           <w:pPr>
-            <w:pStyle w:val="TOC2"/>
+            <w:pStyle w:val="17"/>
             <w:tabs>
               <w:tab w:val="right" w:leader="dot" w:pos="8306"/>
             </w:tabs>
@@ -3382,7 +3407,7 @@
         </w:p>
         <w:p>
           <w:pPr>
-            <w:pStyle w:val="TOC2"/>
+            <w:pStyle w:val="17"/>
             <w:tabs>
               <w:tab w:val="right" w:leader="dot" w:pos="8306"/>
             </w:tabs>
@@ -3429,7 +3454,7 @@
         </w:p>
         <w:p>
           <w:pPr>
-            <w:pStyle w:val="TOC1"/>
+            <w:pStyle w:val="16"/>
             <w:tabs>
               <w:tab w:val="right" w:leader="dot" w:pos="8306"/>
             </w:tabs>
@@ -3476,7 +3501,7 @@
         </w:p>
         <w:p>
           <w:pPr>
-            <w:pStyle w:val="TOC2"/>
+            <w:pStyle w:val="17"/>
             <w:tabs>
               <w:tab w:val="right" w:leader="dot" w:pos="8306"/>
             </w:tabs>
@@ -3523,7 +3548,7 @@
         </w:p>
         <w:p>
           <w:pPr>
-            <w:pStyle w:val="TOC2"/>
+            <w:pStyle w:val="17"/>
             <w:tabs>
               <w:tab w:val="right" w:leader="dot" w:pos="8306"/>
             </w:tabs>
@@ -3583,80 +3608,80 @@
     </w:p>
     <w:p>
       <w:pPr>
-        <w:pStyle w:val="1"/>
-        <w:keepNext w:val="0"/>
-        <w:keepLines w:val="0"/>
-        <w:pageBreakBefore w:val="0"/>
-        <w:widowControl w:val="0"/>
-        <w:kinsoku w:val="0"/>
-        <w:wordWrap/>
-        <w:overflowPunct/>
-        <w:topLinePunct w:val="0"/>
-        <w:autoSpaceDE w:val="0"/>
-        <w:autoSpaceDN w:val="0"/>
-        <w:bidi w:val="0"/>
-        <w:adjustRightInd w:val="0"/>
-        <w:snapToGrid w:val="0"/>
-        <w:textAlignment w:val="baseline"/>
-      </w:pPr>
-      <w:bookmarkStart w:id="6" w:name="_Toc18186"/>
+        <w:pStyle w:val="29"/>
+        <w:keepNext w:val="0"/>
+        <w:keepLines w:val="0"/>
+        <w:pageBreakBefore w:val="0"/>
+        <w:widowControl w:val="0"/>
+        <w:kinsoku w:val="0"/>
+        <w:wordWrap/>
+        <w:overflowPunct/>
+        <w:topLinePunct w:val="0"/>
+        <w:autoSpaceDE w:val="0"/>
+        <w:autoSpaceDN w:val="0"/>
+        <w:bidi w:val="0"/>
+        <w:adjustRightInd w:val="0"/>
+        <w:snapToGrid w:val="0"/>
+        <w:textAlignment w:val="baseline"/>
+      </w:pPr>
+      <w:bookmarkStart w:id="5" w:name="_Toc18186"/>
       <w:r>
         <w:t>目的</w:t>
       </w:r>
+      <w:bookmarkEnd w:id="4"/>
       <w:bookmarkEnd w:id="5"/>
+    </w:p>
+    <w:p>
+      <w:pPr>
+        <w:pStyle w:val="30"/>
+        <w:keepNext w:val="0"/>
+        <w:keepLines w:val="0"/>
+        <w:pageBreakBefore w:val="0"/>
+        <w:widowControl w:val="0"/>
+        <w:kinsoku w:val="0"/>
+        <w:wordWrap/>
+        <w:overflowPunct/>
+        <w:topLinePunct w:val="0"/>
+        <w:autoSpaceDE w:val="0"/>
+        <w:autoSpaceDN w:val="0"/>
+        <w:bidi w:val="0"/>
+        <w:adjustRightInd w:val="0"/>
+        <w:snapToGrid w:val="0"/>
+        <w:textAlignment w:val="baseline"/>
+      </w:pPr>
+      <w:r>
+        <w:t>服务台是公司与客户进行沟通和提供运维服务的主要窗口，主要目标是协调客户和公司之间的关系，为IT服务运作提供支持，从而提高客户满意度。为规范服务台管理活动，特制定本程序。</w:t>
+      </w:r>
+    </w:p>
+    <w:p>
+      <w:pPr>
+        <w:pStyle w:val="29"/>
+        <w:keepNext w:val="0"/>
+        <w:keepLines w:val="0"/>
+        <w:pageBreakBefore w:val="0"/>
+        <w:widowControl w:val="0"/>
+        <w:kinsoku w:val="0"/>
+        <w:wordWrap/>
+        <w:overflowPunct/>
+        <w:topLinePunct w:val="0"/>
+        <w:autoSpaceDE w:val="0"/>
+        <w:autoSpaceDN w:val="0"/>
+        <w:bidi w:val="0"/>
+        <w:adjustRightInd w:val="0"/>
+        <w:snapToGrid w:val="0"/>
+        <w:textAlignment w:val="baseline"/>
+      </w:pPr>
+      <w:bookmarkStart w:id="6" w:name="_Toc23777"/>
+      <w:bookmarkStart w:id="7" w:name="heading_3"/>
+      <w:r>
+        <w:t>适应范围</w:t>
+      </w:r>
       <w:bookmarkEnd w:id="6"/>
-    </w:p>
-    <w:p>
-      <w:pPr>
-        <w:pStyle w:val="a1"/>
-        <w:keepNext w:val="0"/>
-        <w:keepLines w:val="0"/>
-        <w:pageBreakBefore w:val="0"/>
-        <w:widowControl w:val="0"/>
-        <w:kinsoku w:val="0"/>
-        <w:wordWrap/>
-        <w:overflowPunct/>
-        <w:topLinePunct w:val="0"/>
-        <w:autoSpaceDE w:val="0"/>
-        <w:autoSpaceDN w:val="0"/>
-        <w:bidi w:val="0"/>
-        <w:adjustRightInd w:val="0"/>
-        <w:snapToGrid w:val="0"/>
-        <w:textAlignment w:val="baseline"/>
-      </w:pPr>
-      <w:r>
-        <w:t>服务台是公司与客户进行沟通和提供运维服务的主要窗口，主要目标是协调客户和公司之间的关系，为IT服务运作提供支持，从而提高客户满意度。为规范服务台管理活动，特制定本程序。</w:t>
-      </w:r>
-    </w:p>
-    <w:p>
-      <w:pPr>
-        <w:pStyle w:val="1"/>
-        <w:keepNext w:val="0"/>
-        <w:keepLines w:val="0"/>
-        <w:pageBreakBefore w:val="0"/>
-        <w:widowControl w:val="0"/>
-        <w:kinsoku w:val="0"/>
-        <w:wordWrap/>
-        <w:overflowPunct/>
-        <w:topLinePunct w:val="0"/>
-        <w:autoSpaceDE w:val="0"/>
-        <w:autoSpaceDN w:val="0"/>
-        <w:bidi w:val="0"/>
-        <w:adjustRightInd w:val="0"/>
-        <w:snapToGrid w:val="0"/>
-        <w:textAlignment w:val="baseline"/>
-      </w:pPr>
-      <w:bookmarkStart w:id="7" w:name="_Toc23777"/>
-      <w:bookmarkStart w:id="8" w:name="heading_3"/>
-      <w:r>
-        <w:t>适应范围</w:t>
-      </w:r>
       <w:bookmarkEnd w:id="7"/>
-      <w:bookmarkEnd w:id="8"/>
-    </w:p>
-    <w:p>
-      <w:pPr>
-        <w:pStyle w:val="a1"/>
+    </w:p>
+    <w:p>
+      <w:pPr>
+        <w:pStyle w:val="30"/>
         <w:keepNext w:val="0"/>
         <w:keepLines w:val="0"/>
         <w:pageBreakBefore w:val="0"/>
@@ -3695,33 +3720,33 @@
     </w:p>
     <w:p>
       <w:pPr>
-        <w:pStyle w:val="1"/>
-        <w:keepNext w:val="0"/>
-        <w:keepLines w:val="0"/>
-        <w:pageBreakBefore w:val="0"/>
-        <w:widowControl w:val="0"/>
-        <w:kinsoku w:val="0"/>
-        <w:wordWrap/>
-        <w:overflowPunct/>
-        <w:topLinePunct w:val="0"/>
-        <w:autoSpaceDE w:val="0"/>
-        <w:autoSpaceDN w:val="0"/>
-        <w:bidi w:val="0"/>
-        <w:adjustRightInd w:val="0"/>
-        <w:snapToGrid w:val="0"/>
-        <w:textAlignment w:val="baseline"/>
-      </w:pPr>
-      <w:bookmarkStart w:id="9" w:name="heading_4"/>
-      <w:bookmarkStart w:id="10" w:name="_Toc2438"/>
+        <w:pStyle w:val="29"/>
+        <w:keepNext w:val="0"/>
+        <w:keepLines w:val="0"/>
+        <w:pageBreakBefore w:val="0"/>
+        <w:widowControl w:val="0"/>
+        <w:kinsoku w:val="0"/>
+        <w:wordWrap/>
+        <w:overflowPunct/>
+        <w:topLinePunct w:val="0"/>
+        <w:autoSpaceDE w:val="0"/>
+        <w:autoSpaceDN w:val="0"/>
+        <w:bidi w:val="0"/>
+        <w:adjustRightInd w:val="0"/>
+        <w:snapToGrid w:val="0"/>
+        <w:textAlignment w:val="baseline"/>
+      </w:pPr>
+      <w:bookmarkStart w:id="8" w:name="heading_4"/>
+      <w:bookmarkStart w:id="9" w:name="_Toc2438"/>
       <w:r>
         <w:t>角色与职责</w:t>
       </w:r>
+      <w:bookmarkEnd w:id="8"/>
       <w:bookmarkEnd w:id="9"/>
-      <w:bookmarkEnd w:id="10"/>
-    </w:p>
-    <w:p>
-      <w:pPr>
-        <w:pStyle w:val="2"/>
+    </w:p>
+    <w:p>
+      <w:pPr>
+        <w:pStyle w:val="31"/>
         <w:keepNext w:val="0"/>
         <w:keepLines w:val="0"/>
         <w:pageBreakBefore w:val="0"/>
@@ -3741,7 +3766,7 @@
           <w:lang w:val="en-US" w:eastAsia="zh-CN"/>
         </w:rPr>
       </w:pPr>
-      <w:bookmarkStart w:id="11" w:name="_Toc18127"/>
+      <w:bookmarkStart w:id="10" w:name="_Toc18127"/>
       <w:r>
         <w:rPr>
           <w:rFonts w:hint="eastAsia"/>
@@ -3749,11 +3774,11 @@
         </w:rPr>
         <w:t>服务台经理</w:t>
       </w:r>
-      <w:bookmarkEnd w:id="11"/>
-    </w:p>
-    <w:p>
-      <w:pPr>
-        <w:pStyle w:val="a1"/>
+      <w:bookmarkEnd w:id="10"/>
+    </w:p>
+    <w:p>
+      <w:pPr>
+        <w:pStyle w:val="30"/>
         <w:keepNext w:val="0"/>
         <w:keepLines w:val="0"/>
         <w:pageBreakBefore w:val="0"/>
@@ -3771,7 +3796,7 @@
         <w:bidi w:val="0"/>
         <w:adjustRightInd w:val="0"/>
         <w:snapToGrid w:val="0"/>
-        <w:ind w:left="425" w:hanging="425" w:leftChars="0" w:firstLineChars="0"/>
+        <w:ind w:left="425" w:leftChars="0" w:hanging="425" w:firstLineChars="0"/>
         <w:textAlignment w:val="baseline"/>
       </w:pPr>
       <w:r>
@@ -3780,7 +3805,7 @@
     </w:p>
     <w:p>
       <w:pPr>
-        <w:pStyle w:val="a1"/>
+        <w:pStyle w:val="30"/>
         <w:keepNext w:val="0"/>
         <w:keepLines w:val="0"/>
         <w:pageBreakBefore w:val="0"/>
@@ -3798,7 +3823,7 @@
         <w:bidi w:val="0"/>
         <w:adjustRightInd w:val="0"/>
         <w:snapToGrid w:val="0"/>
-        <w:ind w:left="425" w:hanging="425" w:leftChars="0" w:firstLineChars="0"/>
+        <w:ind w:left="425" w:leftChars="0" w:hanging="425" w:firstLineChars="0"/>
         <w:textAlignment w:val="baseline"/>
       </w:pPr>
       <w:r>
@@ -3807,7 +3832,7 @@
     </w:p>
     <w:p>
       <w:pPr>
-        <w:pStyle w:val="a1"/>
+        <w:pStyle w:val="30"/>
         <w:keepNext w:val="0"/>
         <w:keepLines w:val="0"/>
         <w:pageBreakBefore w:val="0"/>
@@ -3825,7 +3850,7 @@
         <w:bidi w:val="0"/>
         <w:adjustRightInd w:val="0"/>
         <w:snapToGrid w:val="0"/>
-        <w:ind w:left="425" w:hanging="425" w:leftChars="0" w:firstLineChars="0"/>
+        <w:ind w:left="425" w:leftChars="0" w:hanging="425" w:firstLineChars="0"/>
         <w:textAlignment w:val="baseline"/>
       </w:pPr>
       <w:r>
@@ -3854,7 +3879,7 @@
     </w:p>
     <w:p>
       <w:pPr>
-        <w:pStyle w:val="2"/>
+        <w:pStyle w:val="31"/>
         <w:keepNext w:val="0"/>
         <w:keepLines w:val="0"/>
         <w:pageBreakBefore w:val="0"/>
@@ -3874,7 +3899,7 @@
           <w:lang w:val="en-US" w:eastAsia="zh-CN"/>
         </w:rPr>
       </w:pPr>
-      <w:bookmarkStart w:id="12" w:name="_Toc23608"/>
+      <w:bookmarkStart w:id="11" w:name="_Toc23608"/>
       <w:r>
         <w:rPr>
           <w:rFonts w:hint="eastAsia"/>
@@ -3882,11 +3907,11 @@
         </w:rPr>
         <w:t>服务台专员</w:t>
       </w:r>
-      <w:bookmarkEnd w:id="12"/>
-    </w:p>
-    <w:p>
-      <w:pPr>
-        <w:pStyle w:val="a1"/>
+      <w:bookmarkEnd w:id="11"/>
+    </w:p>
+    <w:p>
+      <w:pPr>
+        <w:pStyle w:val="30"/>
         <w:keepNext w:val="0"/>
         <w:keepLines w:val="0"/>
         <w:pageBreakBefore w:val="0"/>
@@ -3904,7 +3929,7 @@
         <w:bidi w:val="0"/>
         <w:adjustRightInd w:val="0"/>
         <w:snapToGrid w:val="0"/>
-        <w:ind w:left="425" w:hanging="425" w:leftChars="0" w:firstLineChars="0"/>
+        <w:ind w:left="425" w:leftChars="0" w:hanging="425" w:firstLineChars="0"/>
         <w:textAlignment w:val="baseline"/>
       </w:pPr>
       <w:r>
@@ -3913,7 +3938,7 @@
     </w:p>
     <w:p>
       <w:pPr>
-        <w:pStyle w:val="a1"/>
+        <w:pStyle w:val="30"/>
         <w:keepNext w:val="0"/>
         <w:keepLines w:val="0"/>
         <w:pageBreakBefore w:val="0"/>
@@ -3931,7 +3956,7 @@
         <w:bidi w:val="0"/>
         <w:adjustRightInd w:val="0"/>
         <w:snapToGrid w:val="0"/>
-        <w:ind w:left="425" w:hanging="425" w:leftChars="0" w:firstLineChars="0"/>
+        <w:ind w:left="425" w:leftChars="0" w:hanging="425" w:firstLineChars="0"/>
         <w:textAlignment w:val="baseline"/>
       </w:pPr>
       <w:r>
@@ -3940,7 +3965,7 @@
     </w:p>
     <w:p>
       <w:pPr>
-        <w:pStyle w:val="a1"/>
+        <w:pStyle w:val="30"/>
         <w:keepNext w:val="0"/>
         <w:keepLines w:val="0"/>
         <w:pageBreakBefore w:val="0"/>
@@ -3958,7 +3983,7 @@
         <w:bidi w:val="0"/>
         <w:adjustRightInd w:val="0"/>
         <w:snapToGrid w:val="0"/>
-        <w:ind w:left="425" w:hanging="425" w:leftChars="0" w:firstLineChars="0"/>
+        <w:ind w:left="425" w:leftChars="0" w:hanging="425" w:firstLineChars="0"/>
         <w:textAlignment w:val="baseline"/>
       </w:pPr>
       <w:r>
@@ -3967,241 +3992,243 @@
     </w:p>
     <w:p>
       <w:pPr>
-        <w:pStyle w:val="1"/>
-        <w:keepNext w:val="0"/>
-        <w:keepLines w:val="0"/>
-        <w:pageBreakBefore w:val="0"/>
-        <w:widowControl w:val="0"/>
-        <w:kinsoku w:val="0"/>
-        <w:wordWrap/>
-        <w:overflowPunct/>
-        <w:topLinePunct w:val="0"/>
-        <w:autoSpaceDE w:val="0"/>
-        <w:autoSpaceDN w:val="0"/>
-        <w:bidi w:val="0"/>
-        <w:adjustRightInd w:val="0"/>
-        <w:snapToGrid w:val="0"/>
-        <w:textAlignment w:val="baseline"/>
-      </w:pPr>
+        <w:pStyle w:val="29"/>
+        <w:keepNext w:val="0"/>
+        <w:keepLines w:val="0"/>
+        <w:pageBreakBefore w:val="0"/>
+        <w:widowControl w:val="0"/>
+        <w:kinsoku w:val="0"/>
+        <w:wordWrap/>
+        <w:overflowPunct/>
+        <w:topLinePunct w:val="0"/>
+        <w:autoSpaceDE w:val="0"/>
+        <w:autoSpaceDN w:val="0"/>
+        <w:bidi w:val="0"/>
+        <w:adjustRightInd w:val="0"/>
+        <w:snapToGrid w:val="0"/>
+        <w:textAlignment w:val="baseline"/>
+      </w:pPr>
+      <w:bookmarkStart w:id="12" w:name="heading_5"/>
       <w:bookmarkStart w:id="13" w:name="_Toc12128"/>
-      <w:bookmarkStart w:id="14" w:name="heading_5"/>
       <w:r>
         <w:t>接入标准和工作时间</w:t>
       </w:r>
+      <w:bookmarkEnd w:id="12"/>
       <w:bookmarkEnd w:id="13"/>
+    </w:p>
+    <w:p>
+      <w:pPr>
+        <w:pStyle w:val="30"/>
+        <w:keepNext w:val="0"/>
+        <w:keepLines w:val="0"/>
+        <w:pageBreakBefore w:val="0"/>
+        <w:widowControl w:val="0"/>
+        <w:kinsoku w:val="0"/>
+        <w:wordWrap/>
+        <w:overflowPunct/>
+        <w:topLinePunct w:val="0"/>
+        <w:autoSpaceDE w:val="0"/>
+        <w:autoSpaceDN w:val="0"/>
+        <w:bidi w:val="0"/>
+        <w:adjustRightInd w:val="0"/>
+        <w:snapToGrid w:val="0"/>
+        <w:textAlignment w:val="baseline"/>
+      </w:pPr>
+      <w:r>
+        <w:t>服务台采用有效手段和方法受理需方的咨询和运行维护服务事件/服务请求的应答，公司服务台提供客服热线处理方式：</w:t>
+      </w:r>
+    </w:p>
+    <w:p>
+      <w:pPr>
+        <w:pStyle w:val="30"/>
+        <w:keepNext w:val="0"/>
+        <w:keepLines w:val="0"/>
+        <w:pageBreakBefore w:val="0"/>
+        <w:widowControl w:val="0"/>
+        <w:kinsoku w:val="0"/>
+        <w:wordWrap/>
+        <w:overflowPunct/>
+        <w:topLinePunct w:val="0"/>
+        <w:autoSpaceDE w:val="0"/>
+        <w:autoSpaceDN w:val="0"/>
+        <w:bidi w:val="0"/>
+        <w:adjustRightInd w:val="0"/>
+        <w:snapToGrid w:val="0"/>
+        <w:textAlignment w:val="baseline"/>
+      </w:pPr>
+      <w:bookmarkStart w:id="52" w:name="_GoBack"/>
+      <w:bookmarkEnd w:id="52"/>
+      <w:r>
+        <w:t>服务台工作时间：7*24小时</w:t>
+      </w:r>
+    </w:p>
+    <w:p>
+      <w:pPr>
+        <w:pStyle w:val="29"/>
+        <w:keepNext w:val="0"/>
+        <w:keepLines w:val="0"/>
+        <w:pageBreakBefore w:val="0"/>
+        <w:widowControl w:val="0"/>
+        <w:kinsoku w:val="0"/>
+        <w:wordWrap/>
+        <w:overflowPunct/>
+        <w:topLinePunct w:val="0"/>
+        <w:autoSpaceDE w:val="0"/>
+        <w:autoSpaceDN w:val="0"/>
+        <w:bidi w:val="0"/>
+        <w:adjustRightInd w:val="0"/>
+        <w:snapToGrid w:val="0"/>
+        <w:textAlignment w:val="baseline"/>
+      </w:pPr>
+      <w:bookmarkStart w:id="14" w:name="_Toc18997"/>
+      <w:bookmarkStart w:id="15" w:name="heading_6"/>
+      <w:r>
+        <w:t>服务台的主要工作内容</w:t>
+      </w:r>
       <w:bookmarkEnd w:id="14"/>
-    </w:p>
-    <w:p>
-      <w:pPr>
-        <w:pStyle w:val="a1"/>
-        <w:keepNext w:val="0"/>
-        <w:keepLines w:val="0"/>
-        <w:pageBreakBefore w:val="0"/>
-        <w:widowControl w:val="0"/>
-        <w:kinsoku w:val="0"/>
-        <w:wordWrap/>
-        <w:overflowPunct/>
-        <w:topLinePunct w:val="0"/>
-        <w:autoSpaceDE w:val="0"/>
-        <w:autoSpaceDN w:val="0"/>
-        <w:bidi w:val="0"/>
-        <w:adjustRightInd w:val="0"/>
-        <w:snapToGrid w:val="0"/>
-        <w:textAlignment w:val="baseline"/>
-      </w:pPr>
-      <w:r>
-        <w:t>服务台采用有效手段和方法受理需方的咨询和运行维护服务事件/服务请求的应答，公司服务台提供客服热线处理方式：</w:t>
-      </w:r>
-    </w:p>
-    <w:p>
-      <w:pPr>
-        <w:pStyle w:val="a1"/>
-        <w:keepNext w:val="0"/>
-        <w:keepLines w:val="0"/>
-        <w:pageBreakBefore w:val="0"/>
-        <w:widowControl w:val="0"/>
-        <w:kinsoku w:val="0"/>
-        <w:wordWrap/>
-        <w:overflowPunct/>
-        <w:topLinePunct w:val="0"/>
-        <w:autoSpaceDE w:val="0"/>
-        <w:autoSpaceDN w:val="0"/>
-        <w:bidi w:val="0"/>
-        <w:adjustRightInd w:val="0"/>
-        <w:snapToGrid w:val="0"/>
-        <w:textAlignment w:val="baseline"/>
-      </w:pPr>
-      <w:r>
-        <w:t>客服热线：15887831255 服务台工作时间：7*24小时</w:t>
-      </w:r>
-    </w:p>
-    <w:p>
-      <w:pPr>
-        <w:pStyle w:val="1"/>
-        <w:keepNext w:val="0"/>
-        <w:keepLines w:val="0"/>
-        <w:pageBreakBefore w:val="0"/>
-        <w:widowControl w:val="0"/>
-        <w:kinsoku w:val="0"/>
-        <w:wordWrap/>
-        <w:overflowPunct/>
-        <w:topLinePunct w:val="0"/>
-        <w:autoSpaceDE w:val="0"/>
-        <w:autoSpaceDN w:val="0"/>
-        <w:bidi w:val="0"/>
-        <w:adjustRightInd w:val="0"/>
-        <w:snapToGrid w:val="0"/>
-        <w:textAlignment w:val="baseline"/>
-      </w:pPr>
-      <w:bookmarkStart w:id="15" w:name="heading_6"/>
-      <w:bookmarkStart w:id="16" w:name="_Toc18997"/>
-      <w:r>
-        <w:t>服务台的主要工作内容</w:t>
-      </w:r>
       <w:bookmarkEnd w:id="15"/>
+    </w:p>
+    <w:p>
+      <w:pPr>
+        <w:pStyle w:val="30"/>
+        <w:keepNext w:val="0"/>
+        <w:keepLines w:val="0"/>
+        <w:pageBreakBefore w:val="0"/>
+        <w:widowControl w:val="0"/>
+        <w:kinsoku w:val="0"/>
+        <w:wordWrap/>
+        <w:overflowPunct/>
+        <w:topLinePunct w:val="0"/>
+        <w:autoSpaceDE w:val="0"/>
+        <w:autoSpaceDN w:val="0"/>
+        <w:bidi w:val="0"/>
+        <w:adjustRightInd w:val="0"/>
+        <w:snapToGrid w:val="0"/>
+        <w:textAlignment w:val="baseline"/>
+      </w:pPr>
+      <w:r>
+        <w:t>服务台的职责开始于事件/服务请求的接收和报告，结束于事件/服务请求的解决和关闭。其中主要包含如下主要工作：</w:t>
+      </w:r>
+    </w:p>
+    <w:p>
+      <w:pPr>
+        <w:pStyle w:val="31"/>
+        <w:keepNext w:val="0"/>
+        <w:keepLines w:val="0"/>
+        <w:pageBreakBefore w:val="0"/>
+        <w:widowControl w:val="0"/>
+        <w:kinsoku w:val="0"/>
+        <w:wordWrap/>
+        <w:overflowPunct/>
+        <w:topLinePunct w:val="0"/>
+        <w:autoSpaceDE w:val="0"/>
+        <w:autoSpaceDN w:val="0"/>
+        <w:bidi w:val="0"/>
+        <w:adjustRightInd w:val="0"/>
+        <w:snapToGrid w:val="0"/>
+        <w:textAlignment w:val="baseline"/>
+      </w:pPr>
+      <w:bookmarkStart w:id="16" w:name="_Toc4476"/>
+      <w:r>
+        <w:t>事件/服务请求接收和记录</w:t>
+      </w:r>
       <w:bookmarkEnd w:id="16"/>
     </w:p>
     <w:p>
       <w:pPr>
-        <w:pStyle w:val="a1"/>
-        <w:keepNext w:val="0"/>
-        <w:keepLines w:val="0"/>
-        <w:pageBreakBefore w:val="0"/>
-        <w:widowControl w:val="0"/>
-        <w:kinsoku w:val="0"/>
-        <w:wordWrap/>
-        <w:overflowPunct/>
-        <w:topLinePunct w:val="0"/>
-        <w:autoSpaceDE w:val="0"/>
-        <w:autoSpaceDN w:val="0"/>
-        <w:bidi w:val="0"/>
-        <w:adjustRightInd w:val="0"/>
-        <w:snapToGrid w:val="0"/>
-        <w:textAlignment w:val="baseline"/>
-      </w:pPr>
-      <w:r>
-        <w:t>服务台的职责开始于事件/服务请求的接收和报告，结束于事件/服务请求的解决和关闭。其中主要包含如下主要工作：</w:t>
-      </w:r>
-    </w:p>
-    <w:p>
-      <w:pPr>
-        <w:pStyle w:val="2"/>
-        <w:keepNext w:val="0"/>
-        <w:keepLines w:val="0"/>
-        <w:pageBreakBefore w:val="0"/>
-        <w:widowControl w:val="0"/>
-        <w:kinsoku w:val="0"/>
-        <w:wordWrap/>
-        <w:overflowPunct/>
-        <w:topLinePunct w:val="0"/>
-        <w:autoSpaceDE w:val="0"/>
-        <w:autoSpaceDN w:val="0"/>
-        <w:bidi w:val="0"/>
-        <w:adjustRightInd w:val="0"/>
-        <w:snapToGrid w:val="0"/>
-        <w:textAlignment w:val="baseline"/>
-      </w:pPr>
-      <w:bookmarkStart w:id="17" w:name="_Toc4476"/>
-      <w:r>
-        <w:t>事件/服务请求接收和记录</w:t>
+        <w:pStyle w:val="30"/>
+        <w:keepNext w:val="0"/>
+        <w:keepLines w:val="0"/>
+        <w:pageBreakBefore w:val="0"/>
+        <w:widowControl w:val="0"/>
+        <w:kinsoku w:val="0"/>
+        <w:wordWrap/>
+        <w:overflowPunct/>
+        <w:topLinePunct w:val="0"/>
+        <w:autoSpaceDE w:val="0"/>
+        <w:autoSpaceDN w:val="0"/>
+        <w:bidi w:val="0"/>
+        <w:adjustRightInd w:val="0"/>
+        <w:snapToGrid w:val="0"/>
+        <w:textAlignment w:val="baseline"/>
+      </w:pPr>
+      <w:r>
+        <w:t>该环节是服务台管理运维事件/服务请求的起点，通过用户/客户或运维人员提交的事件/服务请求由此步骤开始。其目的是为了在运维过程中，为用户/客户和管理体系提供一个唯一共同的事件/服务请求上报接口，以便事件/服务请求信息及时获得资源和人员支持。</w:t>
+      </w:r>
+    </w:p>
+    <w:p>
+      <w:pPr>
+        <w:pStyle w:val="31"/>
+        <w:keepNext w:val="0"/>
+        <w:keepLines w:val="0"/>
+        <w:pageBreakBefore w:val="0"/>
+        <w:widowControl w:val="0"/>
+        <w:kinsoku w:val="0"/>
+        <w:wordWrap/>
+        <w:overflowPunct/>
+        <w:topLinePunct w:val="0"/>
+        <w:autoSpaceDE w:val="0"/>
+        <w:autoSpaceDN w:val="0"/>
+        <w:bidi w:val="0"/>
+        <w:adjustRightInd w:val="0"/>
+        <w:snapToGrid w:val="0"/>
+        <w:textAlignment w:val="baseline"/>
+      </w:pPr>
+      <w:bookmarkStart w:id="17" w:name="_Toc13887"/>
+      <w:r>
+        <w:t>分类和技术支持</w:t>
       </w:r>
       <w:bookmarkEnd w:id="17"/>
     </w:p>
     <w:p>
       <w:pPr>
-        <w:pStyle w:val="a1"/>
-        <w:keepNext w:val="0"/>
-        <w:keepLines w:val="0"/>
-        <w:pageBreakBefore w:val="0"/>
-        <w:widowControl w:val="0"/>
-        <w:kinsoku w:val="0"/>
-        <w:wordWrap/>
-        <w:overflowPunct/>
-        <w:topLinePunct w:val="0"/>
-        <w:autoSpaceDE w:val="0"/>
-        <w:autoSpaceDN w:val="0"/>
-        <w:bidi w:val="0"/>
-        <w:adjustRightInd w:val="0"/>
-        <w:snapToGrid w:val="0"/>
-        <w:textAlignment w:val="baseline"/>
-      </w:pPr>
-      <w:r>
-        <w:t>该环节是服务台管理运维事件/服务请求的起点，通过用户/客户或运维人员提交的事件/服务请求由此步骤开始。其目的是为了在运维过程中，为用户/客户和管理体系提供一个唯一共同的事件/服务请求上报接口，以便事件/服务请求信息及时获得资源和人员支持。</w:t>
-      </w:r>
-    </w:p>
-    <w:p>
-      <w:pPr>
-        <w:pStyle w:val="2"/>
-        <w:keepNext w:val="0"/>
-        <w:keepLines w:val="0"/>
-        <w:pageBreakBefore w:val="0"/>
-        <w:widowControl w:val="0"/>
-        <w:kinsoku w:val="0"/>
-        <w:wordWrap/>
-        <w:overflowPunct/>
-        <w:topLinePunct w:val="0"/>
-        <w:autoSpaceDE w:val="0"/>
-        <w:autoSpaceDN w:val="0"/>
-        <w:bidi w:val="0"/>
-        <w:adjustRightInd w:val="0"/>
-        <w:snapToGrid w:val="0"/>
-        <w:textAlignment w:val="baseline"/>
-      </w:pPr>
-      <w:bookmarkStart w:id="18" w:name="_Toc13887"/>
-      <w:r>
-        <w:t>分类和技术支持</w:t>
+        <w:pStyle w:val="30"/>
+        <w:keepNext w:val="0"/>
+        <w:keepLines w:val="0"/>
+        <w:pageBreakBefore w:val="0"/>
+        <w:widowControl w:val="0"/>
+        <w:kinsoku w:val="0"/>
+        <w:wordWrap/>
+        <w:overflowPunct/>
+        <w:topLinePunct w:val="0"/>
+        <w:autoSpaceDE w:val="0"/>
+        <w:autoSpaceDN w:val="0"/>
+        <w:bidi w:val="0"/>
+        <w:adjustRightInd w:val="0"/>
+        <w:snapToGrid w:val="0"/>
+        <w:textAlignment w:val="baseline"/>
+      </w:pPr>
+      <w:r>
+        <w:t>服务台负责对到达的事件/服务请求进行分类，并确立优先级。提供初步的技术支持，如无法在服务台解决的事件/服务请求，将派发到相关技术支持人员继续调查和诊断事件原因。</w:t>
+      </w:r>
+    </w:p>
+    <w:p>
+      <w:pPr>
+        <w:pStyle w:val="31"/>
+        <w:keepNext w:val="0"/>
+        <w:keepLines w:val="0"/>
+        <w:pageBreakBefore w:val="0"/>
+        <w:widowControl w:val="0"/>
+        <w:kinsoku w:val="0"/>
+        <w:wordWrap/>
+        <w:overflowPunct/>
+        <w:topLinePunct w:val="0"/>
+        <w:autoSpaceDE w:val="0"/>
+        <w:autoSpaceDN w:val="0"/>
+        <w:bidi w:val="0"/>
+        <w:adjustRightInd w:val="0"/>
+        <w:snapToGrid w:val="0"/>
+        <w:textAlignment w:val="baseline"/>
+      </w:pPr>
+      <w:bookmarkStart w:id="18" w:name="_Toc21084"/>
+      <w:r>
+        <w:t>调查和诊断</w:t>
       </w:r>
       <w:bookmarkEnd w:id="18"/>
     </w:p>
     <w:p>
       <w:pPr>
-        <w:pStyle w:val="a1"/>
-        <w:keepNext w:val="0"/>
-        <w:keepLines w:val="0"/>
-        <w:pageBreakBefore w:val="0"/>
-        <w:widowControl w:val="0"/>
-        <w:kinsoku w:val="0"/>
-        <w:wordWrap/>
-        <w:overflowPunct/>
-        <w:topLinePunct w:val="0"/>
-        <w:autoSpaceDE w:val="0"/>
-        <w:autoSpaceDN w:val="0"/>
-        <w:bidi w:val="0"/>
-        <w:adjustRightInd w:val="0"/>
-        <w:snapToGrid w:val="0"/>
-        <w:textAlignment w:val="baseline"/>
-      </w:pPr>
-      <w:r>
-        <w:t>服务台负责对到达的事件/服务请求进行分类，并确立优先级。提供初步的技术支持，如无法在服务台解决的事件/服务请求，将派发到相关技术支持人员继续调查和诊断事件原因。</w:t>
-      </w:r>
-    </w:p>
-    <w:p>
-      <w:pPr>
-        <w:pStyle w:val="2"/>
-        <w:keepNext w:val="0"/>
-        <w:keepLines w:val="0"/>
-        <w:pageBreakBefore w:val="0"/>
-        <w:widowControl w:val="0"/>
-        <w:kinsoku w:val="0"/>
-        <w:wordWrap/>
-        <w:overflowPunct/>
-        <w:topLinePunct w:val="0"/>
-        <w:autoSpaceDE w:val="0"/>
-        <w:autoSpaceDN w:val="0"/>
-        <w:bidi w:val="0"/>
-        <w:adjustRightInd w:val="0"/>
-        <w:snapToGrid w:val="0"/>
-        <w:textAlignment w:val="baseline"/>
-      </w:pPr>
-      <w:bookmarkStart w:id="19" w:name="_Toc21084"/>
-      <w:r>
-        <w:t>调查和诊断</w:t>
-      </w:r>
-      <w:bookmarkEnd w:id="19"/>
-    </w:p>
-    <w:p>
-      <w:pPr>
-        <w:pStyle w:val="a1"/>
+        <w:pStyle w:val="30"/>
         <w:keepNext w:val="0"/>
         <w:keepLines w:val="0"/>
         <w:pageBreakBefore w:val="0"/>
@@ -4240,123 +4267,123 @@
     </w:p>
     <w:p>
       <w:pPr>
-        <w:pStyle w:val="2"/>
-        <w:keepNext w:val="0"/>
-        <w:keepLines w:val="0"/>
-        <w:pageBreakBefore w:val="0"/>
-        <w:widowControl w:val="0"/>
-        <w:kinsoku w:val="0"/>
-        <w:wordWrap/>
-        <w:overflowPunct/>
-        <w:topLinePunct w:val="0"/>
-        <w:autoSpaceDE w:val="0"/>
-        <w:autoSpaceDN w:val="0"/>
-        <w:bidi w:val="0"/>
-        <w:adjustRightInd w:val="0"/>
-        <w:snapToGrid w:val="0"/>
-        <w:textAlignment w:val="baseline"/>
-      </w:pPr>
-      <w:bookmarkStart w:id="20" w:name="_Toc12356"/>
+        <w:pStyle w:val="31"/>
+        <w:keepNext w:val="0"/>
+        <w:keepLines w:val="0"/>
+        <w:pageBreakBefore w:val="0"/>
+        <w:widowControl w:val="0"/>
+        <w:kinsoku w:val="0"/>
+        <w:wordWrap/>
+        <w:overflowPunct/>
+        <w:topLinePunct w:val="0"/>
+        <w:autoSpaceDE w:val="0"/>
+        <w:autoSpaceDN w:val="0"/>
+        <w:bidi w:val="0"/>
+        <w:adjustRightInd w:val="0"/>
+        <w:snapToGrid w:val="0"/>
+        <w:textAlignment w:val="baseline"/>
+      </w:pPr>
+      <w:bookmarkStart w:id="19" w:name="_Toc12356"/>
       <w:r>
         <w:t>解决和恢复</w:t>
       </w:r>
+      <w:bookmarkEnd w:id="19"/>
+    </w:p>
+    <w:p>
+      <w:pPr>
+        <w:pStyle w:val="30"/>
+        <w:keepNext w:val="0"/>
+        <w:keepLines w:val="0"/>
+        <w:pageBreakBefore w:val="0"/>
+        <w:widowControl w:val="0"/>
+        <w:kinsoku w:val="0"/>
+        <w:wordWrap/>
+        <w:overflowPunct/>
+        <w:topLinePunct w:val="0"/>
+        <w:autoSpaceDE w:val="0"/>
+        <w:autoSpaceDN w:val="0"/>
+        <w:bidi w:val="0"/>
+        <w:adjustRightInd w:val="0"/>
+        <w:snapToGrid w:val="0"/>
+        <w:textAlignment w:val="baseline"/>
+      </w:pPr>
+      <w:r>
+        <w:t>技术支持人员实施事件/服务请求的解决方案，并将解决完毕的事件/服务请求反馈给服务台。</w:t>
+      </w:r>
+    </w:p>
+    <w:p>
+      <w:pPr>
+        <w:pStyle w:val="31"/>
+        <w:keepNext w:val="0"/>
+        <w:keepLines w:val="0"/>
+        <w:pageBreakBefore w:val="0"/>
+        <w:widowControl w:val="0"/>
+        <w:kinsoku w:val="0"/>
+        <w:wordWrap/>
+        <w:overflowPunct/>
+        <w:topLinePunct w:val="0"/>
+        <w:autoSpaceDE w:val="0"/>
+        <w:autoSpaceDN w:val="0"/>
+        <w:bidi w:val="0"/>
+        <w:adjustRightInd w:val="0"/>
+        <w:snapToGrid w:val="0"/>
+        <w:textAlignment w:val="baseline"/>
+      </w:pPr>
+      <w:bookmarkStart w:id="20" w:name="_Toc19328"/>
+      <w:r>
+        <w:t>回访</w:t>
+      </w:r>
       <w:bookmarkEnd w:id="20"/>
     </w:p>
     <w:p>
       <w:pPr>
-        <w:pStyle w:val="a1"/>
-        <w:keepNext w:val="0"/>
-        <w:keepLines w:val="0"/>
-        <w:pageBreakBefore w:val="0"/>
-        <w:widowControl w:val="0"/>
-        <w:kinsoku w:val="0"/>
-        <w:wordWrap/>
-        <w:overflowPunct/>
-        <w:topLinePunct w:val="0"/>
-        <w:autoSpaceDE w:val="0"/>
-        <w:autoSpaceDN w:val="0"/>
-        <w:bidi w:val="0"/>
-        <w:adjustRightInd w:val="0"/>
-        <w:snapToGrid w:val="0"/>
-        <w:textAlignment w:val="baseline"/>
-      </w:pPr>
-      <w:r>
-        <w:t>技术支持人员实施事件/服务请求的解决方案，并将解决完毕的事件/服务请求反馈给服务台。</w:t>
-      </w:r>
-    </w:p>
-    <w:p>
-      <w:pPr>
-        <w:pStyle w:val="2"/>
-        <w:keepNext w:val="0"/>
-        <w:keepLines w:val="0"/>
-        <w:pageBreakBefore w:val="0"/>
-        <w:widowControl w:val="0"/>
-        <w:kinsoku w:val="0"/>
-        <w:wordWrap/>
-        <w:overflowPunct/>
-        <w:topLinePunct w:val="0"/>
-        <w:autoSpaceDE w:val="0"/>
-        <w:autoSpaceDN w:val="0"/>
-        <w:bidi w:val="0"/>
-        <w:adjustRightInd w:val="0"/>
-        <w:snapToGrid w:val="0"/>
-        <w:textAlignment w:val="baseline"/>
-      </w:pPr>
-      <w:bookmarkStart w:id="21" w:name="_Toc19328"/>
-      <w:r>
-        <w:t>回访</w:t>
+        <w:pStyle w:val="30"/>
+        <w:keepNext w:val="0"/>
+        <w:keepLines w:val="0"/>
+        <w:pageBreakBefore w:val="0"/>
+        <w:widowControl w:val="0"/>
+        <w:kinsoku w:val="0"/>
+        <w:wordWrap/>
+        <w:overflowPunct/>
+        <w:topLinePunct w:val="0"/>
+        <w:autoSpaceDE w:val="0"/>
+        <w:autoSpaceDN w:val="0"/>
+        <w:bidi w:val="0"/>
+        <w:adjustRightInd w:val="0"/>
+        <w:snapToGrid w:val="0"/>
+        <w:textAlignment w:val="baseline"/>
+      </w:pPr>
+      <w:r>
+        <w:t>事件/服务请求解决后由服务台统一进行回访。</w:t>
+      </w:r>
+    </w:p>
+    <w:p>
+      <w:pPr>
+        <w:pStyle w:val="31"/>
+        <w:keepNext w:val="0"/>
+        <w:keepLines w:val="0"/>
+        <w:pageBreakBefore w:val="0"/>
+        <w:widowControl w:val="0"/>
+        <w:kinsoku w:val="0"/>
+        <w:wordWrap/>
+        <w:overflowPunct/>
+        <w:topLinePunct w:val="0"/>
+        <w:autoSpaceDE w:val="0"/>
+        <w:autoSpaceDN w:val="0"/>
+        <w:bidi w:val="0"/>
+        <w:adjustRightInd w:val="0"/>
+        <w:snapToGrid w:val="0"/>
+        <w:textAlignment w:val="baseline"/>
+      </w:pPr>
+      <w:bookmarkStart w:id="21" w:name="_Toc14307"/>
+      <w:r>
+        <w:t>事件关闭</w:t>
       </w:r>
       <w:bookmarkEnd w:id="21"/>
     </w:p>
     <w:p>
       <w:pPr>
-        <w:pStyle w:val="a1"/>
-        <w:keepNext w:val="0"/>
-        <w:keepLines w:val="0"/>
-        <w:pageBreakBefore w:val="0"/>
-        <w:widowControl w:val="0"/>
-        <w:kinsoku w:val="0"/>
-        <w:wordWrap/>
-        <w:overflowPunct/>
-        <w:topLinePunct w:val="0"/>
-        <w:autoSpaceDE w:val="0"/>
-        <w:autoSpaceDN w:val="0"/>
-        <w:bidi w:val="0"/>
-        <w:adjustRightInd w:val="0"/>
-        <w:snapToGrid w:val="0"/>
-        <w:textAlignment w:val="baseline"/>
-      </w:pPr>
-      <w:r>
-        <w:t>事件/服务请求解决后由服务台统一进行回访。</w:t>
-      </w:r>
-    </w:p>
-    <w:p>
-      <w:pPr>
-        <w:pStyle w:val="2"/>
-        <w:keepNext w:val="0"/>
-        <w:keepLines w:val="0"/>
-        <w:pageBreakBefore w:val="0"/>
-        <w:widowControl w:val="0"/>
-        <w:kinsoku w:val="0"/>
-        <w:wordWrap/>
-        <w:overflowPunct/>
-        <w:topLinePunct w:val="0"/>
-        <w:autoSpaceDE w:val="0"/>
-        <w:autoSpaceDN w:val="0"/>
-        <w:bidi w:val="0"/>
-        <w:adjustRightInd w:val="0"/>
-        <w:snapToGrid w:val="0"/>
-        <w:textAlignment w:val="baseline"/>
-      </w:pPr>
-      <w:bookmarkStart w:id="22" w:name="_Toc14307"/>
-      <w:r>
-        <w:t>事件关闭</w:t>
-      </w:r>
-      <w:bookmarkEnd w:id="22"/>
-    </w:p>
-    <w:p>
-      <w:pPr>
-        <w:pStyle w:val="a1"/>
+        <w:pStyle w:val="30"/>
         <w:keepNext w:val="0"/>
         <w:keepLines w:val="0"/>
         <w:pageBreakBefore w:val="0"/>
@@ -4378,24 +4405,24 @@
     </w:p>
     <w:p>
       <w:pPr>
-        <w:pStyle w:val="1"/>
-        <w:keepNext w:val="0"/>
-        <w:keepLines w:val="0"/>
-        <w:pageBreakBefore w:val="0"/>
-        <w:widowControl w:val="0"/>
-        <w:kinsoku w:val="0"/>
-        <w:wordWrap/>
-        <w:overflowPunct/>
-        <w:topLinePunct w:val="0"/>
-        <w:autoSpaceDE w:val="0"/>
-        <w:autoSpaceDN w:val="0"/>
-        <w:bidi w:val="0"/>
-        <w:adjustRightInd w:val="0"/>
-        <w:snapToGrid w:val="0"/>
-        <w:textAlignment w:val="baseline"/>
-      </w:pPr>
-      <w:bookmarkStart w:id="23" w:name="heading_7"/>
-      <w:bookmarkStart w:id="24" w:name="_Toc24994"/>
+        <w:pStyle w:val="29"/>
+        <w:keepNext w:val="0"/>
+        <w:keepLines w:val="0"/>
+        <w:pageBreakBefore w:val="0"/>
+        <w:widowControl w:val="0"/>
+        <w:kinsoku w:val="0"/>
+        <w:wordWrap/>
+        <w:overflowPunct/>
+        <w:topLinePunct w:val="0"/>
+        <w:autoSpaceDE w:val="0"/>
+        <w:autoSpaceDN w:val="0"/>
+        <w:bidi w:val="0"/>
+        <w:adjustRightInd w:val="0"/>
+        <w:snapToGrid w:val="0"/>
+        <w:textAlignment w:val="baseline"/>
+      </w:pPr>
+      <w:bookmarkStart w:id="22" w:name="heading_7"/>
+      <w:bookmarkStart w:id="23" w:name="_Toc24994"/>
       <w:r>
         <w:rPr>
           <w:rFonts w:hint="eastAsia"/>
@@ -4406,12 +4433,12 @@
       <w:r>
         <w:t>服务台服务过程</w:t>
       </w:r>
+      <w:bookmarkEnd w:id="22"/>
       <w:bookmarkEnd w:id="23"/>
-      <w:bookmarkEnd w:id="24"/>
-    </w:p>
-    <w:p>
-      <w:pPr>
-        <w:pStyle w:val="a1"/>
+    </w:p>
+    <w:p>
+      <w:pPr>
+        <w:pStyle w:val="30"/>
         <w:keepNext w:val="0"/>
         <w:keepLines w:val="0"/>
         <w:pageBreakBefore w:val="0"/>
@@ -4446,7 +4473,7 @@
                     </pic:cNvPicPr>
                   </pic:nvPicPr>
                   <pic:blipFill>
-                    <a:blip xmlns:r="http://schemas.openxmlformats.org/officeDocument/2006/relationships" r:embed="rId5"/>
+                    <a:blip r:embed="rId7"/>
                     <a:stretch>
                       <a:fillRect/>
                     </a:stretch>
@@ -4473,7 +4500,7 @@
     </w:p>
     <w:p>
       <w:pPr>
-        <w:pStyle w:val="a1"/>
+        <w:pStyle w:val="30"/>
         <w:keepNext w:val="0"/>
         <w:keepLines w:val="0"/>
         <w:pageBreakBefore w:val="0"/>
@@ -4502,7 +4529,7 @@
     </w:p>
     <w:p>
       <w:pPr>
-        <w:pStyle w:val="a1"/>
+        <w:pStyle w:val="30"/>
         <w:keepNext w:val="0"/>
         <w:keepLines w:val="0"/>
         <w:pageBreakBefore w:val="0"/>
@@ -4531,7 +4558,7 @@
     </w:p>
     <w:p>
       <w:pPr>
-        <w:pStyle w:val="a1"/>
+        <w:pStyle w:val="30"/>
         <w:keepNext w:val="0"/>
         <w:keepLines w:val="0"/>
         <w:pageBreakBefore w:val="0"/>
@@ -4560,7 +4587,7 @@
     </w:p>
     <w:p>
       <w:pPr>
-        <w:pStyle w:val="a1"/>
+        <w:pStyle w:val="30"/>
         <w:keepNext w:val="0"/>
         <w:keepLines w:val="0"/>
         <w:pageBreakBefore w:val="0"/>
@@ -4602,7 +4629,7 @@
     </w:p>
     <w:p>
       <w:pPr>
-        <w:pStyle w:val="a1"/>
+        <w:pStyle w:val="30"/>
         <w:keepNext w:val="0"/>
         <w:keepLines w:val="0"/>
         <w:pageBreakBefore w:val="0"/>
@@ -4661,7 +4688,7 @@
     </w:p>
     <w:p>
       <w:pPr>
-        <w:pStyle w:val="a1"/>
+        <w:pStyle w:val="30"/>
         <w:keepNext w:val="0"/>
         <w:keepLines w:val="0"/>
         <w:pageBreakBefore w:val="0"/>
@@ -4690,7 +4717,7 @@
     </w:p>
     <w:p>
       <w:pPr>
-        <w:pStyle w:val="a1"/>
+        <w:pStyle w:val="30"/>
         <w:keepNext w:val="0"/>
         <w:keepLines w:val="0"/>
         <w:pageBreakBefore w:val="0"/>
@@ -4719,42 +4746,42 @@
     </w:p>
     <w:p>
       <w:pPr>
-        <w:pStyle w:val="1"/>
-        <w:keepNext w:val="0"/>
-        <w:keepLines w:val="0"/>
-        <w:pageBreakBefore w:val="0"/>
-        <w:widowControl w:val="0"/>
-        <w:kinsoku w:val="0"/>
-        <w:wordWrap/>
-        <w:overflowPunct/>
-        <w:topLinePunct w:val="0"/>
-        <w:autoSpaceDE w:val="0"/>
-        <w:autoSpaceDN w:val="0"/>
-        <w:bidi w:val="0"/>
-        <w:adjustRightInd w:val="0"/>
-        <w:snapToGrid w:val="0"/>
-        <w:textAlignment w:val="baseline"/>
-      </w:pPr>
-      <w:bookmarkStart w:id="25" w:name="_Toc23586"/>
-      <w:bookmarkStart w:id="26" w:name="heading_26"/>
+        <w:pStyle w:val="29"/>
+        <w:keepNext w:val="0"/>
+        <w:keepLines w:val="0"/>
+        <w:pageBreakBefore w:val="0"/>
+        <w:widowControl w:val="0"/>
+        <w:kinsoku w:val="0"/>
+        <w:wordWrap/>
+        <w:overflowPunct/>
+        <w:topLinePunct w:val="0"/>
+        <w:autoSpaceDE w:val="0"/>
+        <w:autoSpaceDN w:val="0"/>
+        <w:bidi w:val="0"/>
+        <w:adjustRightInd w:val="0"/>
+        <w:snapToGrid w:val="0"/>
+        <w:textAlignment w:val="baseline"/>
+      </w:pPr>
+      <w:bookmarkStart w:id="24" w:name="_Toc23586"/>
+      <w:bookmarkStart w:id="25" w:name="heading_26"/>
       <w:r>
         <w:t>KPI 指标</w:t>
       </w:r>
+      <w:bookmarkEnd w:id="24"/>
       <w:bookmarkEnd w:id="25"/>
-      <w:bookmarkEnd w:id="26"/>
     </w:p>
     <w:tbl>
       <w:tblPr>
-        <w:tblStyle w:val="TableNormal"/>
+        <w:tblStyle w:val="20"/>
         <w:tblW w:w="0" w:type="auto"/>
         <w:tblInd w:w="0" w:type="dxa"/>
         <w:tblBorders>
-          <w:top w:val="single" w:sz="4" w:space="0" w:color="auto"/>
-          <w:left w:val="single" w:sz="4" w:space="0" w:color="auto"/>
-          <w:bottom w:val="single" w:sz="4" w:space="0" w:color="auto"/>
-          <w:right w:val="single" w:sz="4" w:space="0" w:color="auto"/>
-          <w:insideH w:val="single" w:sz="4" w:space="0" w:color="auto"/>
-          <w:insideV w:val="single" w:sz="4" w:space="0" w:color="auto"/>
+          <w:top w:val="single" w:color="auto" w:sz="4" w:space="0"/>
+          <w:left w:val="single" w:color="auto" w:sz="4" w:space="0"/>
+          <w:bottom w:val="single" w:color="auto" w:sz="4" w:space="0"/>
+          <w:right w:val="single" w:color="auto" w:sz="4" w:space="0"/>
+          <w:insideH w:val="single" w:color="auto" w:sz="4" w:space="0"/>
+          <w:insideV w:val="single" w:color="auto" w:sz="4" w:space="0"/>
         </w:tblBorders>
         <w:tblLayout w:type="fixed"/>
         <w:tblCellMar>
@@ -4772,17 +4799,14 @@
       </w:tblGrid>
       <w:tr>
         <w:tblPrEx>
-          <w:tblW w:w="0" w:type="auto"/>
-          <w:tblInd w:w="0" w:type="dxa"/>
           <w:tblBorders>
-            <w:top w:val="single" w:sz="4" w:space="0" w:color="auto"/>
-            <w:left w:val="single" w:sz="4" w:space="0" w:color="auto"/>
-            <w:bottom w:val="single" w:sz="4" w:space="0" w:color="auto"/>
-            <w:right w:val="single" w:sz="4" w:space="0" w:color="auto"/>
-            <w:insideH w:val="single" w:sz="4" w:space="0" w:color="auto"/>
-            <w:insideV w:val="single" w:sz="4" w:space="0" w:color="auto"/>
+            <w:top w:val="single" w:color="auto" w:sz="4" w:space="0"/>
+            <w:left w:val="single" w:color="auto" w:sz="4" w:space="0"/>
+            <w:bottom w:val="single" w:color="auto" w:sz="4" w:space="0"/>
+            <w:right w:val="single" w:color="auto" w:sz="4" w:space="0"/>
+            <w:insideH w:val="single" w:color="auto" w:sz="4" w:space="0"/>
+            <w:insideV w:val="single" w:color="auto" w:sz="4" w:space="0"/>
           </w:tblBorders>
-          <w:tblLayout w:type="fixed"/>
           <w:tblCellMar>
             <w:top w:w="0" w:type="dxa"/>
             <w:left w:w="10" w:type="dxa"/>
@@ -4816,7 +4840,7 @@
               <w:adjustRightInd w:val="0"/>
               <w:snapToGrid w:val="0"/>
               <w:spacing w:before="120" w:after="120" w:line="288" w:lineRule="auto"/>
-              <w:ind w:left="0" w:right="0" w:firstLine="0" w:leftChars="0" w:rightChars="0" w:firstLineChars="0"/>
+              <w:ind w:left="0" w:leftChars="0" w:right="0" w:rightChars="0" w:firstLine="0" w:firstLineChars="0"/>
               <w:jc w:val="center"/>
               <w:textAlignment w:val="baseline"/>
               <w:rPr>
@@ -4826,7 +4850,7 @@
             </w:pPr>
             <w:r>
               <w:rPr>
-                <w:rFonts w:ascii="Arial" w:eastAsia="等线" w:hAnsi="Arial" w:cs="Arial"/>
+                <w:rFonts w:ascii="Arial" w:hAnsi="Arial" w:eastAsia="等线" w:cs="Arial"/>
                 <w:sz w:val="21"/>
                 <w:szCs w:val="21"/>
               </w:rPr>
@@ -4860,7 +4884,7 @@
               <w:adjustRightInd w:val="0"/>
               <w:snapToGrid w:val="0"/>
               <w:spacing w:before="120" w:after="120" w:line="288" w:lineRule="auto"/>
-              <w:ind w:left="0" w:right="0" w:firstLine="0" w:leftChars="0" w:rightChars="0" w:firstLineChars="0"/>
+              <w:ind w:left="0" w:leftChars="0" w:right="0" w:rightChars="0" w:firstLine="0" w:firstLineChars="0"/>
               <w:jc w:val="center"/>
               <w:textAlignment w:val="baseline"/>
               <w:rPr>
@@ -4870,7 +4894,7 @@
             </w:pPr>
             <w:r>
               <w:rPr>
-                <w:rFonts w:ascii="Arial" w:eastAsia="等线" w:hAnsi="Arial" w:cs="Arial"/>
+                <w:rFonts w:ascii="Arial" w:hAnsi="Arial" w:eastAsia="等线" w:cs="Arial"/>
                 <w:sz w:val="21"/>
                 <w:szCs w:val="21"/>
               </w:rPr>
@@ -4904,7 +4928,7 @@
               <w:adjustRightInd w:val="0"/>
               <w:snapToGrid w:val="0"/>
               <w:spacing w:before="120" w:after="120" w:line="288" w:lineRule="auto"/>
-              <w:ind w:left="0" w:right="0" w:firstLine="0" w:leftChars="0" w:rightChars="0" w:firstLineChars="0"/>
+              <w:ind w:left="0" w:leftChars="0" w:right="0" w:rightChars="0" w:firstLine="0" w:firstLineChars="0"/>
               <w:jc w:val="center"/>
               <w:textAlignment w:val="baseline"/>
               <w:rPr>
@@ -4914,7 +4938,7 @@
             </w:pPr>
             <w:r>
               <w:rPr>
-                <w:rFonts w:ascii="Arial" w:eastAsia="等线" w:hAnsi="Arial" w:cs="Arial"/>
+                <w:rFonts w:ascii="Arial" w:hAnsi="Arial" w:eastAsia="等线" w:cs="Arial"/>
                 <w:sz w:val="21"/>
                 <w:szCs w:val="21"/>
               </w:rPr>
@@ -4948,7 +4972,7 @@
               <w:adjustRightInd w:val="0"/>
               <w:snapToGrid w:val="0"/>
               <w:spacing w:before="120" w:after="120" w:line="288" w:lineRule="auto"/>
-              <w:ind w:left="0" w:right="0" w:firstLine="0" w:leftChars="0" w:rightChars="0" w:firstLineChars="0"/>
+              <w:ind w:left="0" w:leftChars="0" w:right="0" w:rightChars="0" w:firstLine="0" w:firstLineChars="0"/>
               <w:jc w:val="center"/>
               <w:textAlignment w:val="baseline"/>
               <w:rPr>
@@ -4958,7 +4982,7 @@
             </w:pPr>
             <w:r>
               <w:rPr>
-                <w:rFonts w:ascii="Arial" w:eastAsia="等线" w:hAnsi="Arial" w:cs="Arial"/>
+                <w:rFonts w:ascii="Arial" w:hAnsi="Arial" w:eastAsia="等线" w:cs="Arial"/>
                 <w:sz w:val="21"/>
                 <w:szCs w:val="21"/>
               </w:rPr>
@@ -4969,9 +4993,14 @@
       </w:tr>
       <w:tr>
         <w:tblPrEx>
-          <w:tblW w:w="0" w:type="auto"/>
-          <w:tblInd w:w="0" w:type="dxa"/>
-          <w:tblLayout w:type="fixed"/>
+          <w:tblBorders>
+            <w:top w:val="single" w:color="auto" w:sz="4" w:space="0"/>
+            <w:left w:val="single" w:color="auto" w:sz="4" w:space="0"/>
+            <w:bottom w:val="single" w:color="auto" w:sz="4" w:space="0"/>
+            <w:right w:val="single" w:color="auto" w:sz="4" w:space="0"/>
+            <w:insideH w:val="single" w:color="auto" w:sz="4" w:space="0"/>
+            <w:insideV w:val="single" w:color="auto" w:sz="4" w:space="0"/>
+          </w:tblBorders>
           <w:tblCellMar>
             <w:top w:w="0" w:type="dxa"/>
             <w:left w:w="10" w:type="dxa"/>
@@ -5015,7 +5044,7 @@
             </w:pPr>
             <w:r>
               <w:rPr>
-                <w:rFonts w:ascii="Arial" w:eastAsia="等线" w:hAnsi="Arial" w:cs="Arial"/>
+                <w:rFonts w:ascii="Arial" w:hAnsi="Arial" w:eastAsia="等线" w:cs="Arial"/>
                 <w:sz w:val="21"/>
                 <w:szCs w:val="21"/>
               </w:rPr>
@@ -5059,7 +5088,7 @@
             </w:pPr>
             <w:r>
               <w:rPr>
-                <w:rFonts w:ascii="Arial" w:eastAsia="等线" w:hAnsi="Arial" w:cs="Arial"/>
+                <w:rFonts w:ascii="Arial" w:hAnsi="Arial" w:eastAsia="等线" w:cs="Arial"/>
                 <w:sz w:val="21"/>
                 <w:szCs w:val="21"/>
               </w:rPr>
@@ -5093,7 +5122,7 @@
               <w:adjustRightInd w:val="0"/>
               <w:snapToGrid w:val="0"/>
               <w:spacing w:before="120" w:after="120" w:line="288" w:lineRule="auto"/>
-              <w:ind w:left="0" w:right="0" w:firstLine="0" w:leftChars="0" w:rightChars="0" w:firstLineChars="0"/>
+              <w:ind w:left="0" w:leftChars="0" w:right="0" w:rightChars="0" w:firstLine="0" w:firstLineChars="0"/>
               <w:jc w:val="center"/>
               <w:textAlignment w:val="baseline"/>
               <w:rPr>
@@ -5103,7 +5132,7 @@
             </w:pPr>
             <w:r>
               <w:rPr>
-                <w:rFonts w:ascii="Arial" w:eastAsia="等线" w:hAnsi="Arial" w:cs="Arial"/>
+                <w:rFonts w:ascii="Arial" w:hAnsi="Arial" w:eastAsia="等线" w:cs="Arial"/>
                 <w:sz w:val="21"/>
                 <w:szCs w:val="21"/>
               </w:rPr>
@@ -5137,7 +5166,7 @@
               <w:adjustRightInd w:val="0"/>
               <w:snapToGrid w:val="0"/>
               <w:spacing w:before="120" w:after="120" w:line="288" w:lineRule="auto"/>
-              <w:ind w:left="0" w:right="0" w:firstLine="0" w:leftChars="0" w:rightChars="0" w:firstLineChars="0"/>
+              <w:ind w:left="0" w:leftChars="0" w:right="0" w:rightChars="0" w:firstLine="0" w:firstLineChars="0"/>
               <w:jc w:val="center"/>
               <w:textAlignment w:val="baseline"/>
               <w:rPr>
@@ -5147,7 +5176,7 @@
             </w:pPr>
             <w:r>
               <w:rPr>
-                <w:rFonts w:ascii="Arial" w:eastAsia="等线" w:hAnsi="Arial" w:cs="Arial"/>
+                <w:rFonts w:ascii="Arial" w:hAnsi="Arial" w:eastAsia="等线" w:cs="Arial"/>
                 <w:sz w:val="21"/>
                 <w:szCs w:val="21"/>
               </w:rPr>
@@ -5158,9 +5187,14 @@
       </w:tr>
       <w:tr>
         <w:tblPrEx>
-          <w:tblW w:w="0" w:type="auto"/>
-          <w:tblInd w:w="0" w:type="dxa"/>
-          <w:tblLayout w:type="fixed"/>
+          <w:tblBorders>
+            <w:top w:val="single" w:color="auto" w:sz="4" w:space="0"/>
+            <w:left w:val="single" w:color="auto" w:sz="4" w:space="0"/>
+            <w:bottom w:val="single" w:color="auto" w:sz="4" w:space="0"/>
+            <w:right w:val="single" w:color="auto" w:sz="4" w:space="0"/>
+            <w:insideH w:val="single" w:color="auto" w:sz="4" w:space="0"/>
+            <w:insideV w:val="single" w:color="auto" w:sz="4" w:space="0"/>
+          </w:tblBorders>
           <w:tblCellMar>
             <w:top w:w="0" w:type="dxa"/>
             <w:left w:w="10" w:type="dxa"/>
@@ -5204,7 +5238,7 @@
             </w:pPr>
             <w:r>
               <w:rPr>
-                <w:rFonts w:ascii="Arial" w:eastAsia="等线" w:hAnsi="Arial" w:cs="Arial"/>
+                <w:rFonts w:ascii="Arial" w:hAnsi="Arial" w:eastAsia="等线" w:cs="Arial"/>
                 <w:sz w:val="21"/>
                 <w:szCs w:val="21"/>
               </w:rPr>
@@ -5248,7 +5282,7 @@
             </w:pPr>
             <w:r>
               <w:rPr>
-                <w:rFonts w:ascii="Arial" w:eastAsia="等线" w:hAnsi="Arial" w:cs="Arial"/>
+                <w:rFonts w:ascii="Arial" w:hAnsi="Arial" w:eastAsia="等线" w:cs="Arial"/>
                 <w:sz w:val="21"/>
                 <w:szCs w:val="21"/>
               </w:rPr>
@@ -5282,7 +5316,7 @@
               <w:adjustRightInd w:val="0"/>
               <w:snapToGrid w:val="0"/>
               <w:spacing w:before="120" w:after="120" w:line="288" w:lineRule="auto"/>
-              <w:ind w:left="0" w:right="0" w:firstLine="0" w:leftChars="0" w:rightChars="0" w:firstLineChars="0"/>
+              <w:ind w:left="0" w:leftChars="0" w:right="0" w:rightChars="0" w:firstLine="0" w:firstLineChars="0"/>
               <w:jc w:val="center"/>
               <w:textAlignment w:val="baseline"/>
               <w:rPr>
@@ -5292,7 +5326,7 @@
             </w:pPr>
             <w:r>
               <w:rPr>
-                <w:rFonts w:ascii="Arial" w:eastAsia="等线" w:hAnsi="Arial" w:cs="Arial"/>
+                <w:rFonts w:ascii="Arial" w:hAnsi="Arial" w:eastAsia="等线" w:cs="Arial"/>
                 <w:sz w:val="21"/>
                 <w:szCs w:val="21"/>
               </w:rPr>
@@ -5300,7 +5334,7 @@
             </w:r>
             <w:r>
               <w:rPr>
-                <w:rFonts w:eastAsia="等线" w:cs="Arial" w:hint="eastAsia"/>
+                <w:rFonts w:hint="eastAsia" w:eastAsia="等线" w:cs="Arial"/>
                 <w:sz w:val="21"/>
                 <w:szCs w:val="21"/>
                 <w:lang w:val="en-US" w:eastAsia="zh-CN"/>
@@ -5309,7 +5343,7 @@
             </w:r>
             <w:r>
               <w:rPr>
-                <w:rFonts w:ascii="Arial" w:eastAsia="等线" w:hAnsi="Arial" w:cs="Arial"/>
+                <w:rFonts w:ascii="Arial" w:hAnsi="Arial" w:eastAsia="等线" w:cs="Arial"/>
                 <w:sz w:val="21"/>
                 <w:szCs w:val="21"/>
               </w:rPr>
@@ -5343,7 +5377,7 @@
               <w:adjustRightInd w:val="0"/>
               <w:snapToGrid w:val="0"/>
               <w:spacing w:before="120" w:after="120" w:line="288" w:lineRule="auto"/>
-              <w:ind w:left="0" w:right="0" w:firstLine="0" w:leftChars="0" w:rightChars="0" w:firstLineChars="0"/>
+              <w:ind w:left="0" w:leftChars="0" w:right="0" w:rightChars="0" w:firstLine="0" w:firstLineChars="0"/>
               <w:jc w:val="center"/>
               <w:textAlignment w:val="baseline"/>
               <w:rPr>
@@ -5353,7 +5387,7 @@
             </w:pPr>
             <w:r>
               <w:rPr>
-                <w:rFonts w:ascii="Arial" w:eastAsia="等线" w:hAnsi="Arial" w:cs="Arial"/>
+                <w:rFonts w:ascii="Arial" w:hAnsi="Arial" w:eastAsia="等线" w:cs="Arial"/>
                 <w:sz w:val="21"/>
                 <w:szCs w:val="21"/>
               </w:rPr>
@@ -5365,59 +5399,59 @@
     </w:tbl>
     <w:p>
       <w:pPr>
-        <w:pStyle w:val="1"/>
-        <w:keepNext w:val="0"/>
-        <w:keepLines w:val="0"/>
-        <w:pageBreakBefore w:val="0"/>
-        <w:widowControl w:val="0"/>
-        <w:kinsoku w:val="0"/>
-        <w:wordWrap/>
-        <w:overflowPunct/>
-        <w:topLinePunct w:val="0"/>
-        <w:autoSpaceDE w:val="0"/>
-        <w:autoSpaceDN w:val="0"/>
-        <w:bidi w:val="0"/>
-        <w:adjustRightInd w:val="0"/>
-        <w:snapToGrid w:val="0"/>
-        <w:textAlignment w:val="baseline"/>
-      </w:pPr>
-      <w:bookmarkStart w:id="27" w:name="_Toc30748"/>
-      <w:bookmarkStart w:id="28" w:name="heading_13"/>
+        <w:pStyle w:val="29"/>
+        <w:keepNext w:val="0"/>
+        <w:keepLines w:val="0"/>
+        <w:pageBreakBefore w:val="0"/>
+        <w:widowControl w:val="0"/>
+        <w:kinsoku w:val="0"/>
+        <w:wordWrap/>
+        <w:overflowPunct/>
+        <w:topLinePunct w:val="0"/>
+        <w:autoSpaceDE w:val="0"/>
+        <w:autoSpaceDN w:val="0"/>
+        <w:bidi w:val="0"/>
+        <w:adjustRightInd w:val="0"/>
+        <w:snapToGrid w:val="0"/>
+        <w:textAlignment w:val="baseline"/>
+      </w:pPr>
+      <w:bookmarkStart w:id="26" w:name="_Toc30748"/>
+      <w:bookmarkStart w:id="27" w:name="heading_13"/>
       <w:r>
         <w:t>服务台管理规范</w:t>
       </w:r>
+      <w:bookmarkEnd w:id="26"/>
       <w:bookmarkEnd w:id="27"/>
+    </w:p>
+    <w:p>
+      <w:pPr>
+        <w:pStyle w:val="31"/>
+        <w:keepNext w:val="0"/>
+        <w:keepLines w:val="0"/>
+        <w:pageBreakBefore w:val="0"/>
+        <w:widowControl w:val="0"/>
+        <w:kinsoku w:val="0"/>
+        <w:wordWrap/>
+        <w:overflowPunct/>
+        <w:topLinePunct w:val="0"/>
+        <w:autoSpaceDE w:val="0"/>
+        <w:autoSpaceDN w:val="0"/>
+        <w:bidi w:val="0"/>
+        <w:adjustRightInd w:val="0"/>
+        <w:snapToGrid w:val="0"/>
+        <w:textAlignment w:val="baseline"/>
+      </w:pPr>
+      <w:bookmarkStart w:id="28" w:name="heading_14"/>
+      <w:bookmarkStart w:id="29" w:name="_Toc27058"/>
+      <w:r>
+        <w:t>服务要领</w:t>
+      </w:r>
       <w:bookmarkEnd w:id="28"/>
-    </w:p>
-    <w:p>
-      <w:pPr>
-        <w:pStyle w:val="2"/>
-        <w:keepNext w:val="0"/>
-        <w:keepLines w:val="0"/>
-        <w:pageBreakBefore w:val="0"/>
-        <w:widowControl w:val="0"/>
-        <w:kinsoku w:val="0"/>
-        <w:wordWrap/>
-        <w:overflowPunct/>
-        <w:topLinePunct w:val="0"/>
-        <w:autoSpaceDE w:val="0"/>
-        <w:autoSpaceDN w:val="0"/>
-        <w:bidi w:val="0"/>
-        <w:adjustRightInd w:val="0"/>
-        <w:snapToGrid w:val="0"/>
-        <w:textAlignment w:val="baseline"/>
-      </w:pPr>
-      <w:bookmarkStart w:id="29" w:name="heading_14"/>
-      <w:bookmarkStart w:id="30" w:name="_Toc27058"/>
-      <w:r>
-        <w:t>服务要领</w:t>
-      </w:r>
       <w:bookmarkEnd w:id="29"/>
-      <w:bookmarkEnd w:id="30"/>
-    </w:p>
-    <w:p>
-      <w:pPr>
-        <w:pStyle w:val="a1"/>
+    </w:p>
+    <w:p>
+      <w:pPr>
+        <w:pStyle w:val="30"/>
         <w:keepNext w:val="0"/>
         <w:keepLines w:val="0"/>
         <w:pageBreakBefore w:val="0"/>
@@ -5435,18 +5469,18 @@
         <w:bidi w:val="0"/>
         <w:adjustRightInd w:val="0"/>
         <w:snapToGrid w:val="0"/>
-        <w:ind w:left="425" w:hanging="425" w:leftChars="0" w:firstLineChars="0"/>
-        <w:textAlignment w:val="baseline"/>
-      </w:pPr>
-      <w:bookmarkStart w:id="31" w:name="heading_15"/>
+        <w:ind w:left="425" w:leftChars="0" w:hanging="425" w:firstLineChars="0"/>
+        <w:textAlignment w:val="baseline"/>
+      </w:pPr>
+      <w:bookmarkStart w:id="30" w:name="heading_15"/>
       <w:r>
         <w:t>倾听</w:t>
       </w:r>
-      <w:bookmarkEnd w:id="31"/>
-    </w:p>
-    <w:p>
-      <w:pPr>
-        <w:pStyle w:val="a1"/>
+      <w:bookmarkEnd w:id="30"/>
+    </w:p>
+    <w:p>
+      <w:pPr>
+        <w:pStyle w:val="30"/>
         <w:keepNext w:val="0"/>
         <w:keepLines w:val="0"/>
         <w:pageBreakBefore w:val="0"/>
@@ -5478,7 +5512,7 @@
     </w:p>
     <w:p>
       <w:pPr>
-        <w:pStyle w:val="a1"/>
+        <w:pStyle w:val="30"/>
         <w:keepNext w:val="0"/>
         <w:keepLines w:val="0"/>
         <w:pageBreakBefore w:val="0"/>
@@ -5510,7 +5544,7 @@
     </w:p>
     <w:p>
       <w:pPr>
-        <w:pStyle w:val="a1"/>
+        <w:pStyle w:val="30"/>
         <w:keepNext w:val="0"/>
         <w:keepLines w:val="0"/>
         <w:pageBreakBefore w:val="0"/>
@@ -5528,18 +5562,18 @@
         <w:bidi w:val="0"/>
         <w:adjustRightInd w:val="0"/>
         <w:snapToGrid w:val="0"/>
-        <w:ind w:left="425" w:hanging="425" w:leftChars="0" w:firstLineChars="0"/>
-        <w:textAlignment w:val="baseline"/>
-      </w:pPr>
-      <w:bookmarkStart w:id="32" w:name="heading_16"/>
+        <w:ind w:left="425" w:leftChars="0" w:hanging="425" w:firstLineChars="0"/>
+        <w:textAlignment w:val="baseline"/>
+      </w:pPr>
+      <w:bookmarkStart w:id="31" w:name="heading_16"/>
       <w:r>
         <w:t>应答及回复</w:t>
       </w:r>
-      <w:bookmarkEnd w:id="32"/>
-    </w:p>
-    <w:p>
-      <w:pPr>
-        <w:pStyle w:val="a1"/>
+      <w:bookmarkEnd w:id="31"/>
+    </w:p>
+    <w:p>
+      <w:pPr>
+        <w:pStyle w:val="30"/>
         <w:keepNext w:val="0"/>
         <w:keepLines w:val="0"/>
         <w:pageBreakBefore w:val="0"/>
@@ -5561,7 +5595,7 @@
     </w:p>
     <w:p>
       <w:pPr>
-        <w:pStyle w:val="a1"/>
+        <w:pStyle w:val="30"/>
         <w:keepNext w:val="0"/>
         <w:keepLines w:val="0"/>
         <w:pageBreakBefore w:val="0"/>
@@ -5583,7 +5617,7 @@
     </w:p>
     <w:p>
       <w:pPr>
-        <w:pStyle w:val="a1"/>
+        <w:pStyle w:val="30"/>
         <w:keepNext w:val="0"/>
         <w:keepLines w:val="0"/>
         <w:pageBreakBefore w:val="0"/>
@@ -5612,7 +5646,7 @@
     </w:p>
     <w:p>
       <w:pPr>
-        <w:pStyle w:val="a1"/>
+        <w:pStyle w:val="30"/>
         <w:keepNext w:val="0"/>
         <w:keepLines w:val="0"/>
         <w:pageBreakBefore w:val="0"/>
@@ -5634,7 +5668,7 @@
     </w:p>
     <w:p>
       <w:pPr>
-        <w:pStyle w:val="a1"/>
+        <w:pStyle w:val="30"/>
         <w:keepNext w:val="0"/>
         <w:keepLines w:val="0"/>
         <w:pageBreakBefore w:val="0"/>
@@ -5652,18 +5686,18 @@
         <w:bidi w:val="0"/>
         <w:adjustRightInd w:val="0"/>
         <w:snapToGrid w:val="0"/>
-        <w:ind w:left="425" w:hanging="425" w:leftChars="0" w:firstLineChars="0"/>
-        <w:textAlignment w:val="baseline"/>
-      </w:pPr>
-      <w:bookmarkStart w:id="33" w:name="heading_17"/>
+        <w:ind w:left="425" w:leftChars="0" w:hanging="425" w:firstLineChars="0"/>
+        <w:textAlignment w:val="baseline"/>
+      </w:pPr>
+      <w:bookmarkStart w:id="32" w:name="heading_17"/>
       <w:r>
         <w:t>说话语调、语气、语速和表达用词</w:t>
       </w:r>
-      <w:bookmarkEnd w:id="33"/>
-    </w:p>
-    <w:p>
-      <w:pPr>
-        <w:pStyle w:val="a1"/>
+      <w:bookmarkEnd w:id="32"/>
+    </w:p>
+    <w:p>
+      <w:pPr>
+        <w:pStyle w:val="30"/>
         <w:keepNext w:val="0"/>
         <w:keepLines w:val="0"/>
         <w:pageBreakBefore w:val="0"/>
@@ -5685,7 +5719,7 @@
     </w:p>
     <w:p>
       <w:pPr>
-        <w:pStyle w:val="a1"/>
+        <w:pStyle w:val="30"/>
         <w:keepNext w:val="0"/>
         <w:keepLines w:val="0"/>
         <w:pageBreakBefore w:val="0"/>
@@ -5717,33 +5751,33 @@
     </w:p>
     <w:p>
       <w:pPr>
-        <w:pStyle w:val="2"/>
-        <w:keepNext w:val="0"/>
-        <w:keepLines w:val="0"/>
-        <w:pageBreakBefore w:val="0"/>
-        <w:widowControl w:val="0"/>
-        <w:kinsoku w:val="0"/>
-        <w:wordWrap/>
-        <w:overflowPunct/>
-        <w:topLinePunct w:val="0"/>
-        <w:autoSpaceDE w:val="0"/>
-        <w:autoSpaceDN w:val="0"/>
-        <w:bidi w:val="0"/>
-        <w:adjustRightInd w:val="0"/>
-        <w:snapToGrid w:val="0"/>
-        <w:textAlignment w:val="baseline"/>
-      </w:pPr>
+        <w:pStyle w:val="31"/>
+        <w:keepNext w:val="0"/>
+        <w:keepLines w:val="0"/>
+        <w:pageBreakBefore w:val="0"/>
+        <w:widowControl w:val="0"/>
+        <w:kinsoku w:val="0"/>
+        <w:wordWrap/>
+        <w:overflowPunct/>
+        <w:topLinePunct w:val="0"/>
+        <w:autoSpaceDE w:val="0"/>
+        <w:autoSpaceDN w:val="0"/>
+        <w:bidi w:val="0"/>
+        <w:adjustRightInd w:val="0"/>
+        <w:snapToGrid w:val="0"/>
+        <w:textAlignment w:val="baseline"/>
+      </w:pPr>
+      <w:bookmarkStart w:id="33" w:name="_Toc19603"/>
       <w:bookmarkStart w:id="34" w:name="heading_18"/>
-      <w:bookmarkStart w:id="35" w:name="_Toc19603"/>
       <w:r>
         <w:t>服务标准用语规范</w:t>
       </w:r>
+      <w:bookmarkEnd w:id="33"/>
       <w:bookmarkEnd w:id="34"/>
-      <w:bookmarkEnd w:id="35"/>
-    </w:p>
-    <w:p>
-      <w:pPr>
-        <w:pStyle w:val="a1"/>
+    </w:p>
+    <w:p>
+      <w:pPr>
+        <w:pStyle w:val="30"/>
         <w:keepNext w:val="0"/>
         <w:keepLines w:val="0"/>
         <w:pageBreakBefore w:val="0"/>
@@ -5761,18 +5795,18 @@
         <w:bidi w:val="0"/>
         <w:adjustRightInd w:val="0"/>
         <w:snapToGrid w:val="0"/>
-        <w:ind w:left="425" w:hanging="425" w:leftChars="0" w:firstLineChars="0"/>
-        <w:textAlignment w:val="baseline"/>
-      </w:pPr>
-      <w:bookmarkStart w:id="36" w:name="heading_19"/>
+        <w:ind w:left="425" w:leftChars="0" w:hanging="425" w:firstLineChars="0"/>
+        <w:textAlignment w:val="baseline"/>
+      </w:pPr>
+      <w:bookmarkStart w:id="35" w:name="heading_19"/>
       <w:r>
         <w:t>回答客户咨询</w:t>
       </w:r>
-      <w:bookmarkEnd w:id="36"/>
-    </w:p>
-    <w:p>
-      <w:pPr>
-        <w:pStyle w:val="a1"/>
+      <w:bookmarkEnd w:id="35"/>
+    </w:p>
+    <w:p>
+      <w:pPr>
+        <w:pStyle w:val="30"/>
         <w:keepNext w:val="0"/>
         <w:keepLines w:val="0"/>
         <w:pageBreakBefore w:val="0"/>
@@ -5794,7 +5828,7 @@
     </w:p>
     <w:p>
       <w:pPr>
-        <w:pStyle w:val="a1"/>
+        <w:pStyle w:val="30"/>
         <w:keepNext w:val="0"/>
         <w:keepLines w:val="0"/>
         <w:pageBreakBefore w:val="0"/>
@@ -5816,7 +5850,7 @@
     </w:p>
     <w:p>
       <w:pPr>
-        <w:pStyle w:val="a1"/>
+        <w:pStyle w:val="30"/>
         <w:keepNext w:val="0"/>
         <w:keepLines w:val="0"/>
         <w:pageBreakBefore w:val="0"/>
@@ -5838,7 +5872,7 @@
     </w:p>
     <w:p>
       <w:pPr>
-        <w:pStyle w:val="a1"/>
+        <w:pStyle w:val="30"/>
         <w:keepNext w:val="0"/>
         <w:keepLines w:val="0"/>
         <w:pageBreakBefore w:val="0"/>
@@ -5860,7 +5894,7 @@
     </w:p>
     <w:p>
       <w:pPr>
-        <w:pStyle w:val="a1"/>
+        <w:pStyle w:val="30"/>
         <w:keepNext w:val="0"/>
         <w:keepLines w:val="0"/>
         <w:pageBreakBefore w:val="0"/>
@@ -5882,7 +5916,7 @@
     </w:p>
     <w:p>
       <w:pPr>
-        <w:pStyle w:val="a1"/>
+        <w:pStyle w:val="30"/>
         <w:keepNext w:val="0"/>
         <w:keepLines w:val="0"/>
         <w:pageBreakBefore w:val="0"/>
@@ -5904,7 +5938,7 @@
     </w:p>
     <w:p>
       <w:pPr>
-        <w:pStyle w:val="a1"/>
+        <w:pStyle w:val="30"/>
         <w:keepNext w:val="0"/>
         <w:keepLines w:val="0"/>
         <w:pageBreakBefore w:val="0"/>
@@ -5926,7 +5960,7 @@
     </w:p>
     <w:p>
       <w:pPr>
-        <w:pStyle w:val="a1"/>
+        <w:pStyle w:val="30"/>
         <w:keepNext w:val="0"/>
         <w:keepLines w:val="0"/>
         <w:pageBreakBefore w:val="0"/>
@@ -5948,7 +5982,7 @@
     </w:p>
     <w:p>
       <w:pPr>
-        <w:pStyle w:val="a1"/>
+        <w:pStyle w:val="30"/>
         <w:keepNext w:val="0"/>
         <w:keepLines w:val="0"/>
         <w:pageBreakBefore w:val="0"/>
@@ -5966,18 +6000,18 @@
         <w:bidi w:val="0"/>
         <w:adjustRightInd w:val="0"/>
         <w:snapToGrid w:val="0"/>
-        <w:ind w:left="425" w:hanging="425" w:leftChars="0" w:firstLineChars="0"/>
-        <w:textAlignment w:val="baseline"/>
-      </w:pPr>
-      <w:bookmarkStart w:id="37" w:name="heading_20"/>
+        <w:ind w:left="425" w:leftChars="0" w:hanging="425" w:firstLineChars="0"/>
+        <w:textAlignment w:val="baseline"/>
+      </w:pPr>
+      <w:bookmarkStart w:id="36" w:name="heading_20"/>
       <w:r>
         <w:t>处理客户投诉</w:t>
       </w:r>
-      <w:bookmarkEnd w:id="37"/>
-    </w:p>
-    <w:p>
-      <w:pPr>
-        <w:pStyle w:val="a1"/>
+      <w:bookmarkEnd w:id="36"/>
+    </w:p>
+    <w:p>
+      <w:pPr>
+        <w:pStyle w:val="30"/>
         <w:keepNext w:val="0"/>
         <w:keepLines w:val="0"/>
         <w:pageBreakBefore w:val="0"/>
@@ -5999,7 +6033,7 @@
     </w:p>
     <w:p>
       <w:pPr>
-        <w:pStyle w:val="a1"/>
+        <w:pStyle w:val="30"/>
         <w:keepNext w:val="0"/>
         <w:keepLines w:val="0"/>
         <w:pageBreakBefore w:val="0"/>
@@ -6021,7 +6055,7 @@
     </w:p>
     <w:p>
       <w:pPr>
-        <w:pStyle w:val="a1"/>
+        <w:pStyle w:val="30"/>
         <w:keepNext w:val="0"/>
         <w:keepLines w:val="0"/>
         <w:pageBreakBefore w:val="0"/>
@@ -6043,7 +6077,7 @@
     </w:p>
     <w:p>
       <w:pPr>
-        <w:pStyle w:val="a1"/>
+        <w:pStyle w:val="30"/>
         <w:keepNext w:val="0"/>
         <w:keepLines w:val="0"/>
         <w:pageBreakBefore w:val="0"/>
@@ -6065,7 +6099,7 @@
     </w:p>
     <w:p>
       <w:pPr>
-        <w:pStyle w:val="a1"/>
+        <w:pStyle w:val="30"/>
         <w:keepNext w:val="0"/>
         <w:keepLines w:val="0"/>
         <w:pageBreakBefore w:val="0"/>
@@ -6087,7 +6121,7 @@
     </w:p>
     <w:p>
       <w:pPr>
-        <w:pStyle w:val="a1"/>
+        <w:pStyle w:val="30"/>
         <w:keepNext w:val="0"/>
         <w:keepLines w:val="0"/>
         <w:pageBreakBefore w:val="0"/>
@@ -6109,7 +6143,7 @@
     </w:p>
     <w:p>
       <w:pPr>
-        <w:pStyle w:val="a1"/>
+        <w:pStyle w:val="30"/>
         <w:keepNext w:val="0"/>
         <w:keepLines w:val="0"/>
         <w:pageBreakBefore w:val="0"/>
@@ -6131,7 +6165,7 @@
     </w:p>
     <w:p>
       <w:pPr>
-        <w:pStyle w:val="a1"/>
+        <w:pStyle w:val="30"/>
         <w:keepNext w:val="0"/>
         <w:keepLines w:val="0"/>
         <w:pageBreakBefore w:val="0"/>
@@ -6153,7 +6187,7 @@
     </w:p>
     <w:p>
       <w:pPr>
-        <w:pStyle w:val="a1"/>
+        <w:pStyle w:val="30"/>
         <w:keepNext w:val="0"/>
         <w:keepLines w:val="0"/>
         <w:pageBreakBefore w:val="0"/>
@@ -6175,7 +6209,7 @@
     </w:p>
     <w:p>
       <w:pPr>
-        <w:pStyle w:val="a1"/>
+        <w:pStyle w:val="30"/>
         <w:keepNext w:val="0"/>
         <w:keepLines w:val="0"/>
         <w:pageBreakBefore w:val="0"/>
@@ -6193,694 +6227,694 @@
         <w:bidi w:val="0"/>
         <w:adjustRightInd w:val="0"/>
         <w:snapToGrid w:val="0"/>
-        <w:ind w:left="425" w:hanging="425" w:leftChars="0" w:firstLineChars="0"/>
-        <w:textAlignment w:val="baseline"/>
-      </w:pPr>
-      <w:bookmarkStart w:id="38" w:name="heading_21"/>
+        <w:ind w:left="425" w:leftChars="0" w:hanging="425" w:firstLineChars="0"/>
+        <w:textAlignment w:val="baseline"/>
+      </w:pPr>
+      <w:bookmarkStart w:id="37" w:name="heading_21"/>
       <w:r>
         <w:t>接受客户意见与建议</w:t>
       </w:r>
+      <w:bookmarkEnd w:id="37"/>
+    </w:p>
+    <w:p>
+      <w:pPr>
+        <w:pStyle w:val="30"/>
+        <w:keepNext w:val="0"/>
+        <w:keepLines w:val="0"/>
+        <w:pageBreakBefore w:val="0"/>
+        <w:widowControl w:val="0"/>
+        <w:kinsoku w:val="0"/>
+        <w:wordWrap/>
+        <w:overflowPunct/>
+        <w:topLinePunct w:val="0"/>
+        <w:autoSpaceDE w:val="0"/>
+        <w:autoSpaceDN w:val="0"/>
+        <w:bidi w:val="0"/>
+        <w:adjustRightInd w:val="0"/>
+        <w:snapToGrid w:val="0"/>
+        <w:textAlignment w:val="baseline"/>
+      </w:pPr>
+      <w:r>
+        <w:t>客户提出意见与建议，坐席人员应该表现出积极接受并感谢的态度，“您好，感谢您的关注与支持，我们会认真听取您的意见和建议，并安排相应的人员跟进，再次感谢您！”。</w:t>
+      </w:r>
+    </w:p>
+    <w:p>
+      <w:pPr>
+        <w:pStyle w:val="30"/>
+        <w:keepNext w:val="0"/>
+        <w:keepLines w:val="0"/>
+        <w:pageBreakBefore w:val="0"/>
+        <w:widowControl w:val="0"/>
+        <w:kinsoku w:val="0"/>
+        <w:wordWrap/>
+        <w:overflowPunct/>
+        <w:topLinePunct w:val="0"/>
+        <w:autoSpaceDE w:val="0"/>
+        <w:autoSpaceDN w:val="0"/>
+        <w:bidi w:val="0"/>
+        <w:adjustRightInd w:val="0"/>
+        <w:snapToGrid w:val="0"/>
+        <w:textAlignment w:val="baseline"/>
+      </w:pPr>
+      <w:r>
+        <w:t>客户提出意见后，坐席须及时记录在案，并对客户表示感谢，“您的建议很重要，我们会及时转给相关部门，谢谢您的支持！”或者“非常感谢您给我们提出这个建议，谢谢您的支持，再见！”。</w:t>
+      </w:r>
+    </w:p>
+    <w:p>
+      <w:pPr>
+        <w:pStyle w:val="31"/>
+        <w:keepNext w:val="0"/>
+        <w:keepLines w:val="0"/>
+        <w:pageBreakBefore w:val="0"/>
+        <w:widowControl w:val="0"/>
+        <w:kinsoku w:val="0"/>
+        <w:wordWrap/>
+        <w:overflowPunct/>
+        <w:topLinePunct w:val="0"/>
+        <w:autoSpaceDE w:val="0"/>
+        <w:autoSpaceDN w:val="0"/>
+        <w:bidi w:val="0"/>
+        <w:adjustRightInd w:val="0"/>
+        <w:snapToGrid w:val="0"/>
+        <w:textAlignment w:val="baseline"/>
+      </w:pPr>
+      <w:bookmarkStart w:id="38" w:name="heading_22"/>
+      <w:bookmarkStart w:id="39" w:name="_Toc9334"/>
+      <w:r>
+        <w:t>特殊情况处理技巧</w:t>
+      </w:r>
       <w:bookmarkEnd w:id="38"/>
-    </w:p>
-    <w:p>
-      <w:pPr>
-        <w:pStyle w:val="a1"/>
-        <w:keepNext w:val="0"/>
-        <w:keepLines w:val="0"/>
-        <w:pageBreakBefore w:val="0"/>
-        <w:widowControl w:val="0"/>
-        <w:kinsoku w:val="0"/>
-        <w:wordWrap/>
-        <w:overflowPunct/>
-        <w:topLinePunct w:val="0"/>
-        <w:autoSpaceDE w:val="0"/>
-        <w:autoSpaceDN w:val="0"/>
-        <w:bidi w:val="0"/>
-        <w:adjustRightInd w:val="0"/>
-        <w:snapToGrid w:val="0"/>
-        <w:textAlignment w:val="baseline"/>
-      </w:pPr>
-      <w:r>
-        <w:t>客户提出意见与建议，坐席人员应该表现出积极接受并感谢的态度，“您好，感谢您的关注与支持，我们会认真听取您的意见和建议，并安排相应的人员跟进，再次感谢您！”。</w:t>
-      </w:r>
-    </w:p>
-    <w:p>
-      <w:pPr>
-        <w:pStyle w:val="a1"/>
-        <w:keepNext w:val="0"/>
-        <w:keepLines w:val="0"/>
-        <w:pageBreakBefore w:val="0"/>
-        <w:widowControl w:val="0"/>
-        <w:kinsoku w:val="0"/>
-        <w:wordWrap/>
-        <w:overflowPunct/>
-        <w:topLinePunct w:val="0"/>
-        <w:autoSpaceDE w:val="0"/>
-        <w:autoSpaceDN w:val="0"/>
-        <w:bidi w:val="0"/>
-        <w:adjustRightInd w:val="0"/>
-        <w:snapToGrid w:val="0"/>
-        <w:textAlignment w:val="baseline"/>
-      </w:pPr>
-      <w:r>
-        <w:t>客户提出意见后，坐席须及时记录在案，并对客户表示感谢，“您的建议很重要，我们会及时转给相关部门，谢谢您的支持！”或者“非常感谢您给我们提出这个建议，谢谢您的支持，再见！”。</w:t>
-      </w:r>
-    </w:p>
-    <w:p>
-      <w:pPr>
-        <w:pStyle w:val="2"/>
-        <w:keepNext w:val="0"/>
-        <w:keepLines w:val="0"/>
-        <w:pageBreakBefore w:val="0"/>
-        <w:widowControl w:val="0"/>
-        <w:kinsoku w:val="0"/>
-        <w:wordWrap/>
-        <w:overflowPunct/>
-        <w:topLinePunct w:val="0"/>
-        <w:autoSpaceDE w:val="0"/>
-        <w:autoSpaceDN w:val="0"/>
-        <w:bidi w:val="0"/>
-        <w:adjustRightInd w:val="0"/>
-        <w:snapToGrid w:val="0"/>
-        <w:textAlignment w:val="baseline"/>
-      </w:pPr>
-      <w:bookmarkStart w:id="39" w:name="heading_22"/>
-      <w:bookmarkStart w:id="40" w:name="_Toc9334"/>
-      <w:r>
-        <w:t>特殊情况处理技巧</w:t>
-      </w:r>
       <w:bookmarkEnd w:id="39"/>
+    </w:p>
+    <w:p>
+      <w:pPr>
+        <w:pStyle w:val="30"/>
+        <w:keepNext w:val="0"/>
+        <w:keepLines w:val="0"/>
+        <w:pageBreakBefore w:val="0"/>
+        <w:widowControl w:val="0"/>
+        <w:kinsoku w:val="0"/>
+        <w:wordWrap/>
+        <w:overflowPunct/>
+        <w:topLinePunct w:val="0"/>
+        <w:autoSpaceDE w:val="0"/>
+        <w:autoSpaceDN w:val="0"/>
+        <w:bidi w:val="0"/>
+        <w:adjustRightInd w:val="0"/>
+        <w:snapToGrid w:val="0"/>
+        <w:textAlignment w:val="baseline"/>
+      </w:pPr>
+      <w:r>
+        <w:t>电话受理时，遇到客户没有话音，可礼貌的提示客户电话已经接通；经提示仍然没有话音，可能是客户能够听得到我方的声音，而我方听不到客户的声音，可以礼貌的建议客户换部电话或者过段时间再来咨询。</w:t>
+      </w:r>
+    </w:p>
+    <w:p>
+      <w:pPr>
+        <w:pStyle w:val="30"/>
+        <w:keepNext w:val="0"/>
+        <w:keepLines w:val="0"/>
+        <w:pageBreakBefore w:val="0"/>
+        <w:widowControl w:val="0"/>
+        <w:kinsoku w:val="0"/>
+        <w:wordWrap/>
+        <w:overflowPunct/>
+        <w:topLinePunct w:val="0"/>
+        <w:autoSpaceDE w:val="0"/>
+        <w:autoSpaceDN w:val="0"/>
+        <w:bidi w:val="0"/>
+        <w:adjustRightInd w:val="0"/>
+        <w:snapToGrid w:val="0"/>
+        <w:textAlignment w:val="baseline"/>
+      </w:pPr>
+      <w:r>
+        <w:t>电话受理时，遇到客户听不到我方的声音，而我方能听到客户的声音，须立即结束通话并主动回复客户，向客户解释清楚刚才的情况。</w:t>
+      </w:r>
+    </w:p>
+    <w:p>
+      <w:pPr>
+        <w:pStyle w:val="30"/>
+        <w:keepNext w:val="0"/>
+        <w:keepLines w:val="0"/>
+        <w:pageBreakBefore w:val="0"/>
+        <w:widowControl w:val="0"/>
+        <w:kinsoku w:val="0"/>
+        <w:wordWrap/>
+        <w:overflowPunct/>
+        <w:topLinePunct w:val="0"/>
+        <w:autoSpaceDE w:val="0"/>
+        <w:autoSpaceDN w:val="0"/>
+        <w:bidi w:val="0"/>
+        <w:adjustRightInd w:val="0"/>
+        <w:snapToGrid w:val="0"/>
+        <w:textAlignment w:val="baseline"/>
+      </w:pPr>
+      <w:r>
+        <w:t>电话受理时，遇到电话杂音太大无法听清时，坐席可以向客户如实反映情况，委婉的请客户进行调整，获准后向客户致谢。</w:t>
+      </w:r>
+    </w:p>
+    <w:p>
+      <w:pPr>
+        <w:pStyle w:val="30"/>
+        <w:keepNext w:val="0"/>
+        <w:keepLines w:val="0"/>
+        <w:pageBreakBefore w:val="0"/>
+        <w:widowControl w:val="0"/>
+        <w:kinsoku w:val="0"/>
+        <w:wordWrap/>
+        <w:overflowPunct/>
+        <w:topLinePunct w:val="0"/>
+        <w:autoSpaceDE w:val="0"/>
+        <w:autoSpaceDN w:val="0"/>
+        <w:bidi w:val="0"/>
+        <w:adjustRightInd w:val="0"/>
+        <w:snapToGrid w:val="0"/>
+        <w:textAlignment w:val="baseline"/>
+      </w:pPr>
+      <w:r>
+        <w:t>客户咨询或者投诉时，如果客户的叙述不清或较为繁琐，坐席应该善解人意，用客气周到的语言引导或提示客户描述所要咨询的问题。</w:t>
+      </w:r>
+    </w:p>
+    <w:p>
+      <w:pPr>
+        <w:pStyle w:val="30"/>
+        <w:keepNext w:val="0"/>
+        <w:keepLines w:val="0"/>
+        <w:pageBreakBefore w:val="0"/>
+        <w:widowControl w:val="0"/>
+        <w:kinsoku w:val="0"/>
+        <w:wordWrap/>
+        <w:overflowPunct/>
+        <w:topLinePunct w:val="0"/>
+        <w:autoSpaceDE w:val="0"/>
+        <w:autoSpaceDN w:val="0"/>
+        <w:bidi w:val="0"/>
+        <w:adjustRightInd w:val="0"/>
+        <w:snapToGrid w:val="0"/>
+        <w:textAlignment w:val="baseline"/>
+      </w:pPr>
+      <w:r>
+        <w:t>当接到聊天或者业务受理结束后被对方纠缠时，坐席可以询问客户是否还有需要咨询的问题；如若没有，要礼貌的建议客户结束通话，将线路让给下一位客户。</w:t>
+      </w:r>
+    </w:p>
+    <w:p>
+      <w:pPr>
+        <w:pStyle w:val="31"/>
+        <w:keepNext w:val="0"/>
+        <w:keepLines w:val="0"/>
+        <w:pageBreakBefore w:val="0"/>
+        <w:widowControl w:val="0"/>
+        <w:kinsoku w:val="0"/>
+        <w:wordWrap/>
+        <w:overflowPunct/>
+        <w:topLinePunct w:val="0"/>
+        <w:autoSpaceDE w:val="0"/>
+        <w:autoSpaceDN w:val="0"/>
+        <w:bidi w:val="0"/>
+        <w:adjustRightInd w:val="0"/>
+        <w:snapToGrid w:val="0"/>
+        <w:textAlignment w:val="baseline"/>
+      </w:pPr>
+      <w:bookmarkStart w:id="40" w:name="_Toc25833"/>
+      <w:bookmarkStart w:id="41" w:name="heading_23"/>
+      <w:r>
+        <w:t>服务禁忌</w:t>
+      </w:r>
       <w:bookmarkEnd w:id="40"/>
-    </w:p>
-    <w:p>
-      <w:pPr>
-        <w:pStyle w:val="a1"/>
-        <w:keepNext w:val="0"/>
-        <w:keepLines w:val="0"/>
-        <w:pageBreakBefore w:val="0"/>
-        <w:widowControl w:val="0"/>
-        <w:kinsoku w:val="0"/>
-        <w:wordWrap/>
-        <w:overflowPunct/>
-        <w:topLinePunct w:val="0"/>
-        <w:autoSpaceDE w:val="0"/>
-        <w:autoSpaceDN w:val="0"/>
-        <w:bidi w:val="0"/>
-        <w:adjustRightInd w:val="0"/>
-        <w:snapToGrid w:val="0"/>
-        <w:textAlignment w:val="baseline"/>
-      </w:pPr>
-      <w:r>
-        <w:t>电话受理时，遇到客户没有话音，可礼貌的提示客户电话已经接通；经提示仍然没有话音，可能是客户能够听得到我方的声音，而我方听不到客户的声音，可以礼貌的建议客户换部电话或者过段时间再来咨询。</w:t>
-      </w:r>
-    </w:p>
-    <w:p>
-      <w:pPr>
-        <w:pStyle w:val="a1"/>
-        <w:keepNext w:val="0"/>
-        <w:keepLines w:val="0"/>
-        <w:pageBreakBefore w:val="0"/>
-        <w:widowControl w:val="0"/>
-        <w:kinsoku w:val="0"/>
-        <w:wordWrap/>
-        <w:overflowPunct/>
-        <w:topLinePunct w:val="0"/>
-        <w:autoSpaceDE w:val="0"/>
-        <w:autoSpaceDN w:val="0"/>
-        <w:bidi w:val="0"/>
-        <w:adjustRightInd w:val="0"/>
-        <w:snapToGrid w:val="0"/>
-        <w:textAlignment w:val="baseline"/>
-      </w:pPr>
-      <w:r>
-        <w:t>电话受理时，遇到客户听不到我方的声音，而我方能听到客户的声音，须立即结束通话并主动回复客户，向客户解释清楚刚才的情况。</w:t>
-      </w:r>
-    </w:p>
-    <w:p>
-      <w:pPr>
-        <w:pStyle w:val="a1"/>
-        <w:keepNext w:val="0"/>
-        <w:keepLines w:val="0"/>
-        <w:pageBreakBefore w:val="0"/>
-        <w:widowControl w:val="0"/>
-        <w:kinsoku w:val="0"/>
-        <w:wordWrap/>
-        <w:overflowPunct/>
-        <w:topLinePunct w:val="0"/>
-        <w:autoSpaceDE w:val="0"/>
-        <w:autoSpaceDN w:val="0"/>
-        <w:bidi w:val="0"/>
-        <w:adjustRightInd w:val="0"/>
-        <w:snapToGrid w:val="0"/>
-        <w:textAlignment w:val="baseline"/>
-      </w:pPr>
-      <w:r>
-        <w:t>电话受理时，遇到电话杂音太大无法听清时，坐席可以向客户如实反映情况，委婉的请客户进行调整，获准后向客户致谢。</w:t>
-      </w:r>
-    </w:p>
-    <w:p>
-      <w:pPr>
-        <w:pStyle w:val="a1"/>
-        <w:keepNext w:val="0"/>
-        <w:keepLines w:val="0"/>
-        <w:pageBreakBefore w:val="0"/>
-        <w:widowControl w:val="0"/>
-        <w:kinsoku w:val="0"/>
-        <w:wordWrap/>
-        <w:overflowPunct/>
-        <w:topLinePunct w:val="0"/>
-        <w:autoSpaceDE w:val="0"/>
-        <w:autoSpaceDN w:val="0"/>
-        <w:bidi w:val="0"/>
-        <w:adjustRightInd w:val="0"/>
-        <w:snapToGrid w:val="0"/>
-        <w:textAlignment w:val="baseline"/>
-      </w:pPr>
-      <w:r>
-        <w:t>客户咨询或者投诉时，如果客户的叙述不清或较为繁琐，坐席应该善解人意，用客气周到的语言引导或提示客户描述所要咨询的问题。</w:t>
-      </w:r>
-    </w:p>
-    <w:p>
-      <w:pPr>
-        <w:pStyle w:val="a1"/>
-        <w:keepNext w:val="0"/>
-        <w:keepLines w:val="0"/>
-        <w:pageBreakBefore w:val="0"/>
-        <w:widowControl w:val="0"/>
-        <w:kinsoku w:val="0"/>
-        <w:wordWrap/>
-        <w:overflowPunct/>
-        <w:topLinePunct w:val="0"/>
-        <w:autoSpaceDE w:val="0"/>
-        <w:autoSpaceDN w:val="0"/>
-        <w:bidi w:val="0"/>
-        <w:adjustRightInd w:val="0"/>
-        <w:snapToGrid w:val="0"/>
-        <w:textAlignment w:val="baseline"/>
-      </w:pPr>
-      <w:r>
-        <w:t>当接到聊天或者业务受理结束后被对方纠缠时，坐席可以询问客户是否还有需要咨询的问题；如若没有，要礼貌的建议客户结束通话，将线路让给下一位客户。</w:t>
-      </w:r>
-    </w:p>
-    <w:p>
-      <w:pPr>
-        <w:pStyle w:val="2"/>
-        <w:keepNext w:val="0"/>
-        <w:keepLines w:val="0"/>
-        <w:pageBreakBefore w:val="0"/>
-        <w:widowControl w:val="0"/>
-        <w:kinsoku w:val="0"/>
-        <w:wordWrap/>
-        <w:overflowPunct/>
-        <w:topLinePunct w:val="0"/>
-        <w:autoSpaceDE w:val="0"/>
-        <w:autoSpaceDN w:val="0"/>
-        <w:bidi w:val="0"/>
-        <w:adjustRightInd w:val="0"/>
-        <w:snapToGrid w:val="0"/>
-        <w:textAlignment w:val="baseline"/>
-      </w:pPr>
-      <w:bookmarkStart w:id="41" w:name="_Toc25833"/>
-      <w:bookmarkStart w:id="42" w:name="heading_23"/>
-      <w:r>
-        <w:t>服务禁忌</w:t>
-      </w:r>
       <w:bookmarkEnd w:id="41"/>
+    </w:p>
+    <w:p>
+      <w:pPr>
+        <w:pStyle w:val="30"/>
+        <w:keepNext w:val="0"/>
+        <w:keepLines w:val="0"/>
+        <w:pageBreakBefore w:val="0"/>
+        <w:widowControl w:val="0"/>
+        <w:kinsoku w:val="0"/>
+        <w:wordWrap/>
+        <w:overflowPunct/>
+        <w:topLinePunct w:val="0"/>
+        <w:autoSpaceDE w:val="0"/>
+        <w:autoSpaceDN w:val="0"/>
+        <w:bidi w:val="0"/>
+        <w:adjustRightInd w:val="0"/>
+        <w:snapToGrid w:val="0"/>
+        <w:textAlignment w:val="baseline"/>
+      </w:pPr>
+      <w:r>
+        <w:t>客服电话服务禁忌包含但不限于以下内容：</w:t>
+      </w:r>
+    </w:p>
+    <w:p>
+      <w:pPr>
+        <w:pStyle w:val="30"/>
+        <w:keepNext w:val="0"/>
+        <w:keepLines w:val="0"/>
+        <w:pageBreakBefore w:val="0"/>
+        <w:widowControl w:val="0"/>
+        <w:kinsoku w:val="0"/>
+        <w:wordWrap/>
+        <w:overflowPunct/>
+        <w:topLinePunct w:val="0"/>
+        <w:autoSpaceDE w:val="0"/>
+        <w:autoSpaceDN w:val="0"/>
+        <w:bidi w:val="0"/>
+        <w:adjustRightInd w:val="0"/>
+        <w:snapToGrid w:val="0"/>
+        <w:textAlignment w:val="baseline"/>
+      </w:pPr>
+      <w:r>
+        <w:t>轻易打断客户说话；</w:t>
+      </w:r>
+    </w:p>
+    <w:p>
+      <w:pPr>
+        <w:pStyle w:val="30"/>
+        <w:keepNext w:val="0"/>
+        <w:keepLines w:val="0"/>
+        <w:pageBreakBefore w:val="0"/>
+        <w:widowControl w:val="0"/>
+        <w:kinsoku w:val="0"/>
+        <w:wordWrap/>
+        <w:overflowPunct/>
+        <w:topLinePunct w:val="0"/>
+        <w:autoSpaceDE w:val="0"/>
+        <w:autoSpaceDN w:val="0"/>
+        <w:bidi w:val="0"/>
+        <w:adjustRightInd w:val="0"/>
+        <w:snapToGrid w:val="0"/>
+        <w:textAlignment w:val="baseline"/>
+      </w:pPr>
+      <w:r>
+        <w:t>与客户沟通过程不说标准普通话；</w:t>
+      </w:r>
+    </w:p>
+    <w:p>
+      <w:pPr>
+        <w:pStyle w:val="30"/>
+        <w:keepNext w:val="0"/>
+        <w:keepLines w:val="0"/>
+        <w:pageBreakBefore w:val="0"/>
+        <w:widowControl w:val="0"/>
+        <w:kinsoku w:val="0"/>
+        <w:wordWrap/>
+        <w:overflowPunct/>
+        <w:topLinePunct w:val="0"/>
+        <w:autoSpaceDE w:val="0"/>
+        <w:autoSpaceDN w:val="0"/>
+        <w:bidi w:val="0"/>
+        <w:adjustRightInd w:val="0"/>
+        <w:snapToGrid w:val="0"/>
+        <w:textAlignment w:val="baseline"/>
+      </w:pPr>
+      <w:r>
+        <w:t>在客户挂机前挂机；</w:t>
+      </w:r>
+    </w:p>
+    <w:p>
+      <w:pPr>
+        <w:pStyle w:val="30"/>
+        <w:keepNext w:val="0"/>
+        <w:keepLines w:val="0"/>
+        <w:pageBreakBefore w:val="0"/>
+        <w:widowControl w:val="0"/>
+        <w:kinsoku w:val="0"/>
+        <w:wordWrap/>
+        <w:overflowPunct/>
+        <w:topLinePunct w:val="0"/>
+        <w:autoSpaceDE w:val="0"/>
+        <w:autoSpaceDN w:val="0"/>
+        <w:bidi w:val="0"/>
+        <w:adjustRightInd w:val="0"/>
+        <w:snapToGrid w:val="0"/>
+        <w:textAlignment w:val="baseline"/>
+      </w:pPr>
+      <w:r>
+        <w:t>在同客户沟通过程中与同事交谈；</w:t>
+      </w:r>
+    </w:p>
+    <w:p>
+      <w:pPr>
+        <w:pStyle w:val="30"/>
+        <w:keepNext w:val="0"/>
+        <w:keepLines w:val="0"/>
+        <w:pageBreakBefore w:val="0"/>
+        <w:widowControl w:val="0"/>
+        <w:kinsoku w:val="0"/>
+        <w:wordWrap/>
+        <w:overflowPunct/>
+        <w:topLinePunct w:val="0"/>
+        <w:autoSpaceDE w:val="0"/>
+        <w:autoSpaceDN w:val="0"/>
+        <w:bidi w:val="0"/>
+        <w:adjustRightInd w:val="0"/>
+        <w:snapToGrid w:val="0"/>
+        <w:textAlignment w:val="baseline"/>
+      </w:pPr>
+      <w:r>
+        <w:t>通话过程中出现较长时间冷场（10秒以上）；</w:t>
+      </w:r>
+    </w:p>
+    <w:p>
+      <w:pPr>
+        <w:pStyle w:val="30"/>
+        <w:keepNext w:val="0"/>
+        <w:keepLines w:val="0"/>
+        <w:pageBreakBefore w:val="0"/>
+        <w:widowControl w:val="0"/>
+        <w:kinsoku w:val="0"/>
+        <w:wordWrap/>
+        <w:overflowPunct/>
+        <w:topLinePunct w:val="0"/>
+        <w:autoSpaceDE w:val="0"/>
+        <w:autoSpaceDN w:val="0"/>
+        <w:bidi w:val="0"/>
+        <w:adjustRightInd w:val="0"/>
+        <w:snapToGrid w:val="0"/>
+        <w:textAlignment w:val="baseline"/>
+      </w:pPr>
+      <w:r>
+        <w:t>精神萎靡，态度懒散；</w:t>
+      </w:r>
+    </w:p>
+    <w:p>
+      <w:pPr>
+        <w:pStyle w:val="30"/>
+        <w:keepNext w:val="0"/>
+        <w:keepLines w:val="0"/>
+        <w:pageBreakBefore w:val="0"/>
+        <w:widowControl w:val="0"/>
+        <w:kinsoku w:val="0"/>
+        <w:wordWrap/>
+        <w:overflowPunct/>
+        <w:topLinePunct w:val="0"/>
+        <w:autoSpaceDE w:val="0"/>
+        <w:autoSpaceDN w:val="0"/>
+        <w:bidi w:val="0"/>
+        <w:adjustRightInd w:val="0"/>
+        <w:snapToGrid w:val="0"/>
+        <w:textAlignment w:val="baseline"/>
+      </w:pPr>
+      <w:r>
+        <w:t>与客户发生争执；</w:t>
+      </w:r>
+    </w:p>
+    <w:p>
+      <w:pPr>
+        <w:pStyle w:val="30"/>
+        <w:keepNext w:val="0"/>
+        <w:keepLines w:val="0"/>
+        <w:pageBreakBefore w:val="0"/>
+        <w:widowControl w:val="0"/>
+        <w:kinsoku w:val="0"/>
+        <w:wordWrap/>
+        <w:overflowPunct/>
+        <w:topLinePunct w:val="0"/>
+        <w:autoSpaceDE w:val="0"/>
+        <w:autoSpaceDN w:val="0"/>
+        <w:bidi w:val="0"/>
+        <w:adjustRightInd w:val="0"/>
+        <w:snapToGrid w:val="0"/>
+        <w:textAlignment w:val="baseline"/>
+      </w:pPr>
+      <w:r>
+        <w:t>责问、反问、训问或谩骂客户；</w:t>
+      </w:r>
+    </w:p>
+    <w:p>
+      <w:pPr>
+        <w:pStyle w:val="30"/>
+        <w:keepNext w:val="0"/>
+        <w:keepLines w:val="0"/>
+        <w:pageBreakBefore w:val="0"/>
+        <w:widowControl w:val="0"/>
+        <w:kinsoku w:val="0"/>
+        <w:wordWrap/>
+        <w:overflowPunct/>
+        <w:topLinePunct w:val="0"/>
+        <w:autoSpaceDE w:val="0"/>
+        <w:autoSpaceDN w:val="0"/>
+        <w:bidi w:val="0"/>
+        <w:adjustRightInd w:val="0"/>
+        <w:snapToGrid w:val="0"/>
+        <w:textAlignment w:val="baseline"/>
+      </w:pPr>
+      <w:r>
+        <w:t>与客户闲谈或者开玩笑；</w:t>
+      </w:r>
+    </w:p>
+    <w:p>
+      <w:pPr>
+        <w:pStyle w:val="30"/>
+        <w:keepNext w:val="0"/>
+        <w:keepLines w:val="0"/>
+        <w:pageBreakBefore w:val="0"/>
+        <w:widowControl w:val="0"/>
+        <w:kinsoku w:val="0"/>
+        <w:wordWrap/>
+        <w:overflowPunct/>
+        <w:topLinePunct w:val="0"/>
+        <w:autoSpaceDE w:val="0"/>
+        <w:autoSpaceDN w:val="0"/>
+        <w:bidi w:val="0"/>
+        <w:adjustRightInd w:val="0"/>
+        <w:snapToGrid w:val="0"/>
+        <w:textAlignment w:val="baseline"/>
+      </w:pPr>
+      <w:r>
+        <w:t>不懂装懂，搪塞、推诿客户；</w:t>
+      </w:r>
+    </w:p>
+    <w:p>
+      <w:pPr>
+        <w:pStyle w:val="30"/>
+        <w:keepNext w:val="0"/>
+        <w:keepLines w:val="0"/>
+        <w:pageBreakBefore w:val="0"/>
+        <w:widowControl w:val="0"/>
+        <w:kinsoku w:val="0"/>
+        <w:wordWrap/>
+        <w:overflowPunct/>
+        <w:topLinePunct w:val="0"/>
+        <w:autoSpaceDE w:val="0"/>
+        <w:autoSpaceDN w:val="0"/>
+        <w:bidi w:val="0"/>
+        <w:adjustRightInd w:val="0"/>
+        <w:snapToGrid w:val="0"/>
+        <w:textAlignment w:val="baseline"/>
+      </w:pPr>
+      <w:r>
+        <w:t>频繁使用口头禅、非礼貌性语气用词（如：喽、嘛等）；</w:t>
+      </w:r>
+    </w:p>
+    <w:p>
+      <w:pPr>
+        <w:pStyle w:val="30"/>
+        <w:keepNext w:val="0"/>
+        <w:keepLines w:val="0"/>
+        <w:pageBreakBefore w:val="0"/>
+        <w:widowControl w:val="0"/>
+        <w:kinsoku w:val="0"/>
+        <w:wordWrap/>
+        <w:overflowPunct/>
+        <w:topLinePunct w:val="0"/>
+        <w:autoSpaceDE w:val="0"/>
+        <w:autoSpaceDN w:val="0"/>
+        <w:bidi w:val="0"/>
+        <w:adjustRightInd w:val="0"/>
+        <w:snapToGrid w:val="0"/>
+        <w:textAlignment w:val="baseline"/>
+      </w:pPr>
+      <w:r>
+        <w:t>拖腔、语气生硬、顶撞用户；</w:t>
+      </w:r>
+    </w:p>
+    <w:p>
+      <w:pPr>
+        <w:pStyle w:val="30"/>
+        <w:keepNext w:val="0"/>
+        <w:keepLines w:val="0"/>
+        <w:pageBreakBefore w:val="0"/>
+        <w:widowControl w:val="0"/>
+        <w:kinsoku w:val="0"/>
+        <w:wordWrap/>
+        <w:overflowPunct/>
+        <w:topLinePunct w:val="0"/>
+        <w:autoSpaceDE w:val="0"/>
+        <w:autoSpaceDN w:val="0"/>
+        <w:bidi w:val="0"/>
+        <w:adjustRightInd w:val="0"/>
+        <w:snapToGrid w:val="0"/>
+        <w:textAlignment w:val="baseline"/>
+      </w:pPr>
+      <w:r>
+        <w:t>通话时打哈欠、吃东西、喝水。</w:t>
+      </w:r>
+    </w:p>
+    <w:p>
+      <w:pPr>
+        <w:pStyle w:val="31"/>
+        <w:keepNext w:val="0"/>
+        <w:keepLines w:val="0"/>
+        <w:pageBreakBefore w:val="0"/>
+        <w:widowControl w:val="0"/>
+        <w:kinsoku w:val="0"/>
+        <w:wordWrap/>
+        <w:overflowPunct/>
+        <w:topLinePunct w:val="0"/>
+        <w:autoSpaceDE w:val="0"/>
+        <w:autoSpaceDN w:val="0"/>
+        <w:bidi w:val="0"/>
+        <w:adjustRightInd w:val="0"/>
+        <w:snapToGrid w:val="0"/>
+        <w:textAlignment w:val="baseline"/>
+      </w:pPr>
+      <w:bookmarkStart w:id="42" w:name="heading_24"/>
+      <w:bookmarkStart w:id="43" w:name="_Toc11820"/>
+      <w:r>
+        <w:t>处理要求</w:t>
+      </w:r>
       <w:bookmarkEnd w:id="42"/>
-    </w:p>
-    <w:p>
-      <w:pPr>
-        <w:pStyle w:val="a1"/>
-        <w:keepNext w:val="0"/>
-        <w:keepLines w:val="0"/>
-        <w:pageBreakBefore w:val="0"/>
-        <w:widowControl w:val="0"/>
-        <w:kinsoku w:val="0"/>
-        <w:wordWrap/>
-        <w:overflowPunct/>
-        <w:topLinePunct w:val="0"/>
-        <w:autoSpaceDE w:val="0"/>
-        <w:autoSpaceDN w:val="0"/>
-        <w:bidi w:val="0"/>
-        <w:adjustRightInd w:val="0"/>
-        <w:snapToGrid w:val="0"/>
-        <w:textAlignment w:val="baseline"/>
-      </w:pPr>
-      <w:r>
-        <w:t>客服电话服务禁忌包含但不限于以下内容：</w:t>
-      </w:r>
-    </w:p>
-    <w:p>
-      <w:pPr>
-        <w:pStyle w:val="a1"/>
-        <w:keepNext w:val="0"/>
-        <w:keepLines w:val="0"/>
-        <w:pageBreakBefore w:val="0"/>
-        <w:widowControl w:val="0"/>
-        <w:kinsoku w:val="0"/>
-        <w:wordWrap/>
-        <w:overflowPunct/>
-        <w:topLinePunct w:val="0"/>
-        <w:autoSpaceDE w:val="0"/>
-        <w:autoSpaceDN w:val="0"/>
-        <w:bidi w:val="0"/>
-        <w:adjustRightInd w:val="0"/>
-        <w:snapToGrid w:val="0"/>
-        <w:textAlignment w:val="baseline"/>
-      </w:pPr>
-      <w:r>
-        <w:t>轻易打断客户说话；</w:t>
-      </w:r>
-    </w:p>
-    <w:p>
-      <w:pPr>
-        <w:pStyle w:val="a1"/>
-        <w:keepNext w:val="0"/>
-        <w:keepLines w:val="0"/>
-        <w:pageBreakBefore w:val="0"/>
-        <w:widowControl w:val="0"/>
-        <w:kinsoku w:val="0"/>
-        <w:wordWrap/>
-        <w:overflowPunct/>
-        <w:topLinePunct w:val="0"/>
-        <w:autoSpaceDE w:val="0"/>
-        <w:autoSpaceDN w:val="0"/>
-        <w:bidi w:val="0"/>
-        <w:adjustRightInd w:val="0"/>
-        <w:snapToGrid w:val="0"/>
-        <w:textAlignment w:val="baseline"/>
-      </w:pPr>
-      <w:r>
-        <w:t>与客户沟通过程不说标准普通话；</w:t>
-      </w:r>
-    </w:p>
-    <w:p>
-      <w:pPr>
-        <w:pStyle w:val="a1"/>
-        <w:keepNext w:val="0"/>
-        <w:keepLines w:val="0"/>
-        <w:pageBreakBefore w:val="0"/>
-        <w:widowControl w:val="0"/>
-        <w:kinsoku w:val="0"/>
-        <w:wordWrap/>
-        <w:overflowPunct/>
-        <w:topLinePunct w:val="0"/>
-        <w:autoSpaceDE w:val="0"/>
-        <w:autoSpaceDN w:val="0"/>
-        <w:bidi w:val="0"/>
-        <w:adjustRightInd w:val="0"/>
-        <w:snapToGrid w:val="0"/>
-        <w:textAlignment w:val="baseline"/>
-      </w:pPr>
-      <w:r>
-        <w:t>在客户挂机前挂机；</w:t>
-      </w:r>
-    </w:p>
-    <w:p>
-      <w:pPr>
-        <w:pStyle w:val="a1"/>
-        <w:keepNext w:val="0"/>
-        <w:keepLines w:val="0"/>
-        <w:pageBreakBefore w:val="0"/>
-        <w:widowControl w:val="0"/>
-        <w:kinsoku w:val="0"/>
-        <w:wordWrap/>
-        <w:overflowPunct/>
-        <w:topLinePunct w:val="0"/>
-        <w:autoSpaceDE w:val="0"/>
-        <w:autoSpaceDN w:val="0"/>
-        <w:bidi w:val="0"/>
-        <w:adjustRightInd w:val="0"/>
-        <w:snapToGrid w:val="0"/>
-        <w:textAlignment w:val="baseline"/>
-      </w:pPr>
-      <w:r>
-        <w:t>在同客户沟通过程中与同事交谈；</w:t>
-      </w:r>
-    </w:p>
-    <w:p>
-      <w:pPr>
-        <w:pStyle w:val="a1"/>
-        <w:keepNext w:val="0"/>
-        <w:keepLines w:val="0"/>
-        <w:pageBreakBefore w:val="0"/>
-        <w:widowControl w:val="0"/>
-        <w:kinsoku w:val="0"/>
-        <w:wordWrap/>
-        <w:overflowPunct/>
-        <w:topLinePunct w:val="0"/>
-        <w:autoSpaceDE w:val="0"/>
-        <w:autoSpaceDN w:val="0"/>
-        <w:bidi w:val="0"/>
-        <w:adjustRightInd w:val="0"/>
-        <w:snapToGrid w:val="0"/>
-        <w:textAlignment w:val="baseline"/>
-      </w:pPr>
-      <w:r>
-        <w:t>通话过程中出现较长时间冷场（10秒以上）；</w:t>
-      </w:r>
-    </w:p>
-    <w:p>
-      <w:pPr>
-        <w:pStyle w:val="a1"/>
-        <w:keepNext w:val="0"/>
-        <w:keepLines w:val="0"/>
-        <w:pageBreakBefore w:val="0"/>
-        <w:widowControl w:val="0"/>
-        <w:kinsoku w:val="0"/>
-        <w:wordWrap/>
-        <w:overflowPunct/>
-        <w:topLinePunct w:val="0"/>
-        <w:autoSpaceDE w:val="0"/>
-        <w:autoSpaceDN w:val="0"/>
-        <w:bidi w:val="0"/>
-        <w:adjustRightInd w:val="0"/>
-        <w:snapToGrid w:val="0"/>
-        <w:textAlignment w:val="baseline"/>
-      </w:pPr>
-      <w:r>
-        <w:t>精神萎靡，态度懒散；</w:t>
-      </w:r>
-    </w:p>
-    <w:p>
-      <w:pPr>
-        <w:pStyle w:val="a1"/>
-        <w:keepNext w:val="0"/>
-        <w:keepLines w:val="0"/>
-        <w:pageBreakBefore w:val="0"/>
-        <w:widowControl w:val="0"/>
-        <w:kinsoku w:val="0"/>
-        <w:wordWrap/>
-        <w:overflowPunct/>
-        <w:topLinePunct w:val="0"/>
-        <w:autoSpaceDE w:val="0"/>
-        <w:autoSpaceDN w:val="0"/>
-        <w:bidi w:val="0"/>
-        <w:adjustRightInd w:val="0"/>
-        <w:snapToGrid w:val="0"/>
-        <w:textAlignment w:val="baseline"/>
-      </w:pPr>
-      <w:r>
-        <w:t>与客户发生争执；</w:t>
-      </w:r>
-    </w:p>
-    <w:p>
-      <w:pPr>
-        <w:pStyle w:val="a1"/>
-        <w:keepNext w:val="0"/>
-        <w:keepLines w:val="0"/>
-        <w:pageBreakBefore w:val="0"/>
-        <w:widowControl w:val="0"/>
-        <w:kinsoku w:val="0"/>
-        <w:wordWrap/>
-        <w:overflowPunct/>
-        <w:topLinePunct w:val="0"/>
-        <w:autoSpaceDE w:val="0"/>
-        <w:autoSpaceDN w:val="0"/>
-        <w:bidi w:val="0"/>
-        <w:adjustRightInd w:val="0"/>
-        <w:snapToGrid w:val="0"/>
-        <w:textAlignment w:val="baseline"/>
-      </w:pPr>
-      <w:r>
-        <w:t>责问、反问、训问或谩骂客户；</w:t>
-      </w:r>
-    </w:p>
-    <w:p>
-      <w:pPr>
-        <w:pStyle w:val="a1"/>
-        <w:keepNext w:val="0"/>
-        <w:keepLines w:val="0"/>
-        <w:pageBreakBefore w:val="0"/>
-        <w:widowControl w:val="0"/>
-        <w:kinsoku w:val="0"/>
-        <w:wordWrap/>
-        <w:overflowPunct/>
-        <w:topLinePunct w:val="0"/>
-        <w:autoSpaceDE w:val="0"/>
-        <w:autoSpaceDN w:val="0"/>
-        <w:bidi w:val="0"/>
-        <w:adjustRightInd w:val="0"/>
-        <w:snapToGrid w:val="0"/>
-        <w:textAlignment w:val="baseline"/>
-      </w:pPr>
-      <w:r>
-        <w:t>与客户闲谈或者开玩笑；</w:t>
-      </w:r>
-    </w:p>
-    <w:p>
-      <w:pPr>
-        <w:pStyle w:val="a1"/>
-        <w:keepNext w:val="0"/>
-        <w:keepLines w:val="0"/>
-        <w:pageBreakBefore w:val="0"/>
-        <w:widowControl w:val="0"/>
-        <w:kinsoku w:val="0"/>
-        <w:wordWrap/>
-        <w:overflowPunct/>
-        <w:topLinePunct w:val="0"/>
-        <w:autoSpaceDE w:val="0"/>
-        <w:autoSpaceDN w:val="0"/>
-        <w:bidi w:val="0"/>
-        <w:adjustRightInd w:val="0"/>
-        <w:snapToGrid w:val="0"/>
-        <w:textAlignment w:val="baseline"/>
-      </w:pPr>
-      <w:r>
-        <w:t>不懂装懂，搪塞、推诿客户；</w:t>
-      </w:r>
-    </w:p>
-    <w:p>
-      <w:pPr>
-        <w:pStyle w:val="a1"/>
-        <w:keepNext w:val="0"/>
-        <w:keepLines w:val="0"/>
-        <w:pageBreakBefore w:val="0"/>
-        <w:widowControl w:val="0"/>
-        <w:kinsoku w:val="0"/>
-        <w:wordWrap/>
-        <w:overflowPunct/>
-        <w:topLinePunct w:val="0"/>
-        <w:autoSpaceDE w:val="0"/>
-        <w:autoSpaceDN w:val="0"/>
-        <w:bidi w:val="0"/>
-        <w:adjustRightInd w:val="0"/>
-        <w:snapToGrid w:val="0"/>
-        <w:textAlignment w:val="baseline"/>
-      </w:pPr>
-      <w:r>
-        <w:t>频繁使用口头禅、非礼貌性语气用词（如：喽、嘛等）；</w:t>
-      </w:r>
-    </w:p>
-    <w:p>
-      <w:pPr>
-        <w:pStyle w:val="a1"/>
-        <w:keepNext w:val="0"/>
-        <w:keepLines w:val="0"/>
-        <w:pageBreakBefore w:val="0"/>
-        <w:widowControl w:val="0"/>
-        <w:kinsoku w:val="0"/>
-        <w:wordWrap/>
-        <w:overflowPunct/>
-        <w:topLinePunct w:val="0"/>
-        <w:autoSpaceDE w:val="0"/>
-        <w:autoSpaceDN w:val="0"/>
-        <w:bidi w:val="0"/>
-        <w:adjustRightInd w:val="0"/>
-        <w:snapToGrid w:val="0"/>
-        <w:textAlignment w:val="baseline"/>
-      </w:pPr>
-      <w:r>
-        <w:t>拖腔、语气生硬、顶撞用户；</w:t>
-      </w:r>
-    </w:p>
-    <w:p>
-      <w:pPr>
-        <w:pStyle w:val="a1"/>
-        <w:keepNext w:val="0"/>
-        <w:keepLines w:val="0"/>
-        <w:pageBreakBefore w:val="0"/>
-        <w:widowControl w:val="0"/>
-        <w:kinsoku w:val="0"/>
-        <w:wordWrap/>
-        <w:overflowPunct/>
-        <w:topLinePunct w:val="0"/>
-        <w:autoSpaceDE w:val="0"/>
-        <w:autoSpaceDN w:val="0"/>
-        <w:bidi w:val="0"/>
-        <w:adjustRightInd w:val="0"/>
-        <w:snapToGrid w:val="0"/>
-        <w:textAlignment w:val="baseline"/>
-      </w:pPr>
-      <w:r>
-        <w:t>通话时打哈欠、吃东西、喝水。</w:t>
-      </w:r>
-    </w:p>
-    <w:p>
-      <w:pPr>
-        <w:pStyle w:val="2"/>
-        <w:keepNext w:val="0"/>
-        <w:keepLines w:val="0"/>
-        <w:pageBreakBefore w:val="0"/>
-        <w:widowControl w:val="0"/>
-        <w:kinsoku w:val="0"/>
-        <w:wordWrap/>
-        <w:overflowPunct/>
-        <w:topLinePunct w:val="0"/>
-        <w:autoSpaceDE w:val="0"/>
-        <w:autoSpaceDN w:val="0"/>
-        <w:bidi w:val="0"/>
-        <w:adjustRightInd w:val="0"/>
-        <w:snapToGrid w:val="0"/>
-        <w:textAlignment w:val="baseline"/>
-      </w:pPr>
-      <w:bookmarkStart w:id="43" w:name="heading_24"/>
-      <w:bookmarkStart w:id="44" w:name="_Toc11820"/>
-      <w:r>
-        <w:t>处理要求</w:t>
-      </w:r>
       <w:bookmarkEnd w:id="43"/>
+    </w:p>
+    <w:p>
+      <w:pPr>
+        <w:pStyle w:val="30"/>
+        <w:keepNext w:val="0"/>
+        <w:keepLines w:val="0"/>
+        <w:pageBreakBefore w:val="0"/>
+        <w:widowControl w:val="0"/>
+        <w:kinsoku w:val="0"/>
+        <w:wordWrap/>
+        <w:overflowPunct/>
+        <w:topLinePunct w:val="0"/>
+        <w:autoSpaceDE w:val="0"/>
+        <w:autoSpaceDN w:val="0"/>
+        <w:bidi w:val="0"/>
+        <w:adjustRightInd w:val="0"/>
+        <w:snapToGrid w:val="0"/>
+        <w:textAlignment w:val="baseline"/>
+      </w:pPr>
+      <w:r>
+        <w:t>快速、准确判断需求：迅速弄清客户意图，简明扼要归纳复述客户反映的信息内容；</w:t>
+      </w:r>
+    </w:p>
+    <w:p>
+      <w:pPr>
+        <w:pStyle w:val="30"/>
+        <w:keepNext w:val="0"/>
+        <w:keepLines w:val="0"/>
+        <w:pageBreakBefore w:val="0"/>
+        <w:widowControl w:val="0"/>
+        <w:kinsoku w:val="0"/>
+        <w:wordWrap/>
+        <w:overflowPunct/>
+        <w:topLinePunct w:val="0"/>
+        <w:autoSpaceDE w:val="0"/>
+        <w:autoSpaceDN w:val="0"/>
+        <w:bidi w:val="0"/>
+        <w:adjustRightInd w:val="0"/>
+        <w:snapToGrid w:val="0"/>
+        <w:textAlignment w:val="baseline"/>
+      </w:pPr>
+      <w:r>
+        <w:t>控制交谈的主动性：在与客户沟通过程中，正确引导客户并尽快获取所需信息；</w:t>
+      </w:r>
+    </w:p>
+    <w:p>
+      <w:pPr>
+        <w:pStyle w:val="30"/>
+        <w:keepNext w:val="0"/>
+        <w:keepLines w:val="0"/>
+        <w:pageBreakBefore w:val="0"/>
+        <w:widowControl w:val="0"/>
+        <w:kinsoku w:val="0"/>
+        <w:wordWrap/>
+        <w:overflowPunct/>
+        <w:topLinePunct w:val="0"/>
+        <w:autoSpaceDE w:val="0"/>
+        <w:autoSpaceDN w:val="0"/>
+        <w:bidi w:val="0"/>
+        <w:adjustRightInd w:val="0"/>
+        <w:snapToGrid w:val="0"/>
+        <w:textAlignment w:val="baseline"/>
+      </w:pPr>
+      <w:r>
+        <w:t>专业熟练度：在与客户沟通过程中，熟练掌握业务知识能很好地为客户解决问题；</w:t>
+      </w:r>
+    </w:p>
+    <w:p>
+      <w:pPr>
+        <w:pStyle w:val="30"/>
+        <w:keepNext w:val="0"/>
+        <w:keepLines w:val="0"/>
+        <w:pageBreakBefore w:val="0"/>
+        <w:widowControl w:val="0"/>
+        <w:kinsoku w:val="0"/>
+        <w:wordWrap/>
+        <w:overflowPunct/>
+        <w:topLinePunct w:val="0"/>
+        <w:autoSpaceDE w:val="0"/>
+        <w:autoSpaceDN w:val="0"/>
+        <w:bidi w:val="0"/>
+        <w:adjustRightInd w:val="0"/>
+        <w:snapToGrid w:val="0"/>
+        <w:textAlignment w:val="baseline"/>
+      </w:pPr>
+      <w:r>
+        <w:t>通俗易懂性：在问题解释过程中，要深入浅出，使客户容易理解；</w:t>
+      </w:r>
+    </w:p>
+    <w:p>
+      <w:pPr>
+        <w:pStyle w:val="30"/>
+        <w:keepNext w:val="0"/>
+        <w:keepLines w:val="0"/>
+        <w:pageBreakBefore w:val="0"/>
+        <w:widowControl w:val="0"/>
+        <w:kinsoku w:val="0"/>
+        <w:wordWrap/>
+        <w:overflowPunct/>
+        <w:topLinePunct w:val="0"/>
+        <w:autoSpaceDE w:val="0"/>
+        <w:autoSpaceDN w:val="0"/>
+        <w:bidi w:val="0"/>
+        <w:adjustRightInd w:val="0"/>
+        <w:snapToGrid w:val="0"/>
+        <w:textAlignment w:val="baseline"/>
+      </w:pPr>
+      <w:r>
+        <w:t>回答针对性：要针对客户提出的问题做出相应的解答，不能答非所问。</w:t>
+      </w:r>
+    </w:p>
+    <w:p>
+      <w:pPr>
+        <w:pStyle w:val="31"/>
+        <w:keepNext w:val="0"/>
+        <w:keepLines w:val="0"/>
+        <w:pageBreakBefore w:val="0"/>
+        <w:widowControl w:val="0"/>
+        <w:kinsoku w:val="0"/>
+        <w:wordWrap/>
+        <w:overflowPunct/>
+        <w:topLinePunct w:val="0"/>
+        <w:autoSpaceDE w:val="0"/>
+        <w:autoSpaceDN w:val="0"/>
+        <w:bidi w:val="0"/>
+        <w:adjustRightInd w:val="0"/>
+        <w:snapToGrid w:val="0"/>
+        <w:textAlignment w:val="baseline"/>
+      </w:pPr>
+      <w:bookmarkStart w:id="44" w:name="heading_25"/>
+      <w:bookmarkStart w:id="45" w:name="_Toc18879"/>
+      <w:r>
+        <w:t>值班制度</w:t>
+      </w:r>
       <w:bookmarkEnd w:id="44"/>
-    </w:p>
-    <w:p>
-      <w:pPr>
-        <w:pStyle w:val="a1"/>
-        <w:keepNext w:val="0"/>
-        <w:keepLines w:val="0"/>
-        <w:pageBreakBefore w:val="0"/>
-        <w:widowControl w:val="0"/>
-        <w:kinsoku w:val="0"/>
-        <w:wordWrap/>
-        <w:overflowPunct/>
-        <w:topLinePunct w:val="0"/>
-        <w:autoSpaceDE w:val="0"/>
-        <w:autoSpaceDN w:val="0"/>
-        <w:bidi w:val="0"/>
-        <w:adjustRightInd w:val="0"/>
-        <w:snapToGrid w:val="0"/>
-        <w:textAlignment w:val="baseline"/>
-      </w:pPr>
-      <w:r>
-        <w:t>快速、准确判断需求：迅速弄清客户意图，简明扼要归纳复述客户反映的信息内容；</w:t>
-      </w:r>
-    </w:p>
-    <w:p>
-      <w:pPr>
-        <w:pStyle w:val="a1"/>
-        <w:keepNext w:val="0"/>
-        <w:keepLines w:val="0"/>
-        <w:pageBreakBefore w:val="0"/>
-        <w:widowControl w:val="0"/>
-        <w:kinsoku w:val="0"/>
-        <w:wordWrap/>
-        <w:overflowPunct/>
-        <w:topLinePunct w:val="0"/>
-        <w:autoSpaceDE w:val="0"/>
-        <w:autoSpaceDN w:val="0"/>
-        <w:bidi w:val="0"/>
-        <w:adjustRightInd w:val="0"/>
-        <w:snapToGrid w:val="0"/>
-        <w:textAlignment w:val="baseline"/>
-      </w:pPr>
-      <w:r>
-        <w:t>控制交谈的主动性：在与客户沟通过程中，正确引导客户并尽快获取所需信息；</w:t>
-      </w:r>
-    </w:p>
-    <w:p>
-      <w:pPr>
-        <w:pStyle w:val="a1"/>
-        <w:keepNext w:val="0"/>
-        <w:keepLines w:val="0"/>
-        <w:pageBreakBefore w:val="0"/>
-        <w:widowControl w:val="0"/>
-        <w:kinsoku w:val="0"/>
-        <w:wordWrap/>
-        <w:overflowPunct/>
-        <w:topLinePunct w:val="0"/>
-        <w:autoSpaceDE w:val="0"/>
-        <w:autoSpaceDN w:val="0"/>
-        <w:bidi w:val="0"/>
-        <w:adjustRightInd w:val="0"/>
-        <w:snapToGrid w:val="0"/>
-        <w:textAlignment w:val="baseline"/>
-      </w:pPr>
-      <w:r>
-        <w:t>专业熟练度：在与客户沟通过程中，熟练掌握业务知识能很好地为客户解决问题；</w:t>
-      </w:r>
-    </w:p>
-    <w:p>
-      <w:pPr>
-        <w:pStyle w:val="a1"/>
-        <w:keepNext w:val="0"/>
-        <w:keepLines w:val="0"/>
-        <w:pageBreakBefore w:val="0"/>
-        <w:widowControl w:val="0"/>
-        <w:kinsoku w:val="0"/>
-        <w:wordWrap/>
-        <w:overflowPunct/>
-        <w:topLinePunct w:val="0"/>
-        <w:autoSpaceDE w:val="0"/>
-        <w:autoSpaceDN w:val="0"/>
-        <w:bidi w:val="0"/>
-        <w:adjustRightInd w:val="0"/>
-        <w:snapToGrid w:val="0"/>
-        <w:textAlignment w:val="baseline"/>
-      </w:pPr>
-      <w:r>
-        <w:t>通俗易懂性：在问题解释过程中，要深入浅出，使客户容易理解；</w:t>
-      </w:r>
-    </w:p>
-    <w:p>
-      <w:pPr>
-        <w:pStyle w:val="a1"/>
-        <w:keepNext w:val="0"/>
-        <w:keepLines w:val="0"/>
-        <w:pageBreakBefore w:val="0"/>
-        <w:widowControl w:val="0"/>
-        <w:kinsoku w:val="0"/>
-        <w:wordWrap/>
-        <w:overflowPunct/>
-        <w:topLinePunct w:val="0"/>
-        <w:autoSpaceDE w:val="0"/>
-        <w:autoSpaceDN w:val="0"/>
-        <w:bidi w:val="0"/>
-        <w:adjustRightInd w:val="0"/>
-        <w:snapToGrid w:val="0"/>
-        <w:textAlignment w:val="baseline"/>
-      </w:pPr>
-      <w:r>
-        <w:t>回答针对性：要针对客户提出的问题做出相应的解答，不能答非所问。</w:t>
-      </w:r>
-    </w:p>
-    <w:p>
-      <w:pPr>
-        <w:pStyle w:val="2"/>
-        <w:keepNext w:val="0"/>
-        <w:keepLines w:val="0"/>
-        <w:pageBreakBefore w:val="0"/>
-        <w:widowControl w:val="0"/>
-        <w:kinsoku w:val="0"/>
-        <w:wordWrap/>
-        <w:overflowPunct/>
-        <w:topLinePunct w:val="0"/>
-        <w:autoSpaceDE w:val="0"/>
-        <w:autoSpaceDN w:val="0"/>
-        <w:bidi w:val="0"/>
-        <w:adjustRightInd w:val="0"/>
-        <w:snapToGrid w:val="0"/>
-        <w:textAlignment w:val="baseline"/>
-      </w:pPr>
-      <w:bookmarkStart w:id="45" w:name="heading_25"/>
-      <w:bookmarkStart w:id="46" w:name="_Toc18879"/>
-      <w:r>
-        <w:t>值班制度</w:t>
-      </w:r>
       <w:bookmarkEnd w:id="45"/>
-      <w:bookmarkEnd w:id="46"/>
-    </w:p>
-    <w:p>
-      <w:pPr>
-        <w:pStyle w:val="a1"/>
+    </w:p>
+    <w:p>
+      <w:pPr>
+        <w:pStyle w:val="30"/>
         <w:keepNext w:val="0"/>
         <w:keepLines w:val="0"/>
         <w:pageBreakBefore w:val="0"/>
@@ -6917,16 +6951,16 @@
     </w:p>
     <w:tbl>
       <w:tblPr>
-        <w:tblStyle w:val="TableNormal"/>
+        <w:tblStyle w:val="20"/>
         <w:tblW w:w="0" w:type="auto"/>
         <w:tblInd w:w="0" w:type="dxa"/>
         <w:tblBorders>
-          <w:top w:val="single" w:sz="4" w:space="0" w:color="auto"/>
-          <w:left w:val="single" w:sz="4" w:space="0" w:color="auto"/>
-          <w:bottom w:val="single" w:sz="4" w:space="0" w:color="auto"/>
-          <w:right w:val="single" w:sz="4" w:space="0" w:color="auto"/>
-          <w:insideH w:val="single" w:sz="4" w:space="0" w:color="auto"/>
-          <w:insideV w:val="single" w:sz="4" w:space="0" w:color="auto"/>
+          <w:top w:val="single" w:color="auto" w:sz="4" w:space="0"/>
+          <w:left w:val="single" w:color="auto" w:sz="4" w:space="0"/>
+          <w:bottom w:val="single" w:color="auto" w:sz="4" w:space="0"/>
+          <w:right w:val="single" w:color="auto" w:sz="4" w:space="0"/>
+          <w:insideH w:val="single" w:color="auto" w:sz="4" w:space="0"/>
+          <w:insideV w:val="single" w:color="auto" w:sz="4" w:space="0"/>
         </w:tblBorders>
         <w:tblLayout w:type="fixed"/>
         <w:tblCellMar>
@@ -6942,17 +6976,14 @@
       </w:tblGrid>
       <w:tr>
         <w:tblPrEx>
-          <w:tblW w:w="0" w:type="auto"/>
-          <w:tblInd w:w="0" w:type="dxa"/>
           <w:tblBorders>
-            <w:top w:val="single" w:sz="4" w:space="0" w:color="auto"/>
-            <w:left w:val="single" w:sz="4" w:space="0" w:color="auto"/>
-            <w:bottom w:val="single" w:sz="4" w:space="0" w:color="auto"/>
-            <w:right w:val="single" w:sz="4" w:space="0" w:color="auto"/>
-            <w:insideH w:val="single" w:sz="4" w:space="0" w:color="auto"/>
-            <w:insideV w:val="single" w:sz="4" w:space="0" w:color="auto"/>
+            <w:top w:val="single" w:color="auto" w:sz="4" w:space="0"/>
+            <w:left w:val="single" w:color="auto" w:sz="4" w:space="0"/>
+            <w:bottom w:val="single" w:color="auto" w:sz="4" w:space="0"/>
+            <w:right w:val="single" w:color="auto" w:sz="4" w:space="0"/>
+            <w:insideH w:val="single" w:color="auto" w:sz="4" w:space="0"/>
+            <w:insideV w:val="single" w:color="auto" w:sz="4" w:space="0"/>
           </w:tblBorders>
-          <w:tblLayout w:type="fixed"/>
           <w:tblCellMar>
             <w:top w:w="0" w:type="dxa"/>
             <w:left w:w="10" w:type="dxa"/>
@@ -6972,7 +7003,7 @@
           </w:tcPr>
           <w:p>
             <w:pPr>
-              <w:pStyle w:val="a1"/>
+              <w:pStyle w:val="30"/>
               <w:keepNext w:val="0"/>
               <w:keepLines w:val="0"/>
               <w:pageBreakBefore w:val="0"/>
@@ -7005,7 +7036,7 @@
           </w:tcPr>
           <w:p>
             <w:pPr>
-              <w:pStyle w:val="a1"/>
+              <w:pStyle w:val="30"/>
               <w:keepNext w:val="0"/>
               <w:keepLines w:val="0"/>
               <w:pageBreakBefore w:val="0"/>
@@ -7029,9 +7060,14 @@
       </w:tr>
       <w:tr>
         <w:tblPrEx>
-          <w:tblW w:w="0" w:type="auto"/>
-          <w:tblInd w:w="0" w:type="dxa"/>
-          <w:tblLayout w:type="fixed"/>
+          <w:tblBorders>
+            <w:top w:val="single" w:color="auto" w:sz="4" w:space="0"/>
+            <w:left w:val="single" w:color="auto" w:sz="4" w:space="0"/>
+            <w:bottom w:val="single" w:color="auto" w:sz="4" w:space="0"/>
+            <w:right w:val="single" w:color="auto" w:sz="4" w:space="0"/>
+            <w:insideH w:val="single" w:color="auto" w:sz="4" w:space="0"/>
+            <w:insideV w:val="single" w:color="auto" w:sz="4" w:space="0"/>
+          </w:tblBorders>
           <w:tblCellMar>
             <w:top w:w="0" w:type="dxa"/>
             <w:left w:w="10" w:type="dxa"/>
@@ -7051,7 +7087,7 @@
           </w:tcPr>
           <w:p>
             <w:pPr>
-              <w:pStyle w:val="a1"/>
+              <w:pStyle w:val="30"/>
               <w:keepNext w:val="0"/>
               <w:keepLines w:val="0"/>
               <w:pageBreakBefore w:val="0"/>
@@ -7092,7 +7128,7 @@
           </w:tcPr>
           <w:p>
             <w:pPr>
-              <w:pStyle w:val="a1"/>
+              <w:pStyle w:val="30"/>
               <w:keepNext w:val="0"/>
               <w:keepLines w:val="0"/>
               <w:pageBreakBefore w:val="0"/>
@@ -7106,7 +7142,7 @@
               <w:bidi w:val="0"/>
               <w:adjustRightInd w:val="0"/>
               <w:snapToGrid w:val="0"/>
-              <w:ind w:left="0" w:firstLine="0" w:leftChars="0" w:firstLineChars="0"/>
+              <w:ind w:left="0" w:leftChars="0" w:firstLine="0" w:firstLineChars="0"/>
               <w:textAlignment w:val="baseline"/>
             </w:pPr>
             <w:r>
@@ -7118,7 +7154,7 @@
     </w:tbl>
     <w:p>
       <w:pPr>
-        <w:pStyle w:val="a1"/>
+        <w:pStyle w:val="30"/>
         <w:keepNext w:val="0"/>
         <w:keepLines w:val="0"/>
         <w:pageBreakBefore w:val="0"/>
@@ -7150,7 +7186,7 @@
     </w:p>
     <w:p>
       <w:pPr>
-        <w:pStyle w:val="a1"/>
+        <w:pStyle w:val="30"/>
         <w:keepNext w:val="0"/>
         <w:keepLines w:val="0"/>
         <w:pageBreakBefore w:val="0"/>
@@ -7172,7 +7208,7 @@
     </w:p>
     <w:p>
       <w:pPr>
-        <w:pStyle w:val="a1"/>
+        <w:pStyle w:val="30"/>
         <w:keepNext w:val="0"/>
         <w:keepLines w:val="0"/>
         <w:pageBreakBefore w:val="0"/>
@@ -7194,7 +7230,7 @@
     </w:p>
     <w:p>
       <w:pPr>
-        <w:pStyle w:val="a1"/>
+        <w:pStyle w:val="30"/>
         <w:keepNext w:val="0"/>
         <w:keepLines w:val="0"/>
         <w:pageBreakBefore w:val="0"/>
@@ -7216,46 +7252,46 @@
     </w:p>
     <w:p>
       <w:pPr>
-        <w:pStyle w:val="1"/>
-        <w:keepNext w:val="0"/>
-        <w:keepLines w:val="0"/>
-        <w:pageBreakBefore w:val="0"/>
-        <w:widowControl w:val="0"/>
-        <w:kinsoku w:val="0"/>
-        <w:wordWrap/>
-        <w:overflowPunct/>
-        <w:topLinePunct w:val="0"/>
-        <w:autoSpaceDE w:val="0"/>
-        <w:autoSpaceDN w:val="0"/>
-        <w:bidi w:val="0"/>
-        <w:adjustRightInd w:val="0"/>
-        <w:snapToGrid w:val="0"/>
-        <w:textAlignment w:val="baseline"/>
-      </w:pPr>
+        <w:pStyle w:val="29"/>
+        <w:keepNext w:val="0"/>
+        <w:keepLines w:val="0"/>
+        <w:pageBreakBefore w:val="0"/>
+        <w:widowControl w:val="0"/>
+        <w:kinsoku w:val="0"/>
+        <w:wordWrap/>
+        <w:overflowPunct/>
+        <w:topLinePunct w:val="0"/>
+        <w:autoSpaceDE w:val="0"/>
+        <w:autoSpaceDN w:val="0"/>
+        <w:bidi w:val="0"/>
+        <w:adjustRightInd w:val="0"/>
+        <w:snapToGrid w:val="0"/>
+        <w:textAlignment w:val="baseline"/>
+      </w:pPr>
+      <w:bookmarkStart w:id="46" w:name="_Toc2915"/>
       <w:bookmarkStart w:id="47" w:name="heading_27"/>
-      <w:bookmarkStart w:id="48" w:name="_Toc2915"/>
       <w:r>
         <w:t>相关文件与模板</w:t>
       </w:r>
+      <w:bookmarkEnd w:id="46"/>
       <w:bookmarkEnd w:id="47"/>
+    </w:p>
+    <w:p>
+      <w:pPr>
+        <w:pStyle w:val="31"/>
+        <w:bidi w:val="0"/>
+      </w:pPr>
+      <w:bookmarkStart w:id="48" w:name="_Toc23057"/>
+      <w:bookmarkStart w:id="49" w:name="heading_28"/>
+      <w:r>
+        <w:t>相关文件</w:t>
+      </w:r>
       <w:bookmarkEnd w:id="48"/>
-    </w:p>
-    <w:p>
-      <w:pPr>
-        <w:pStyle w:val="2"/>
-        <w:bidi w:val="0"/>
-      </w:pPr>
-      <w:bookmarkStart w:id="49" w:name="_Toc23057"/>
-      <w:bookmarkStart w:id="50" w:name="heading_28"/>
-      <w:r>
-        <w:t>相关文件</w:t>
-      </w:r>
       <w:bookmarkEnd w:id="49"/>
-      <w:bookmarkEnd w:id="50"/>
-    </w:p>
-    <w:p>
-      <w:pPr>
-        <w:pStyle w:val="a1"/>
+    </w:p>
+    <w:p>
+      <w:pPr>
+        <w:pStyle w:val="30"/>
         <w:bidi w:val="0"/>
       </w:pPr>
       <w:r>
@@ -7278,20 +7314,20 @@
     </w:p>
     <w:p>
       <w:pPr>
-        <w:pStyle w:val="2"/>
-        <w:bidi w:val="0"/>
-      </w:pPr>
-      <w:bookmarkStart w:id="51" w:name="heading_29"/>
-      <w:bookmarkStart w:id="52" w:name="_Toc295"/>
+        <w:pStyle w:val="31"/>
+        <w:bidi w:val="0"/>
+      </w:pPr>
+      <w:bookmarkStart w:id="50" w:name="heading_29"/>
+      <w:bookmarkStart w:id="51" w:name="_Toc295"/>
       <w:r>
         <w:t>相关模板</w:t>
       </w:r>
+      <w:bookmarkEnd w:id="50"/>
       <w:bookmarkEnd w:id="51"/>
-      <w:bookmarkEnd w:id="52"/>
-    </w:p>
-    <w:p>
-      <w:pPr>
-        <w:pStyle w:val="a1"/>
+    </w:p>
+    <w:p>
+      <w:pPr>
+        <w:pStyle w:val="30"/>
         <w:bidi w:val="0"/>
       </w:pPr>
       <w:r>
@@ -7300,7 +7336,7 @@
     </w:p>
     <w:p>
       <w:pPr>
-        <w:pStyle w:val="a1"/>
+        <w:pStyle w:val="30"/>
         <w:keepNext w:val="0"/>
         <w:keepLines w:val="0"/>
         <w:pageBreakBefore w:val="0"/>
@@ -7324,23 +7360,73 @@
     <w:sectPr>
       <w:pgSz w:w="11906" w:h="16838"/>
       <w:pgMar w:top="1440" w:right="1800" w:bottom="1440" w:left="1800" w:header="851" w:footer="992" w:gutter="0"/>
-      <w:cols w:num="1" w:space="425"/>
+      <w:cols w:space="425" w:num="1"/>
       <w:docGrid w:type="lines" w:linePitch="312" w:charSpace="0"/>
     </w:sectPr>
   </w:body>
 </w:document>
 </file>
 
+<file path=word/endnotes.xml><?xml version="1.0" encoding="utf-8"?>
+<w:endnotes xmlns:wpc="http://schemas.microsoft.com/office/word/2010/wordprocessingCanvas" xmlns:mc="http://schemas.openxmlformats.org/markup-compatibility/2006" xmlns:o="urn:schemas-microsoft-com:office:office" xmlns:r="http://schemas.openxmlformats.org/officeDocument/2006/relationships" xmlns:m="http://schemas.openxmlformats.org/officeDocument/2006/math" xmlns:v="urn:schemas-microsoft-com:vml" xmlns:wp14="http://schemas.microsoft.com/office/word/2010/wordprocessingDrawing" xmlns:wp="http://schemas.openxmlformats.org/drawingml/2006/wordprocessingDrawing" xmlns:w="http://schemas.openxmlformats.org/wordprocessingml/2006/main" xmlns:w14="http://schemas.microsoft.com/office/word/2010/wordml" xmlns:w15="http://schemas.microsoft.com/office/word/2012/wordml" xmlns:w10="urn:schemas-microsoft-com:office:word" xmlns:wpg="http://schemas.microsoft.com/office/word/2010/wordprocessingGroup" xmlns:wpi="http://schemas.microsoft.com/office/word/2010/wordprocessingInk" xmlns:wne="http://schemas.microsoft.com/office/word/2006/wordml" xmlns:wps="http://schemas.microsoft.com/office/word/2010/wordprocessingShape" xmlns:wpsCustomData="http://www.wps.cn/officeDocument/2013/wpsCustomData" mc:Ignorable="w14 w15 wp14">
+  <w:endnote w:type="separator" w:id="0">
+    <w:p>
+      <w:pPr>
+        <w:spacing w:line="240" w:lineRule="auto"/>
+      </w:pPr>
+      <w:r>
+        <w:separator/>
+      </w:r>
+    </w:p>
+  </w:endnote>
+  <w:endnote w:type="continuationSeparator" w:id="1">
+    <w:p>
+      <w:pPr>
+        <w:spacing w:line="240" w:lineRule="auto"/>
+      </w:pPr>
+      <w:r>
+        <w:continuationSeparator/>
+      </w:r>
+    </w:p>
+  </w:endnote>
+</w:endnotes>
+</file>
+
+<file path=word/footnotes.xml><?xml version="1.0" encoding="utf-8"?>
+<w:footnotes xmlns:wpc="http://schemas.microsoft.com/office/word/2010/wordprocessingCanvas" xmlns:mc="http://schemas.openxmlformats.org/markup-compatibility/2006" xmlns:o="urn:schemas-microsoft-com:office:office" xmlns:r="http://schemas.openxmlformats.org/officeDocument/2006/relationships" xmlns:m="http://schemas.openxmlformats.org/officeDocument/2006/math" xmlns:v="urn:schemas-microsoft-com:vml" xmlns:wp14="http://schemas.microsoft.com/office/word/2010/wordprocessingDrawing" xmlns:wp="http://schemas.openxmlformats.org/drawingml/2006/wordprocessingDrawing" xmlns:w="http://schemas.openxmlformats.org/wordprocessingml/2006/main" xmlns:w14="http://schemas.microsoft.com/office/word/2010/wordml" xmlns:w15="http://schemas.microsoft.com/office/word/2012/wordml" xmlns:w10="urn:schemas-microsoft-com:office:word" xmlns:wpg="http://schemas.microsoft.com/office/word/2010/wordprocessingGroup" xmlns:wpi="http://schemas.microsoft.com/office/word/2010/wordprocessingInk" xmlns:wne="http://schemas.microsoft.com/office/word/2006/wordml" xmlns:wps="http://schemas.microsoft.com/office/word/2010/wordprocessingShape" xmlns:wpsCustomData="http://www.wps.cn/officeDocument/2013/wpsCustomData" mc:Ignorable="w14 w15 wp14">
+  <w:footnote w:type="separator" w:id="0">
+    <w:p>
+      <w:pPr>
+        <w:spacing w:line="360" w:lineRule="auto"/>
+      </w:pPr>
+      <w:r>
+        <w:separator/>
+      </w:r>
+    </w:p>
+  </w:footnote>
+  <w:footnote w:type="continuationSeparator" w:id="1">
+    <w:p>
+      <w:pPr>
+        <w:spacing w:line="360" w:lineRule="auto"/>
+      </w:pPr>
+      <w:r>
+        <w:continuationSeparator/>
+      </w:r>
+    </w:p>
+  </w:footnote>
+</w:footnotes>
+</file>
+
 <file path=word/numbering.xml><?xml version="1.0" encoding="utf-8"?>
-<w:numbering xmlns:wpc="http://schemas.microsoft.com/office/word/2010/wordprocessingCanvas" xmlns:mc="http://schemas.openxmlformats.org/markup-compatibility/2006" xmlns:o="urn:schemas-microsoft-com:office:office" xmlns:r="http://schemas.openxmlformats.org/officeDocument/2006/relationships" xmlns:m="http://schemas.openxmlformats.org/officeDocument/2006/math" xmlns:v="urn:schemas-microsoft-com:vml" xmlns:wp14="http://schemas.microsoft.com/office/word/2010/wordprocessingDrawing" xmlns:wp="http://schemas.openxmlformats.org/drawingml/2006/wordprocessingDrawing" xmlns:w10="urn:schemas-microsoft-com:office:word" xmlns:w="http://schemas.openxmlformats.org/wordprocessingml/2006/main" xmlns:w14="http://schemas.microsoft.com/office/word/2010/wordml" xmlns:w15="http://schemas.microsoft.com/office/word/2012/wordml" xmlns:wne="http://schemas.microsoft.com/office/word/2006/wordml" xmlns:wpg="http://schemas.microsoft.com/office/word/2010/wordprocessingGroup" xmlns:wpi="http://schemas.microsoft.com/office/word/2010/wordprocessingInk" xmlns:wps="http://schemas.microsoft.com/office/word/2010/wordprocessingShape" mc:Ignorable="w14 w15 wp14">
+<w:numbering xmlns:wpc="http://schemas.microsoft.com/office/word/2010/wordprocessingCanvas" xmlns:mc="http://schemas.openxmlformats.org/markup-compatibility/2006" xmlns:o="urn:schemas-microsoft-com:office:office" xmlns:r="http://schemas.openxmlformats.org/officeDocument/2006/relationships" xmlns:m="http://schemas.openxmlformats.org/officeDocument/2006/math" xmlns:v="urn:schemas-microsoft-com:vml" xmlns:wp14="http://schemas.microsoft.com/office/word/2010/wordprocessingDrawing" xmlns:wp="http://schemas.openxmlformats.org/drawingml/2006/wordprocessingDrawing" xmlns:w10="urn:schemas-microsoft-com:office:word" xmlns:w="http://schemas.openxmlformats.org/wordprocessingml/2006/main" xmlns:w14="http://schemas.microsoft.com/office/word/2010/wordml" xmlns:wpg="http://schemas.microsoft.com/office/word/2010/wordprocessingGroup" xmlns:wpi="http://schemas.microsoft.com/office/word/2010/wordprocessingInk" xmlns:wne="http://schemas.microsoft.com/office/word/2006/wordml" xmlns:wps="http://schemas.microsoft.com/office/word/2010/wordprocessingShape" xmlns:wpsCustomData="http://www.wps.cn/officeDocument/2013/wpsCustomData" mc:Ignorable="w14 wp14">
   <w:abstractNum w:abstractNumId="0">
     <w:nsid w:val="8E964DCE"/>
     <w:multiLevelType w:val="multilevel"/>
     <w:tmpl w:val="8E964DCE"/>
-    <w:lvl w:ilvl="0">
+    <w:lvl w:ilvl="0" w:tentative="0">
       <w:start w:val="1"/>
       <w:numFmt w:val="decimal"/>
-      <w:pStyle w:val="Heading1"/>
+      <w:pStyle w:val="2"/>
       <w:lvlText w:val="%1."/>
       <w:lvlJc w:val="left"/>
       <w:pPr>
@@ -7350,10 +7436,10 @@
         <w:rFonts w:hint="default"/>
       </w:rPr>
     </w:lvl>
-    <w:lvl w:ilvl="1">
+    <w:lvl w:ilvl="1" w:tentative="0">
       <w:start w:val="1"/>
       <w:numFmt w:val="decimal"/>
-      <w:pStyle w:val="Heading2"/>
+      <w:pStyle w:val="3"/>
       <w:lvlText w:val="%1.%2."/>
       <w:lvlJc w:val="left"/>
       <w:pPr>
@@ -7363,10 +7449,10 @@
         <w:rFonts w:hint="default"/>
       </w:rPr>
     </w:lvl>
-    <w:lvl w:ilvl="2">
+    <w:lvl w:ilvl="2" w:tentative="0">
       <w:start w:val="1"/>
       <w:numFmt w:val="decimal"/>
-      <w:pStyle w:val="Heading3"/>
+      <w:pStyle w:val="4"/>
       <w:lvlText w:val="%1.%2.%3."/>
       <w:lvlJc w:val="left"/>
       <w:pPr>
@@ -7376,10 +7462,10 @@
         <w:rFonts w:hint="default"/>
       </w:rPr>
     </w:lvl>
-    <w:lvl w:ilvl="3">
+    <w:lvl w:ilvl="3" w:tentative="0">
       <w:start w:val="1"/>
       <w:numFmt w:val="decimal"/>
-      <w:pStyle w:val="Heading4"/>
+      <w:pStyle w:val="5"/>
       <w:lvlText w:val="%1.%2.%3.%4."/>
       <w:lvlJc w:val="left"/>
       <w:pPr>
@@ -7389,10 +7475,10 @@
         <w:rFonts w:hint="default"/>
       </w:rPr>
     </w:lvl>
-    <w:lvl w:ilvl="4">
+    <w:lvl w:ilvl="4" w:tentative="0">
       <w:start w:val="1"/>
       <w:numFmt w:val="decimal"/>
-      <w:pStyle w:val="Heading5"/>
+      <w:pStyle w:val="6"/>
       <w:lvlText w:val="%1.%2.%3.%4.%5."/>
       <w:lvlJc w:val="left"/>
       <w:pPr>
@@ -7402,10 +7488,10 @@
         <w:rFonts w:hint="default"/>
       </w:rPr>
     </w:lvl>
-    <w:lvl w:ilvl="5">
+    <w:lvl w:ilvl="5" w:tentative="0">
       <w:start w:val="1"/>
       <w:numFmt w:val="decimal"/>
-      <w:pStyle w:val="Heading6"/>
+      <w:pStyle w:val="7"/>
       <w:lvlText w:val="%1.%2.%3.%4.%5.%6."/>
       <w:lvlJc w:val="left"/>
       <w:pPr>
@@ -7415,10 +7501,10 @@
         <w:rFonts w:hint="default"/>
       </w:rPr>
     </w:lvl>
-    <w:lvl w:ilvl="6">
+    <w:lvl w:ilvl="6" w:tentative="0">
       <w:start w:val="1"/>
       <w:numFmt w:val="decimal"/>
-      <w:pStyle w:val="Heading7"/>
+      <w:pStyle w:val="8"/>
       <w:lvlText w:val="%1.%2.%3.%4.%5.%6.%7."/>
       <w:lvlJc w:val="left"/>
       <w:pPr>
@@ -7428,10 +7514,10 @@
         <w:rFonts w:hint="default"/>
       </w:rPr>
     </w:lvl>
-    <w:lvl w:ilvl="7">
+    <w:lvl w:ilvl="7" w:tentative="0">
       <w:start w:val="1"/>
       <w:numFmt w:val="decimal"/>
-      <w:pStyle w:val="Heading8"/>
+      <w:pStyle w:val="9"/>
       <w:lvlText w:val="%1.%2.%3.%4.%5.%6.%7.%8."/>
       <w:lvlJc w:val="left"/>
       <w:pPr>
@@ -7441,10 +7527,10 @@
         <w:rFonts w:hint="default"/>
       </w:rPr>
     </w:lvl>
-    <w:lvl w:ilvl="8">
+    <w:lvl w:ilvl="8" w:tentative="0">
       <w:start w:val="1"/>
       <w:numFmt w:val="decimal"/>
-      <w:pStyle w:val="Heading9"/>
+      <w:pStyle w:val="10"/>
       <w:lvlText w:val="%1.%2.%3.%4.%5.%6.%7.%8.%9."/>
       <w:lvlJc w:val="left"/>
       <w:pPr>
@@ -7459,7 +7545,7 @@
     <w:nsid w:val="92CE2C46"/>
     <w:multiLevelType w:val="singleLevel"/>
     <w:tmpl w:val="92CE2C46"/>
-    <w:lvl w:ilvl="0">
+    <w:lvl w:ilvl="0" w:tentative="0">
       <w:start w:val="1"/>
       <w:numFmt w:val="decimal"/>
       <w:lvlText w:val="%1."/>
@@ -7476,7 +7562,7 @@
     <w:nsid w:val="9E647712"/>
     <w:multiLevelType w:val="singleLevel"/>
     <w:tmpl w:val="9E647712"/>
-    <w:lvl w:ilvl="0">
+    <w:lvl w:ilvl="0" w:tentative="0">
       <w:start w:val="1"/>
       <w:numFmt w:val="decimal"/>
       <w:lvlText w:val="%1."/>
@@ -7493,7 +7579,7 @@
     <w:nsid w:val="1C037756"/>
     <w:multiLevelType w:val="singleLevel"/>
     <w:tmpl w:val="1C037756"/>
-    <w:lvl w:ilvl="0">
+    <w:lvl w:ilvl="0" w:tentative="0">
       <w:start w:val="1"/>
       <w:numFmt w:val="decimal"/>
       <w:lvlText w:val="%1."/>
@@ -7510,7 +7596,7 @@
     <w:nsid w:val="3D416E86"/>
     <w:multiLevelType w:val="singleLevel"/>
     <w:tmpl w:val="3D416E86"/>
-    <w:lvl w:ilvl="0">
+    <w:lvl w:ilvl="0" w:tentative="0">
       <w:start w:val="1"/>
       <w:numFmt w:val="decimal"/>
       <w:lvlText w:val="%1."/>
@@ -7542,267 +7628,269 @@
 </file>
 
 <file path=word/styles.xml><?xml version="1.0" encoding="utf-8"?>
-<w:styles xmlns:mc="http://schemas.openxmlformats.org/markup-compatibility/2006" xmlns:r="http://schemas.openxmlformats.org/officeDocument/2006/relationships" xmlns:w="http://schemas.openxmlformats.org/wordprocessingml/2006/main" xmlns:w14="http://schemas.microsoft.com/office/word/2010/wordml" xmlns:w15="http://schemas.microsoft.com/office/word/2012/wordml" mc:Ignorable="w14 w15">
+<w:styles xmlns:mc="http://schemas.openxmlformats.org/markup-compatibility/2006" xmlns:o="urn:schemas-microsoft-com:office:office" xmlns:r="http://schemas.openxmlformats.org/officeDocument/2006/relationships" xmlns:m="http://schemas.openxmlformats.org/officeDocument/2006/math" xmlns:v="urn:schemas-microsoft-com:vml" xmlns:w="http://schemas.openxmlformats.org/wordprocessingml/2006/main" xmlns:w14="http://schemas.microsoft.com/office/word/2010/wordml" xmlns:w10="urn:schemas-microsoft-com:office:word" xmlns:sl="http://schemas.openxmlformats.org/schemaLibrary/2006/main" xmlns:wpsCustomData="http://www.wps.cn/officeDocument/2013/wpsCustomData" mc:Ignorable="w14">
   <w:docDefaults>
     <w:rPrDefault>
       <w:rPr>
-        <w:rFonts w:ascii="Times New Roman" w:eastAsia="宋体" w:hAnsi="Times New Roman" w:cs="Times New Roman"/>
+        <w:rFonts w:ascii="Times New Roman" w:hAnsi="Times New Roman" w:eastAsia="宋体" w:cs="Times New Roman"/>
       </w:rPr>
     </w:rPrDefault>
     <w:pPrDefault/>
   </w:docDefaults>
-  <w:latentStyles w:defLockedState="0" w:defUIPriority="99" w:defSemiHidden="1" w:defUnhideWhenUsed="1" w:defQFormat="0" w:count="260">
-    <w:lsdException w:name="Normal" w:semiHidden="0" w:uiPriority="0" w:unhideWhenUsed="0" w:qFormat="1"/>
-    <w:lsdException w:name="heading 1" w:semiHidden="0" w:uiPriority="0" w:unhideWhenUsed="0" w:qFormat="1"/>
-    <w:lsdException w:name="heading 2" w:semiHidden="0" w:uiPriority="0" w:qFormat="1"/>
-    <w:lsdException w:name="heading 3" w:uiPriority="0" w:qFormat="1"/>
-    <w:lsdException w:name="heading 4" w:semiHidden="0" w:uiPriority="0" w:qFormat="1"/>
-    <w:lsdException w:name="heading 5" w:uiPriority="0" w:qFormat="1"/>
-    <w:lsdException w:name="heading 6" w:uiPriority="0" w:qFormat="1"/>
-    <w:lsdException w:name="heading 7" w:uiPriority="0" w:qFormat="1"/>
-    <w:lsdException w:name="heading 8" w:uiPriority="0" w:qFormat="1"/>
-    <w:lsdException w:name="heading 9" w:uiPriority="0" w:qFormat="1"/>
-    <w:lsdException w:name="index 1" w:semiHidden="0" w:uiPriority="0" w:unhideWhenUsed="0"/>
-    <w:lsdException w:name="index 2" w:semiHidden="0" w:uiPriority="0" w:unhideWhenUsed="0"/>
-    <w:lsdException w:name="index 3" w:semiHidden="0" w:uiPriority="0" w:unhideWhenUsed="0"/>
-    <w:lsdException w:name="index 4" w:semiHidden="0" w:uiPriority="0" w:unhideWhenUsed="0"/>
-    <w:lsdException w:name="index 5" w:semiHidden="0" w:uiPriority="0" w:unhideWhenUsed="0"/>
-    <w:lsdException w:name="index 6" w:semiHidden="0" w:uiPriority="0" w:unhideWhenUsed="0"/>
-    <w:lsdException w:name="index 7" w:semiHidden="0" w:uiPriority="0" w:unhideWhenUsed="0"/>
-    <w:lsdException w:name="index 8" w:semiHidden="0" w:uiPriority="0" w:unhideWhenUsed="0"/>
-    <w:lsdException w:name="index 9" w:semiHidden="0" w:uiPriority="0" w:unhideWhenUsed="0"/>
-    <w:lsdException w:name="toc 1" w:semiHidden="0" w:uiPriority="0" w:unhideWhenUsed="0" w:qFormat="1"/>
-    <w:lsdException w:name="toc 2" w:semiHidden="0" w:uiPriority="0" w:unhideWhenUsed="0" w:qFormat="1"/>
-    <w:lsdException w:name="toc 3" w:semiHidden="0" w:uiPriority="0" w:unhideWhenUsed="0" w:qFormat="1"/>
-    <w:lsdException w:name="toc 4" w:semiHidden="0" w:uiPriority="0" w:unhideWhenUsed="0"/>
-    <w:lsdException w:name="toc 5" w:semiHidden="0" w:uiPriority="0" w:unhideWhenUsed="0"/>
-    <w:lsdException w:name="toc 6" w:semiHidden="0" w:uiPriority="0" w:unhideWhenUsed="0"/>
-    <w:lsdException w:name="toc 7" w:semiHidden="0" w:uiPriority="0" w:unhideWhenUsed="0"/>
-    <w:lsdException w:name="toc 8" w:semiHidden="0" w:uiPriority="0" w:unhideWhenUsed="0"/>
-    <w:lsdException w:name="toc 9" w:semiHidden="0" w:uiPriority="0" w:unhideWhenUsed="0"/>
-    <w:lsdException w:name="Normal Indent" w:semiHidden="0" w:uiPriority="0" w:unhideWhenUsed="0"/>
-    <w:lsdException w:name="footnote text" w:semiHidden="0" w:uiPriority="0" w:unhideWhenUsed="0"/>
-    <w:lsdException w:name="annotation text" w:semiHidden="0" w:uiPriority="0" w:unhideWhenUsed="0" w:qFormat="1"/>
-    <w:lsdException w:name="header" w:semiHidden="0" w:uiPriority="0" w:unhideWhenUsed="0" w:qFormat="1"/>
-    <w:lsdException w:name="footer" w:semiHidden="0" w:uiPriority="0" w:unhideWhenUsed="0" w:qFormat="1"/>
-    <w:lsdException w:name="index heading" w:semiHidden="0" w:uiPriority="0" w:unhideWhenUsed="0"/>
-    <w:lsdException w:name="caption" w:uiPriority="0" w:qFormat="1"/>
-    <w:lsdException w:name="table of figures" w:semiHidden="0" w:uiPriority="0" w:unhideWhenUsed="0"/>
-    <w:lsdException w:name="envelope address" w:semiHidden="0" w:uiPriority="0" w:unhideWhenUsed="0"/>
-    <w:lsdException w:name="envelope return" w:semiHidden="0" w:uiPriority="0" w:unhideWhenUsed="0"/>
-    <w:lsdException w:name="footnote reference" w:semiHidden="0" w:uiPriority="0" w:unhideWhenUsed="0"/>
-    <w:lsdException w:name="annotation reference" w:semiHidden="0" w:uiPriority="0" w:unhideWhenUsed="0"/>
-    <w:lsdException w:name="line number" w:semiHidden="0" w:uiPriority="0" w:unhideWhenUsed="0"/>
-    <w:lsdException w:name="page number" w:semiHidden="0" w:uiPriority="0" w:unhideWhenUsed="0"/>
-    <w:lsdException w:name="endnote reference" w:semiHidden="0" w:uiPriority="0" w:unhideWhenUsed="0"/>
-    <w:lsdException w:name="endnote text" w:semiHidden="0" w:uiPriority="0" w:unhideWhenUsed="0"/>
-    <w:lsdException w:name="table of authorities" w:semiHidden="0" w:uiPriority="0" w:unhideWhenUsed="0"/>
-    <w:lsdException w:name="macro" w:semiHidden="0" w:uiPriority="0" w:unhideWhenUsed="0"/>
-    <w:lsdException w:name="toa heading" w:semiHidden="0" w:uiPriority="0" w:unhideWhenUsed="0"/>
-    <w:lsdException w:name="List" w:semiHidden="0" w:uiPriority="0" w:unhideWhenUsed="0"/>
-    <w:lsdException w:name="List Bullet" w:semiHidden="0" w:uiPriority="0" w:unhideWhenUsed="0"/>
-    <w:lsdException w:name="List Number" w:semiHidden="0" w:uiPriority="0" w:unhideWhenUsed="0"/>
-    <w:lsdException w:name="List 2" w:semiHidden="0" w:uiPriority="0" w:unhideWhenUsed="0"/>
-    <w:lsdException w:name="List 3" w:semiHidden="0" w:uiPriority="0" w:unhideWhenUsed="0"/>
-    <w:lsdException w:name="List 4" w:semiHidden="0" w:uiPriority="0" w:unhideWhenUsed="0"/>
-    <w:lsdException w:name="List 5" w:semiHidden="0" w:uiPriority="0" w:unhideWhenUsed="0"/>
-    <w:lsdException w:name="List Bullet 2" w:semiHidden="0" w:uiPriority="0" w:unhideWhenUsed="0"/>
-    <w:lsdException w:name="List Bullet 3" w:semiHidden="0" w:uiPriority="0" w:unhideWhenUsed="0"/>
-    <w:lsdException w:name="List Bullet 4" w:semiHidden="0" w:uiPriority="0" w:unhideWhenUsed="0"/>
-    <w:lsdException w:name="List Bullet 5" w:semiHidden="0" w:uiPriority="0" w:unhideWhenUsed="0"/>
-    <w:lsdException w:name="List Number 2" w:semiHidden="0" w:uiPriority="0" w:unhideWhenUsed="0"/>
-    <w:lsdException w:name="List Number 3" w:semiHidden="0" w:uiPriority="0" w:unhideWhenUsed="0"/>
-    <w:lsdException w:name="List Number 4" w:semiHidden="0" w:uiPriority="0" w:unhideWhenUsed="0"/>
-    <w:lsdException w:name="List Number 5" w:semiHidden="0" w:uiPriority="0" w:unhideWhenUsed="0"/>
-    <w:lsdException w:name="Title" w:semiHidden="0" w:uiPriority="0" w:unhideWhenUsed="0" w:qFormat="1"/>
-    <w:lsdException w:name="Closing" w:semiHidden="0" w:uiPriority="0" w:unhideWhenUsed="0"/>
-    <w:lsdException w:name="Signature" w:semiHidden="0" w:uiPriority="0" w:unhideWhenUsed="0"/>
-    <w:lsdException w:name="Default Paragraph Font" w:uiPriority="0" w:unhideWhenUsed="0" w:qFormat="1"/>
-    <w:lsdException w:name="Body Text" w:uiPriority="0" w:unhideWhenUsed="0" w:qFormat="1"/>
-    <w:lsdException w:name="Body Text Indent" w:semiHidden="0" w:uiPriority="0" w:unhideWhenUsed="0"/>
-    <w:lsdException w:name="List Continue" w:semiHidden="0" w:uiPriority="0" w:unhideWhenUsed="0"/>
-    <w:lsdException w:name="List Continue 2" w:semiHidden="0" w:uiPriority="0" w:unhideWhenUsed="0"/>
-    <w:lsdException w:name="List Continue 3" w:semiHidden="0" w:uiPriority="0" w:unhideWhenUsed="0"/>
-    <w:lsdException w:name="List Continue 4" w:semiHidden="0" w:uiPriority="0" w:unhideWhenUsed="0"/>
-    <w:lsdException w:name="List Continue 5" w:semiHidden="0" w:uiPriority="0" w:unhideWhenUsed="0"/>
-    <w:lsdException w:name="Message Header" w:semiHidden="0" w:uiPriority="0" w:unhideWhenUsed="0"/>
-    <w:lsdException w:name="Subtitle" w:semiHidden="0" w:uiPriority="0" w:unhideWhenUsed="0" w:qFormat="1"/>
-    <w:lsdException w:name="Salutation" w:semiHidden="0" w:uiPriority="0" w:unhideWhenUsed="0"/>
-    <w:lsdException w:name="Date" w:semiHidden="0" w:uiPriority="0" w:unhideWhenUsed="0"/>
-    <w:lsdException w:name="Body Text First Indent" w:semiHidden="0" w:uiPriority="0" w:unhideWhenUsed="0"/>
-    <w:lsdException w:name="Body Text First Indent 2" w:semiHidden="0" w:uiPriority="0" w:unhideWhenUsed="0"/>
-    <w:lsdException w:name="Body Text 2" w:semiHidden="0" w:uiPriority="0" w:unhideWhenUsed="0"/>
-    <w:lsdException w:name="Body Text 3" w:semiHidden="0" w:uiPriority="0" w:unhideWhenUsed="0"/>
-    <w:lsdException w:name="Body Text Indent 2" w:semiHidden="0" w:uiPriority="0" w:unhideWhenUsed="0"/>
-    <w:lsdException w:name="Body Text Indent 3" w:semiHidden="0" w:uiPriority="0" w:unhideWhenUsed="0"/>
-    <w:lsdException w:name="Block Text" w:semiHidden="0" w:uiPriority="0" w:unhideWhenUsed="0"/>
-    <w:lsdException w:name="Hyperlink" w:semiHidden="0" w:uiPriority="0" w:unhideWhenUsed="0"/>
-    <w:lsdException w:name="FollowedHyperlink" w:semiHidden="0" w:uiPriority="0" w:unhideWhenUsed="0"/>
-    <w:lsdException w:name="Strong" w:semiHidden="0" w:uiPriority="0" w:unhideWhenUsed="0" w:qFormat="1"/>
-    <w:lsdException w:name="Emphasis" w:semiHidden="0" w:uiPriority="0" w:unhideWhenUsed="0" w:qFormat="1"/>
-    <w:lsdException w:name="Document Map" w:semiHidden="0" w:uiPriority="0" w:unhideWhenUsed="0"/>
-    <w:lsdException w:name="Plain Text" w:semiHidden="0" w:uiPriority="0" w:unhideWhenUsed="0"/>
-    <w:lsdException w:name="E-mail Signature" w:semiHidden="0" w:uiPriority="0" w:unhideWhenUsed="0"/>
-    <w:lsdException w:name="Normal (Web)" w:semiHidden="0" w:uiPriority="0" w:unhideWhenUsed="0" w:qFormat="1"/>
-    <w:lsdException w:name="HTML Acronym" w:semiHidden="0" w:uiPriority="0" w:unhideWhenUsed="0"/>
-    <w:lsdException w:name="HTML Address" w:semiHidden="0" w:uiPriority="0" w:unhideWhenUsed="0"/>
-    <w:lsdException w:name="HTML Cite" w:semiHidden="0" w:uiPriority="0" w:unhideWhenUsed="0"/>
-    <w:lsdException w:name="HTML Code" w:semiHidden="0" w:uiPriority="0" w:unhideWhenUsed="0"/>
-    <w:lsdException w:name="HTML Definition" w:semiHidden="0" w:uiPriority="0" w:unhideWhenUsed="0"/>
-    <w:lsdException w:name="HTML Keyboard" w:semiHidden="0" w:uiPriority="0" w:unhideWhenUsed="0"/>
-    <w:lsdException w:name="HTML Preformatted" w:semiHidden="0" w:uiPriority="0" w:unhideWhenUsed="0"/>
-    <w:lsdException w:name="HTML Sample" w:semiHidden="0" w:uiPriority="0" w:unhideWhenUsed="0"/>
-    <w:lsdException w:name="HTML Typewriter" w:semiHidden="0" w:uiPriority="0" w:unhideWhenUsed="0"/>
-    <w:lsdException w:name="HTML Variable" w:semiHidden="0" w:uiPriority="0" w:unhideWhenUsed="0"/>
-    <w:lsdException w:name="Normal Table" w:uiPriority="0" w:unhideWhenUsed="0" w:qFormat="1"/>
-    <w:lsdException w:name="annotation subject" w:semiHidden="0" w:uiPriority="0" w:unhideWhenUsed="0"/>
-    <w:lsdException w:name="Table Simple 1" w:semiHidden="0" w:uiPriority="0" w:unhideWhenUsed="0"/>
-    <w:lsdException w:name="Table Simple 2" w:semiHidden="0" w:uiPriority="0" w:unhideWhenUsed="0"/>
-    <w:lsdException w:name="Table Simple 3" w:semiHidden="0" w:uiPriority="0" w:unhideWhenUsed="0"/>
-    <w:lsdException w:name="Table Classic 1" w:semiHidden="0" w:uiPriority="0" w:unhideWhenUsed="0"/>
-    <w:lsdException w:name="Table Classic 2" w:semiHidden="0" w:uiPriority="0" w:unhideWhenUsed="0"/>
-    <w:lsdException w:name="Table Classic 3" w:semiHidden="0" w:uiPriority="0" w:unhideWhenUsed="0"/>
-    <w:lsdException w:name="Table Classic 4" w:semiHidden="0" w:uiPriority="0" w:unhideWhenUsed="0"/>
-    <w:lsdException w:name="Table Colorful 1" w:semiHidden="0" w:uiPriority="0" w:unhideWhenUsed="0"/>
-    <w:lsdException w:name="Table Colorful 2" w:semiHidden="0" w:uiPriority="0" w:unhideWhenUsed="0"/>
-    <w:lsdException w:name="Table Colorful 3" w:semiHidden="0" w:uiPriority="0" w:unhideWhenUsed="0"/>
-    <w:lsdException w:name="Table Columns 1" w:semiHidden="0" w:uiPriority="0" w:unhideWhenUsed="0"/>
-    <w:lsdException w:name="Table Columns 2" w:semiHidden="0" w:uiPriority="0" w:unhideWhenUsed="0"/>
-    <w:lsdException w:name="Table Columns 3" w:semiHidden="0" w:uiPriority="0" w:unhideWhenUsed="0"/>
-    <w:lsdException w:name="Table Columns 4" w:semiHidden="0" w:uiPriority="0" w:unhideWhenUsed="0"/>
-    <w:lsdException w:name="Table Columns 5" w:semiHidden="0" w:uiPriority="0" w:unhideWhenUsed="0"/>
-    <w:lsdException w:name="Table Grid 1" w:semiHidden="0" w:uiPriority="0" w:unhideWhenUsed="0"/>
-    <w:lsdException w:name="Table Grid 2" w:semiHidden="0" w:uiPriority="0" w:unhideWhenUsed="0"/>
-    <w:lsdException w:name="Table Grid 3" w:semiHidden="0" w:uiPriority="0" w:unhideWhenUsed="0"/>
-    <w:lsdException w:name="Table Grid 4" w:semiHidden="0" w:uiPriority="0" w:unhideWhenUsed="0"/>
-    <w:lsdException w:name="Table Grid 5" w:semiHidden="0" w:uiPriority="0" w:unhideWhenUsed="0"/>
-    <w:lsdException w:name="Table Grid 6" w:semiHidden="0" w:uiPriority="0" w:unhideWhenUsed="0"/>
-    <w:lsdException w:name="Table Grid 7" w:semiHidden="0" w:uiPriority="0" w:unhideWhenUsed="0"/>
-    <w:lsdException w:name="Table Grid 8" w:semiHidden="0" w:uiPriority="0" w:unhideWhenUsed="0"/>
-    <w:lsdException w:name="Table List 1" w:semiHidden="0" w:uiPriority="0" w:unhideWhenUsed="0"/>
-    <w:lsdException w:name="Table List 2" w:semiHidden="0" w:uiPriority="0" w:unhideWhenUsed="0"/>
-    <w:lsdException w:name="Table List 3" w:semiHidden="0" w:uiPriority="0" w:unhideWhenUsed="0"/>
-    <w:lsdException w:name="Table List 4" w:semiHidden="0" w:uiPriority="0" w:unhideWhenUsed="0"/>
-    <w:lsdException w:name="Table List 5" w:semiHidden="0" w:uiPriority="0" w:unhideWhenUsed="0"/>
-    <w:lsdException w:name="Table List 6" w:semiHidden="0" w:uiPriority="0" w:unhideWhenUsed="0"/>
-    <w:lsdException w:name="Table List 7" w:semiHidden="0" w:uiPriority="0" w:unhideWhenUsed="0"/>
-    <w:lsdException w:name="Table List 8" w:semiHidden="0" w:uiPriority="0" w:unhideWhenUsed="0"/>
-    <w:lsdException w:name="Table 3D effects 1" w:semiHidden="0" w:uiPriority="0" w:unhideWhenUsed="0"/>
-    <w:lsdException w:name="Table 3D effects 2" w:semiHidden="0" w:uiPriority="0" w:unhideWhenUsed="0"/>
-    <w:lsdException w:name="Table 3D effects 3" w:semiHidden="0" w:uiPriority="0" w:unhideWhenUsed="0"/>
-    <w:lsdException w:name="Table Contemporary" w:semiHidden="0" w:uiPriority="0" w:unhideWhenUsed="0"/>
-    <w:lsdException w:name="Table Elegant" w:semiHidden="0" w:uiPriority="0" w:unhideWhenUsed="0"/>
-    <w:lsdException w:name="Table Professional" w:semiHidden="0" w:uiPriority="0" w:unhideWhenUsed="0"/>
-    <w:lsdException w:name="Table Subtle 1" w:semiHidden="0" w:uiPriority="0" w:unhideWhenUsed="0"/>
-    <w:lsdException w:name="Table Subtle 2" w:semiHidden="0" w:uiPriority="0" w:unhideWhenUsed="0"/>
-    <w:lsdException w:name="Table Web 1" w:semiHidden="0" w:uiPriority="0" w:unhideWhenUsed="0"/>
-    <w:lsdException w:name="Table Web 2" w:semiHidden="0" w:uiPriority="0" w:unhideWhenUsed="0"/>
-    <w:lsdException w:name="Table Web 3" w:semiHidden="0" w:uiPriority="0" w:unhideWhenUsed="0"/>
-    <w:lsdException w:name="Balloon Text" w:semiHidden="0" w:uiPriority="0" w:unhideWhenUsed="0"/>
-    <w:lsdException w:name="Table Grid" w:semiHidden="0" w:uiPriority="0" w:unhideWhenUsed="0" w:qFormat="1"/>
-    <w:lsdException w:name="Table Theme" w:semiHidden="0" w:uiPriority="0" w:unhideWhenUsed="0"/>
-    <w:lsdException w:name="Light Shading" w:semiHidden="0" w:uiPriority="60" w:unhideWhenUsed="0"/>
-    <w:lsdException w:name="Light List" w:semiHidden="0" w:uiPriority="61" w:unhideWhenUsed="0"/>
-    <w:lsdException w:name="Light Grid" w:semiHidden="0" w:uiPriority="62" w:unhideWhenUsed="0"/>
-    <w:lsdException w:name="Medium Shading 1" w:semiHidden="0" w:uiPriority="63" w:unhideWhenUsed="0"/>
-    <w:lsdException w:name="Medium Shading 2" w:semiHidden="0" w:uiPriority="64" w:unhideWhenUsed="0"/>
-    <w:lsdException w:name="Medium List 1" w:semiHidden="0" w:uiPriority="65" w:unhideWhenUsed="0"/>
-    <w:lsdException w:name="Medium List 2" w:semiHidden="0" w:uiPriority="66" w:unhideWhenUsed="0"/>
-    <w:lsdException w:name="Medium Grid 1" w:semiHidden="0" w:uiPriority="67" w:unhideWhenUsed="0"/>
-    <w:lsdException w:name="Medium Grid 2" w:semiHidden="0" w:uiPriority="68" w:unhideWhenUsed="0"/>
-    <w:lsdException w:name="Medium Grid 3" w:semiHidden="0" w:uiPriority="69" w:unhideWhenUsed="0"/>
-    <w:lsdException w:name="Dark List" w:semiHidden="0" w:uiPriority="70" w:unhideWhenUsed="0"/>
-    <w:lsdException w:name="Colorful Shading" w:semiHidden="0" w:uiPriority="71" w:unhideWhenUsed="0"/>
-    <w:lsdException w:name="Colorful List" w:semiHidden="0" w:uiPriority="72" w:unhideWhenUsed="0"/>
-    <w:lsdException w:name="Colorful Grid" w:semiHidden="0" w:uiPriority="73" w:unhideWhenUsed="0"/>
-    <w:lsdException w:name="Light Shading Accent 1" w:semiHidden="0" w:uiPriority="60" w:unhideWhenUsed="0"/>
-    <w:lsdException w:name="Light List Accent 1" w:semiHidden="0" w:uiPriority="61" w:unhideWhenUsed="0"/>
-    <w:lsdException w:name="Light Grid Accent 1" w:semiHidden="0" w:uiPriority="62" w:unhideWhenUsed="0"/>
-    <w:lsdException w:name="Medium Shading 1 Accent 1" w:semiHidden="0" w:uiPriority="63" w:unhideWhenUsed="0"/>
-    <w:lsdException w:name="Medium Shading 2 Accent 1" w:semiHidden="0" w:uiPriority="64" w:unhideWhenUsed="0"/>
-    <w:lsdException w:name="Medium List 1 Accent 1" w:semiHidden="0" w:uiPriority="65" w:unhideWhenUsed="0"/>
-    <w:lsdException w:name="Medium List 2 Accent 1" w:semiHidden="0" w:uiPriority="66" w:unhideWhenUsed="0"/>
-    <w:lsdException w:name="Medium Grid 1 Accent 1" w:semiHidden="0" w:uiPriority="67" w:unhideWhenUsed="0"/>
-    <w:lsdException w:name="Medium Grid 2 Accent 1" w:semiHidden="0" w:uiPriority="68" w:unhideWhenUsed="0"/>
-    <w:lsdException w:name="Medium Grid 3 Accent 1" w:semiHidden="0" w:uiPriority="69" w:unhideWhenUsed="0"/>
-    <w:lsdException w:name="Dark List Accent 1" w:semiHidden="0" w:uiPriority="70" w:unhideWhenUsed="0"/>
-    <w:lsdException w:name="Colorful Shading Accent 1" w:semiHidden="0" w:uiPriority="71" w:unhideWhenUsed="0"/>
-    <w:lsdException w:name="Colorful List Accent 1" w:semiHidden="0" w:uiPriority="72" w:unhideWhenUsed="0"/>
-    <w:lsdException w:name="Colorful Grid Accent 1" w:semiHidden="0" w:uiPriority="73" w:unhideWhenUsed="0"/>
-    <w:lsdException w:name="Light Shading Accent 2" w:semiHidden="0" w:uiPriority="60" w:unhideWhenUsed="0"/>
-    <w:lsdException w:name="Light List Accent 2" w:semiHidden="0" w:uiPriority="61" w:unhideWhenUsed="0"/>
-    <w:lsdException w:name="Light Grid Accent 2" w:semiHidden="0" w:uiPriority="62" w:unhideWhenUsed="0"/>
-    <w:lsdException w:name="Medium Shading 1 Accent 2" w:semiHidden="0" w:uiPriority="63" w:unhideWhenUsed="0"/>
-    <w:lsdException w:name="Medium Shading 2 Accent 2" w:semiHidden="0" w:uiPriority="64" w:unhideWhenUsed="0"/>
-    <w:lsdException w:name="Medium List 1 Accent 2" w:semiHidden="0" w:uiPriority="65" w:unhideWhenUsed="0"/>
-    <w:lsdException w:name="Medium List 2 Accent 2" w:semiHidden="0" w:uiPriority="66" w:unhideWhenUsed="0"/>
-    <w:lsdException w:name="Medium Grid 1 Accent 2" w:semiHidden="0" w:uiPriority="67" w:unhideWhenUsed="0"/>
-    <w:lsdException w:name="Medium Grid 2 Accent 2" w:semiHidden="0" w:uiPriority="68" w:unhideWhenUsed="0"/>
-    <w:lsdException w:name="Medium Grid 3 Accent 2" w:semiHidden="0" w:uiPriority="69" w:unhideWhenUsed="0"/>
-    <w:lsdException w:name="Dark List Accent 2" w:semiHidden="0" w:uiPriority="70" w:unhideWhenUsed="0"/>
-    <w:lsdException w:name="Colorful Shading Accent 2" w:semiHidden="0" w:uiPriority="71" w:unhideWhenUsed="0"/>
-    <w:lsdException w:name="Colorful List Accent 2" w:semiHidden="0" w:uiPriority="72" w:unhideWhenUsed="0"/>
-    <w:lsdException w:name="Colorful Grid Accent 2" w:semiHidden="0" w:uiPriority="73" w:unhideWhenUsed="0"/>
-    <w:lsdException w:name="Light Shading Accent 3" w:semiHidden="0" w:uiPriority="60" w:unhideWhenUsed="0"/>
-    <w:lsdException w:name="Light List Accent 3" w:semiHidden="0" w:uiPriority="61" w:unhideWhenUsed="0"/>
-    <w:lsdException w:name="Light Grid Accent 3" w:semiHidden="0" w:uiPriority="62" w:unhideWhenUsed="0"/>
-    <w:lsdException w:name="Medium Shading 1 Accent 3" w:semiHidden="0" w:uiPriority="63" w:unhideWhenUsed="0"/>
-    <w:lsdException w:name="Medium Shading 2 Accent 3" w:semiHidden="0" w:uiPriority="64" w:unhideWhenUsed="0"/>
-    <w:lsdException w:name="Medium List 1 Accent 3" w:semiHidden="0" w:uiPriority="65" w:unhideWhenUsed="0"/>
-    <w:lsdException w:name="Medium List 2 Accent 3" w:semiHidden="0" w:uiPriority="66" w:unhideWhenUsed="0"/>
-    <w:lsdException w:name="Medium Grid 1 Accent 3" w:semiHidden="0" w:uiPriority="67" w:unhideWhenUsed="0"/>
-    <w:lsdException w:name="Medium Grid 2 Accent 3" w:semiHidden="0" w:uiPriority="68" w:unhideWhenUsed="0"/>
-    <w:lsdException w:name="Medium Grid 3 Accent 3" w:semiHidden="0" w:uiPriority="69" w:unhideWhenUsed="0"/>
-    <w:lsdException w:name="Dark List Accent 3" w:semiHidden="0" w:uiPriority="70" w:unhideWhenUsed="0"/>
-    <w:lsdException w:name="Colorful Shading Accent 3" w:semiHidden="0" w:uiPriority="71" w:unhideWhenUsed="0"/>
-    <w:lsdException w:name="Colorful List Accent 3" w:semiHidden="0" w:uiPriority="72" w:unhideWhenUsed="0"/>
-    <w:lsdException w:name="Colorful Grid Accent 3" w:semiHidden="0" w:uiPriority="73" w:unhideWhenUsed="0"/>
-    <w:lsdException w:name="Light Shading Accent 4" w:semiHidden="0" w:uiPriority="60" w:unhideWhenUsed="0"/>
-    <w:lsdException w:name="Light List Accent 4" w:semiHidden="0" w:uiPriority="61" w:unhideWhenUsed="0"/>
-    <w:lsdException w:name="Light Grid Accent 4" w:semiHidden="0" w:uiPriority="62" w:unhideWhenUsed="0"/>
-    <w:lsdException w:name="Medium Shading 1 Accent 4" w:semiHidden="0" w:uiPriority="63" w:unhideWhenUsed="0"/>
-    <w:lsdException w:name="Medium Shading 2 Accent 4" w:semiHidden="0" w:uiPriority="64" w:unhideWhenUsed="0"/>
-    <w:lsdException w:name="Medium List 1 Accent 4" w:semiHidden="0" w:uiPriority="65" w:unhideWhenUsed="0"/>
-    <w:lsdException w:name="Medium List 2 Accent 4" w:semiHidden="0" w:uiPriority="66" w:unhideWhenUsed="0"/>
-    <w:lsdException w:name="Medium Grid 1 Accent 4" w:semiHidden="0" w:uiPriority="67" w:unhideWhenUsed="0"/>
-    <w:lsdException w:name="Medium Grid 2 Accent 4" w:semiHidden="0" w:uiPriority="68" w:unhideWhenUsed="0"/>
-    <w:lsdException w:name="Medium Grid 3 Accent 4" w:semiHidden="0" w:uiPriority="69" w:unhideWhenUsed="0"/>
-    <w:lsdException w:name="Dark List Accent 4" w:semiHidden="0" w:uiPriority="70" w:unhideWhenUsed="0"/>
-    <w:lsdException w:name="Colorful Shading Accent 4" w:semiHidden="0" w:uiPriority="71" w:unhideWhenUsed="0"/>
-    <w:lsdException w:name="Colorful List Accent 4" w:semiHidden="0" w:uiPriority="72" w:unhideWhenUsed="0"/>
-    <w:lsdException w:name="Colorful Grid Accent 4" w:semiHidden="0" w:uiPriority="73" w:unhideWhenUsed="0"/>
-    <w:lsdException w:name="Light Shading Accent 5" w:semiHidden="0" w:uiPriority="60" w:unhideWhenUsed="0"/>
-    <w:lsdException w:name="Light List Accent 5" w:semiHidden="0" w:uiPriority="61" w:unhideWhenUsed="0"/>
-    <w:lsdException w:name="Light Grid Accent 5" w:semiHidden="0" w:uiPriority="62" w:unhideWhenUsed="0"/>
-    <w:lsdException w:name="Medium Shading 1 Accent 5" w:semiHidden="0" w:uiPriority="63" w:unhideWhenUsed="0"/>
-    <w:lsdException w:name="Medium Shading 2 Accent 5" w:semiHidden="0" w:uiPriority="64" w:unhideWhenUsed="0"/>
-    <w:lsdException w:name="Medium List 1 Accent 5" w:semiHidden="0" w:uiPriority="65" w:unhideWhenUsed="0"/>
-    <w:lsdException w:name="Medium List 2 Accent 5" w:semiHidden="0" w:uiPriority="66" w:unhideWhenUsed="0"/>
-    <w:lsdException w:name="Medium Grid 1 Accent 5" w:semiHidden="0" w:uiPriority="67" w:unhideWhenUsed="0"/>
-    <w:lsdException w:name="Medium Grid 2 Accent 5" w:semiHidden="0" w:uiPriority="68" w:unhideWhenUsed="0"/>
-    <w:lsdException w:name="Medium Grid 3 Accent 5" w:semiHidden="0" w:uiPriority="69" w:unhideWhenUsed="0"/>
-    <w:lsdException w:name="Dark List Accent 5" w:semiHidden="0" w:uiPriority="70" w:unhideWhenUsed="0"/>
-    <w:lsdException w:name="Colorful Shading Accent 5" w:semiHidden="0" w:uiPriority="71" w:unhideWhenUsed="0"/>
-    <w:lsdException w:name="Colorful List Accent 5" w:semiHidden="0" w:uiPriority="72" w:unhideWhenUsed="0"/>
-    <w:lsdException w:name="Colorful Grid Accent 5" w:semiHidden="0" w:uiPriority="73" w:unhideWhenUsed="0"/>
-    <w:lsdException w:name="Light Shading Accent 6" w:semiHidden="0" w:uiPriority="60" w:unhideWhenUsed="0"/>
-    <w:lsdException w:name="Light List Accent 6" w:semiHidden="0" w:uiPriority="61" w:unhideWhenUsed="0"/>
-    <w:lsdException w:name="Light Grid Accent 6" w:semiHidden="0" w:uiPriority="62" w:unhideWhenUsed="0"/>
-    <w:lsdException w:name="Medium Shading 1 Accent 6" w:semiHidden="0" w:uiPriority="63" w:unhideWhenUsed="0"/>
-    <w:lsdException w:name="Medium Shading 2 Accent 6" w:semiHidden="0" w:uiPriority="64" w:unhideWhenUsed="0"/>
-    <w:lsdException w:name="Medium List 1 Accent 6" w:semiHidden="0" w:uiPriority="65" w:unhideWhenUsed="0"/>
-    <w:lsdException w:name="Medium List 2 Accent 6" w:semiHidden="0" w:uiPriority="66" w:unhideWhenUsed="0"/>
-    <w:lsdException w:name="Medium Grid 1 Accent 6" w:semiHidden="0" w:uiPriority="67" w:unhideWhenUsed="0"/>
-    <w:lsdException w:name="Medium Grid 2 Accent 6" w:semiHidden="0" w:uiPriority="68" w:unhideWhenUsed="0"/>
-    <w:lsdException w:name="Medium Grid 3 Accent 6" w:semiHidden="0" w:uiPriority="69" w:unhideWhenUsed="0"/>
-    <w:lsdException w:name="Dark List Accent 6" w:semiHidden="0" w:uiPriority="70" w:unhideWhenUsed="0"/>
-    <w:lsdException w:name="Colorful Shading Accent 6" w:semiHidden="0" w:uiPriority="71" w:unhideWhenUsed="0"/>
-    <w:lsdException w:name="Colorful List Accent 6" w:semiHidden="0" w:uiPriority="72" w:unhideWhenUsed="0"/>
-    <w:lsdException w:name="Colorful Grid Accent 6" w:semiHidden="0" w:uiPriority="73" w:unhideWhenUsed="0"/>
+  <w:latentStyles w:count="260" w:defQFormat="0" w:defUnhideWhenUsed="1" w:defSemiHidden="1" w:defUIPriority="99" w:defLockedState="0">
+    <w:lsdException w:qFormat="1" w:unhideWhenUsed="0" w:uiPriority="0" w:semiHidden="0" w:name="Normal"/>
+    <w:lsdException w:qFormat="1" w:unhideWhenUsed="0" w:uiPriority="0" w:semiHidden="0" w:name="heading 1"/>
+    <w:lsdException w:qFormat="1" w:uiPriority="0" w:semiHidden="0" w:name="heading 2"/>
+    <w:lsdException w:qFormat="1" w:uiPriority="0" w:name="heading 3"/>
+    <w:lsdException w:qFormat="1" w:uiPriority="0" w:semiHidden="0" w:name="heading 4"/>
+    <w:lsdException w:qFormat="1" w:uiPriority="0" w:name="heading 5"/>
+    <w:lsdException w:qFormat="1" w:uiPriority="0" w:name="heading 6"/>
+    <w:lsdException w:qFormat="1" w:uiPriority="0" w:name="heading 7"/>
+    <w:lsdException w:qFormat="1" w:uiPriority="0" w:name="heading 8"/>
+    <w:lsdException w:qFormat="1" w:uiPriority="0" w:name="heading 9"/>
+    <w:lsdException w:unhideWhenUsed="0" w:uiPriority="0" w:semiHidden="0" w:name="index 1"/>
+    <w:lsdException w:unhideWhenUsed="0" w:uiPriority="0" w:semiHidden="0" w:name="index 2"/>
+    <w:lsdException w:unhideWhenUsed="0" w:uiPriority="0" w:semiHidden="0" w:name="index 3"/>
+    <w:lsdException w:unhideWhenUsed="0" w:uiPriority="0" w:semiHidden="0" w:name="index 4"/>
+    <w:lsdException w:unhideWhenUsed="0" w:uiPriority="0" w:semiHidden="0" w:name="index 5"/>
+    <w:lsdException w:unhideWhenUsed="0" w:uiPriority="0" w:semiHidden="0" w:name="index 6"/>
+    <w:lsdException w:unhideWhenUsed="0" w:uiPriority="0" w:semiHidden="0" w:name="index 7"/>
+    <w:lsdException w:unhideWhenUsed="0" w:uiPriority="0" w:semiHidden="0" w:name="index 8"/>
+    <w:lsdException w:unhideWhenUsed="0" w:uiPriority="0" w:semiHidden="0" w:name="index 9"/>
+    <w:lsdException w:qFormat="1" w:unhideWhenUsed="0" w:uiPriority="0" w:semiHidden="0" w:name="toc 1"/>
+    <w:lsdException w:qFormat="1" w:unhideWhenUsed="0" w:uiPriority="0" w:semiHidden="0" w:name="toc 2"/>
+    <w:lsdException w:qFormat="1" w:unhideWhenUsed="0" w:uiPriority="0" w:semiHidden="0" w:name="toc 3"/>
+    <w:lsdException w:unhideWhenUsed="0" w:uiPriority="0" w:semiHidden="0" w:name="toc 4"/>
+    <w:lsdException w:unhideWhenUsed="0" w:uiPriority="0" w:semiHidden="0" w:name="toc 5"/>
+    <w:lsdException w:unhideWhenUsed="0" w:uiPriority="0" w:semiHidden="0" w:name="toc 6"/>
+    <w:lsdException w:unhideWhenUsed="0" w:uiPriority="0" w:semiHidden="0" w:name="toc 7"/>
+    <w:lsdException w:unhideWhenUsed="0" w:uiPriority="0" w:semiHidden="0" w:name="toc 8"/>
+    <w:lsdException w:unhideWhenUsed="0" w:uiPriority="0" w:semiHidden="0" w:name="toc 9"/>
+    <w:lsdException w:unhideWhenUsed="0" w:uiPriority="0" w:semiHidden="0" w:name="Normal Indent"/>
+    <w:lsdException w:unhideWhenUsed="0" w:uiPriority="0" w:semiHidden="0" w:name="footnote text"/>
+    <w:lsdException w:qFormat="1" w:unhideWhenUsed="0" w:uiPriority="0" w:semiHidden="0" w:name="annotation text"/>
+    <w:lsdException w:qFormat="1" w:unhideWhenUsed="0" w:uiPriority="0" w:semiHidden="0" w:name="header"/>
+    <w:lsdException w:qFormat="1" w:unhideWhenUsed="0" w:uiPriority="0" w:semiHidden="0" w:name="footer"/>
+    <w:lsdException w:unhideWhenUsed="0" w:uiPriority="0" w:semiHidden="0" w:name="index heading"/>
+    <w:lsdException w:qFormat="1" w:uiPriority="0" w:name="caption"/>
+    <w:lsdException w:unhideWhenUsed="0" w:uiPriority="0" w:semiHidden="0" w:name="table of figures"/>
+    <w:lsdException w:unhideWhenUsed="0" w:uiPriority="0" w:semiHidden="0" w:name="envelope address"/>
+    <w:lsdException w:unhideWhenUsed="0" w:uiPriority="0" w:semiHidden="0" w:name="envelope return"/>
+    <w:lsdException w:unhideWhenUsed="0" w:uiPriority="0" w:semiHidden="0" w:name="footnote reference"/>
+    <w:lsdException w:unhideWhenUsed="0" w:uiPriority="0" w:semiHidden="0" w:name="annotation reference"/>
+    <w:lsdException w:unhideWhenUsed="0" w:uiPriority="0" w:semiHidden="0" w:name="line number"/>
+    <w:lsdException w:unhideWhenUsed="0" w:uiPriority="0" w:semiHidden="0" w:name="page number"/>
+    <w:lsdException w:unhideWhenUsed="0" w:uiPriority="0" w:semiHidden="0" w:name="endnote reference"/>
+    <w:lsdException w:unhideWhenUsed="0" w:uiPriority="0" w:semiHidden="0" w:name="endnote text"/>
+    <w:lsdException w:unhideWhenUsed="0" w:uiPriority="0" w:semiHidden="0" w:name="table of authorities"/>
+    <w:lsdException w:unhideWhenUsed="0" w:uiPriority="0" w:semiHidden="0" w:name="macro"/>
+    <w:lsdException w:unhideWhenUsed="0" w:uiPriority="0" w:semiHidden="0" w:name="toa heading"/>
+    <w:lsdException w:unhideWhenUsed="0" w:uiPriority="0" w:semiHidden="0" w:name="List"/>
+    <w:lsdException w:unhideWhenUsed="0" w:uiPriority="0" w:semiHidden="0" w:name="List Bullet"/>
+    <w:lsdException w:unhideWhenUsed="0" w:uiPriority="0" w:semiHidden="0" w:name="List Number"/>
+    <w:lsdException w:unhideWhenUsed="0" w:uiPriority="0" w:semiHidden="0" w:name="List 2"/>
+    <w:lsdException w:unhideWhenUsed="0" w:uiPriority="0" w:semiHidden="0" w:name="List 3"/>
+    <w:lsdException w:unhideWhenUsed="0" w:uiPriority="0" w:semiHidden="0" w:name="List 4"/>
+    <w:lsdException w:unhideWhenUsed="0" w:uiPriority="0" w:semiHidden="0" w:name="List 5"/>
+    <w:lsdException w:unhideWhenUsed="0" w:uiPriority="0" w:semiHidden="0" w:name="List Bullet 2"/>
+    <w:lsdException w:unhideWhenUsed="0" w:uiPriority="0" w:semiHidden="0" w:name="List Bullet 3"/>
+    <w:lsdException w:unhideWhenUsed="0" w:uiPriority="0" w:semiHidden="0" w:name="List Bullet 4"/>
+    <w:lsdException w:unhideWhenUsed="0" w:uiPriority="0" w:semiHidden="0" w:name="List Bullet 5"/>
+    <w:lsdException w:unhideWhenUsed="0" w:uiPriority="0" w:semiHidden="0" w:name="List Number 2"/>
+    <w:lsdException w:unhideWhenUsed="0" w:uiPriority="0" w:semiHidden="0" w:name="List Number 3"/>
+    <w:lsdException w:unhideWhenUsed="0" w:uiPriority="0" w:semiHidden="0" w:name="List Number 4"/>
+    <w:lsdException w:unhideWhenUsed="0" w:uiPriority="0" w:semiHidden="0" w:name="List Number 5"/>
+    <w:lsdException w:qFormat="1" w:unhideWhenUsed="0" w:uiPriority="0" w:semiHidden="0" w:name="Title"/>
+    <w:lsdException w:unhideWhenUsed="0" w:uiPriority="0" w:semiHidden="0" w:name="Closing"/>
+    <w:lsdException w:unhideWhenUsed="0" w:uiPriority="0" w:semiHidden="0" w:name="Signature"/>
+    <w:lsdException w:qFormat="1" w:unhideWhenUsed="0" w:uiPriority="0" w:name="Default Paragraph Font"/>
+    <w:lsdException w:qFormat="1" w:unhideWhenUsed="0" w:uiPriority="0" w:name="Body Text"/>
+    <w:lsdException w:unhideWhenUsed="0" w:uiPriority="0" w:semiHidden="0" w:name="Body Text Indent"/>
+    <w:lsdException w:unhideWhenUsed="0" w:uiPriority="0" w:semiHidden="0" w:name="List Continue"/>
+    <w:lsdException w:unhideWhenUsed="0" w:uiPriority="0" w:semiHidden="0" w:name="List Continue 2"/>
+    <w:lsdException w:unhideWhenUsed="0" w:uiPriority="0" w:semiHidden="0" w:name="List Continue 3"/>
+    <w:lsdException w:unhideWhenUsed="0" w:uiPriority="0" w:semiHidden="0" w:name="List Continue 4"/>
+    <w:lsdException w:unhideWhenUsed="0" w:uiPriority="0" w:semiHidden="0" w:name="List Continue 5"/>
+    <w:lsdException w:unhideWhenUsed="0" w:uiPriority="0" w:semiHidden="0" w:name="Message Header"/>
+    <w:lsdException w:qFormat="1" w:unhideWhenUsed="0" w:uiPriority="0" w:semiHidden="0" w:name="Subtitle"/>
+    <w:lsdException w:unhideWhenUsed="0" w:uiPriority="0" w:semiHidden="0" w:name="Salutation"/>
+    <w:lsdException w:unhideWhenUsed="0" w:uiPriority="0" w:semiHidden="0" w:name="Date"/>
+    <w:lsdException w:unhideWhenUsed="0" w:uiPriority="0" w:semiHidden="0" w:name="Body Text First Indent"/>
+    <w:lsdException w:unhideWhenUsed="0" w:uiPriority="0" w:semiHidden="0" w:name="Body Text First Indent 2"/>
+    <w:lsdException w:uiPriority="99" w:name="Note Heading"/>
+    <w:lsdException w:unhideWhenUsed="0" w:uiPriority="0" w:semiHidden="0" w:name="Body Text 2"/>
+    <w:lsdException w:unhideWhenUsed="0" w:uiPriority="0" w:semiHidden="0" w:name="Body Text 3"/>
+    <w:lsdException w:unhideWhenUsed="0" w:uiPriority="0" w:semiHidden="0" w:name="Body Text Indent 2"/>
+    <w:lsdException w:unhideWhenUsed="0" w:uiPriority="0" w:semiHidden="0" w:name="Body Text Indent 3"/>
+    <w:lsdException w:unhideWhenUsed="0" w:uiPriority="0" w:semiHidden="0" w:name="Block Text"/>
+    <w:lsdException w:unhideWhenUsed="0" w:uiPriority="0" w:semiHidden="0" w:name="Hyperlink"/>
+    <w:lsdException w:unhideWhenUsed="0" w:uiPriority="0" w:semiHidden="0" w:name="FollowedHyperlink"/>
+    <w:lsdException w:qFormat="1" w:unhideWhenUsed="0" w:uiPriority="0" w:semiHidden="0" w:name="Strong"/>
+    <w:lsdException w:qFormat="1" w:unhideWhenUsed="0" w:uiPriority="0" w:semiHidden="0" w:name="Emphasis"/>
+    <w:lsdException w:unhideWhenUsed="0" w:uiPriority="0" w:semiHidden="0" w:name="Document Map"/>
+    <w:lsdException w:unhideWhenUsed="0" w:uiPriority="0" w:semiHidden="0" w:name="Plain Text"/>
+    <w:lsdException w:unhideWhenUsed="0" w:uiPriority="0" w:semiHidden="0" w:name="E-mail Signature"/>
+    <w:lsdException w:qFormat="1" w:unhideWhenUsed="0" w:uiPriority="0" w:semiHidden="0" w:name="Normal (Web)"/>
+    <w:lsdException w:unhideWhenUsed="0" w:uiPriority="0" w:semiHidden="0" w:name="HTML Acronym"/>
+    <w:lsdException w:unhideWhenUsed="0" w:uiPriority="0" w:semiHidden="0" w:name="HTML Address"/>
+    <w:lsdException w:unhideWhenUsed="0" w:uiPriority="0" w:semiHidden="0" w:name="HTML Cite"/>
+    <w:lsdException w:unhideWhenUsed="0" w:uiPriority="0" w:semiHidden="0" w:name="HTML Code"/>
+    <w:lsdException w:unhideWhenUsed="0" w:uiPriority="0" w:semiHidden="0" w:name="HTML Definition"/>
+    <w:lsdException w:unhideWhenUsed="0" w:uiPriority="0" w:semiHidden="0" w:name="HTML Keyboard"/>
+    <w:lsdException w:unhideWhenUsed="0" w:uiPriority="0" w:semiHidden="0" w:name="HTML Preformatted"/>
+    <w:lsdException w:unhideWhenUsed="0" w:uiPriority="0" w:semiHidden="0" w:name="HTML Sample"/>
+    <w:lsdException w:unhideWhenUsed="0" w:uiPriority="0" w:semiHidden="0" w:name="HTML Typewriter"/>
+    <w:lsdException w:unhideWhenUsed="0" w:uiPriority="0" w:semiHidden="0" w:name="HTML Variable"/>
+    <w:lsdException w:qFormat="1" w:unhideWhenUsed="0" w:uiPriority="0" w:name="Normal Table"/>
+    <w:lsdException w:unhideWhenUsed="0" w:uiPriority="0" w:semiHidden="0" w:name="annotation subject"/>
+    <w:lsdException w:unhideWhenUsed="0" w:uiPriority="0" w:semiHidden="0" w:name="Table Simple 1"/>
+    <w:lsdException w:unhideWhenUsed="0" w:uiPriority="0" w:semiHidden="0" w:name="Table Simple 2"/>
+    <w:lsdException w:unhideWhenUsed="0" w:uiPriority="0" w:semiHidden="0" w:name="Table Simple 3"/>
+    <w:lsdException w:unhideWhenUsed="0" w:uiPriority="0" w:semiHidden="0" w:name="Table Classic 1"/>
+    <w:lsdException w:unhideWhenUsed="0" w:uiPriority="0" w:semiHidden="0" w:name="Table Classic 2"/>
+    <w:lsdException w:unhideWhenUsed="0" w:uiPriority="0" w:semiHidden="0" w:name="Table Classic 3"/>
+    <w:lsdException w:unhideWhenUsed="0" w:uiPriority="0" w:semiHidden="0" w:name="Table Classic 4"/>
+    <w:lsdException w:unhideWhenUsed="0" w:uiPriority="0" w:semiHidden="0" w:name="Table Colorful 1"/>
+    <w:lsdException w:unhideWhenUsed="0" w:uiPriority="0" w:semiHidden="0" w:name="Table Colorful 2"/>
+    <w:lsdException w:unhideWhenUsed="0" w:uiPriority="0" w:semiHidden="0" w:name="Table Colorful 3"/>
+    <w:lsdException w:unhideWhenUsed="0" w:uiPriority="0" w:semiHidden="0" w:name="Table Columns 1"/>
+    <w:lsdException w:unhideWhenUsed="0" w:uiPriority="0" w:semiHidden="0" w:name="Table Columns 2"/>
+    <w:lsdException w:unhideWhenUsed="0" w:uiPriority="0" w:semiHidden="0" w:name="Table Columns 3"/>
+    <w:lsdException w:unhideWhenUsed="0" w:uiPriority="0" w:semiHidden="0" w:name="Table Columns 4"/>
+    <w:lsdException w:unhideWhenUsed="0" w:uiPriority="0" w:semiHidden="0" w:name="Table Columns 5"/>
+    <w:lsdException w:unhideWhenUsed="0" w:uiPriority="0" w:semiHidden="0" w:name="Table Grid 1"/>
+    <w:lsdException w:unhideWhenUsed="0" w:uiPriority="0" w:semiHidden="0" w:name="Table Grid 2"/>
+    <w:lsdException w:unhideWhenUsed="0" w:uiPriority="0" w:semiHidden="0" w:name="Table Grid 3"/>
+    <w:lsdException w:unhideWhenUsed="0" w:uiPriority="0" w:semiHidden="0" w:name="Table Grid 4"/>
+    <w:lsdException w:unhideWhenUsed="0" w:uiPriority="0" w:semiHidden="0" w:name="Table Grid 5"/>
+    <w:lsdException w:unhideWhenUsed="0" w:uiPriority="0" w:semiHidden="0" w:name="Table Grid 6"/>
+    <w:lsdException w:unhideWhenUsed="0" w:uiPriority="0" w:semiHidden="0" w:name="Table Grid 7"/>
+    <w:lsdException w:unhideWhenUsed="0" w:uiPriority="0" w:semiHidden="0" w:name="Table Grid 8"/>
+    <w:lsdException w:unhideWhenUsed="0" w:uiPriority="0" w:semiHidden="0" w:name="Table List 1"/>
+    <w:lsdException w:unhideWhenUsed="0" w:uiPriority="0" w:semiHidden="0" w:name="Table List 2"/>
+    <w:lsdException w:unhideWhenUsed="0" w:uiPriority="0" w:semiHidden="0" w:name="Table List 3"/>
+    <w:lsdException w:unhideWhenUsed="0" w:uiPriority="0" w:semiHidden="0" w:name="Table List 4"/>
+    <w:lsdException w:unhideWhenUsed="0" w:uiPriority="0" w:semiHidden="0" w:name="Table List 5"/>
+    <w:lsdException w:unhideWhenUsed="0" w:uiPriority="0" w:semiHidden="0" w:name="Table List 6"/>
+    <w:lsdException w:unhideWhenUsed="0" w:uiPriority="0" w:semiHidden="0" w:name="Table List 7"/>
+    <w:lsdException w:unhideWhenUsed="0" w:uiPriority="0" w:semiHidden="0" w:name="Table List 8"/>
+    <w:lsdException w:unhideWhenUsed="0" w:uiPriority="0" w:semiHidden="0" w:name="Table 3D effects 1"/>
+    <w:lsdException w:unhideWhenUsed="0" w:uiPriority="0" w:semiHidden="0" w:name="Table 3D effects 2"/>
+    <w:lsdException w:unhideWhenUsed="0" w:uiPriority="0" w:semiHidden="0" w:name="Table 3D effects 3"/>
+    <w:lsdException w:unhideWhenUsed="0" w:uiPriority="0" w:semiHidden="0" w:name="Table Contemporary"/>
+    <w:lsdException w:unhideWhenUsed="0" w:uiPriority="0" w:semiHidden="0" w:name="Table Elegant"/>
+    <w:lsdException w:unhideWhenUsed="0" w:uiPriority="0" w:semiHidden="0" w:name="Table Professional"/>
+    <w:lsdException w:unhideWhenUsed="0" w:uiPriority="0" w:semiHidden="0" w:name="Table Subtle 1"/>
+    <w:lsdException w:unhideWhenUsed="0" w:uiPriority="0" w:semiHidden="0" w:name="Table Subtle 2"/>
+    <w:lsdException w:unhideWhenUsed="0" w:uiPriority="0" w:semiHidden="0" w:name="Table Web 1"/>
+    <w:lsdException w:unhideWhenUsed="0" w:uiPriority="0" w:semiHidden="0" w:name="Table Web 2"/>
+    <w:lsdException w:unhideWhenUsed="0" w:uiPriority="0" w:semiHidden="0" w:name="Table Web 3"/>
+    <w:lsdException w:unhideWhenUsed="0" w:uiPriority="0" w:semiHidden="0" w:name="Balloon Text"/>
+    <w:lsdException w:qFormat="1" w:unhideWhenUsed="0" w:uiPriority="0" w:semiHidden="0" w:name="Table Grid"/>
+    <w:lsdException w:unhideWhenUsed="0" w:uiPriority="0" w:semiHidden="0" w:name="Table Theme"/>
+    <w:lsdException w:unhideWhenUsed="0" w:uiPriority="60" w:semiHidden="0" w:name="Light Shading"/>
+    <w:lsdException w:unhideWhenUsed="0" w:uiPriority="61" w:semiHidden="0" w:name="Light List"/>
+    <w:lsdException w:unhideWhenUsed="0" w:uiPriority="62" w:semiHidden="0" w:name="Light Grid"/>
+    <w:lsdException w:unhideWhenUsed="0" w:uiPriority="63" w:semiHidden="0" w:name="Medium Shading 1"/>
+    <w:lsdException w:unhideWhenUsed="0" w:uiPriority="64" w:semiHidden="0" w:name="Medium Shading 2"/>
+    <w:lsdException w:unhideWhenUsed="0" w:uiPriority="65" w:semiHidden="0" w:name="Medium List 1"/>
+    <w:lsdException w:unhideWhenUsed="0" w:uiPriority="66" w:semiHidden="0" w:name="Medium List 2"/>
+    <w:lsdException w:unhideWhenUsed="0" w:uiPriority="67" w:semiHidden="0" w:name="Medium Grid 1"/>
+    <w:lsdException w:unhideWhenUsed="0" w:uiPriority="68" w:semiHidden="0" w:name="Medium Grid 2"/>
+    <w:lsdException w:unhideWhenUsed="0" w:uiPriority="69" w:semiHidden="0" w:name="Medium Grid 3"/>
+    <w:lsdException w:unhideWhenUsed="0" w:uiPriority="70" w:semiHidden="0" w:name="Dark List"/>
+    <w:lsdException w:unhideWhenUsed="0" w:uiPriority="71" w:semiHidden="0" w:name="Colorful Shading"/>
+    <w:lsdException w:unhideWhenUsed="0" w:uiPriority="72" w:semiHidden="0" w:name="Colorful List"/>
+    <w:lsdException w:unhideWhenUsed="0" w:uiPriority="73" w:semiHidden="0" w:name="Colorful Grid"/>
+    <w:lsdException w:unhideWhenUsed="0" w:uiPriority="60" w:semiHidden="0" w:name="Light Shading Accent 1"/>
+    <w:lsdException w:unhideWhenUsed="0" w:uiPriority="61" w:semiHidden="0" w:name="Light List Accent 1"/>
+    <w:lsdException w:unhideWhenUsed="0" w:uiPriority="62" w:semiHidden="0" w:name="Light Grid Accent 1"/>
+    <w:lsdException w:unhideWhenUsed="0" w:uiPriority="63" w:semiHidden="0" w:name="Medium Shading 1 Accent 1"/>
+    <w:lsdException w:unhideWhenUsed="0" w:uiPriority="64" w:semiHidden="0" w:name="Medium Shading 2 Accent 1"/>
+    <w:lsdException w:unhideWhenUsed="0" w:uiPriority="65" w:semiHidden="0" w:name="Medium List 1 Accent 1"/>
+    <w:lsdException w:unhideWhenUsed="0" w:uiPriority="66" w:semiHidden="0" w:name="Medium List 2 Accent 1"/>
+    <w:lsdException w:unhideWhenUsed="0" w:uiPriority="67" w:semiHidden="0" w:name="Medium Grid 1 Accent 1"/>
+    <w:lsdException w:unhideWhenUsed="0" w:uiPriority="68" w:semiHidden="0" w:name="Medium Grid 2 Accent 1"/>
+    <w:lsdException w:unhideWhenUsed="0" w:uiPriority="69" w:semiHidden="0" w:name="Medium Grid 3 Accent 1"/>
+    <w:lsdException w:unhideWhenUsed="0" w:uiPriority="70" w:semiHidden="0" w:name="Dark List Accent 1"/>
+    <w:lsdException w:unhideWhenUsed="0" w:uiPriority="71" w:semiHidden="0" w:name="Colorful Shading Accent 1"/>
+    <w:lsdException w:unhideWhenUsed="0" w:uiPriority="72" w:semiHidden="0" w:name="Colorful List Accent 1"/>
+    <w:lsdException w:unhideWhenUsed="0" w:uiPriority="73" w:semiHidden="0" w:name="Colorful Grid Accent 1"/>
+    <w:lsdException w:unhideWhenUsed="0" w:uiPriority="60" w:semiHidden="0" w:name="Light Shading Accent 2"/>
+    <w:lsdException w:unhideWhenUsed="0" w:uiPriority="61" w:semiHidden="0" w:name="Light List Accent 2"/>
+    <w:lsdException w:unhideWhenUsed="0" w:uiPriority="62" w:semiHidden="0" w:name="Light Grid Accent 2"/>
+    <w:lsdException w:unhideWhenUsed="0" w:uiPriority="63" w:semiHidden="0" w:name="Medium Shading 1 Accent 2"/>
+    <w:lsdException w:unhideWhenUsed="0" w:uiPriority="64" w:semiHidden="0" w:name="Medium Shading 2 Accent 2"/>
+    <w:lsdException w:unhideWhenUsed="0" w:uiPriority="65" w:semiHidden="0" w:name="Medium List 1 Accent 2"/>
+    <w:lsdException w:unhideWhenUsed="0" w:uiPriority="66" w:semiHidden="0" w:name="Medium List 2 Accent 2"/>
+    <w:lsdException w:unhideWhenUsed="0" w:uiPriority="67" w:semiHidden="0" w:name="Medium Grid 1 Accent 2"/>
+    <w:lsdException w:unhideWhenUsed="0" w:uiPriority="68" w:semiHidden="0" w:name="Medium Grid 2 Accent 2"/>
+    <w:lsdException w:unhideWhenUsed="0" w:uiPriority="69" w:semiHidden="0" w:name="Medium Grid 3 Accent 2"/>
+    <w:lsdException w:unhideWhenUsed="0" w:uiPriority="70" w:semiHidden="0" w:name="Dark List Accent 2"/>
+    <w:lsdException w:unhideWhenUsed="0" w:uiPriority="71" w:semiHidden="0" w:name="Colorful Shading Accent 2"/>
+    <w:lsdException w:unhideWhenUsed="0" w:uiPriority="72" w:semiHidden="0" w:name="Colorful List Accent 2"/>
+    <w:lsdException w:unhideWhenUsed="0" w:uiPriority="73" w:semiHidden="0" w:name="Colorful Grid Accent 2"/>
+    <w:lsdException w:unhideWhenUsed="0" w:uiPriority="60" w:semiHidden="0" w:name="Light Shading Accent 3"/>
+    <w:lsdException w:unhideWhenUsed="0" w:uiPriority="61" w:semiHidden="0" w:name="Light List Accent 3"/>
+    <w:lsdException w:unhideWhenUsed="0" w:uiPriority="62" w:semiHidden="0" w:name="Light Grid Accent 3"/>
+    <w:lsdException w:unhideWhenUsed="0" w:uiPriority="63" w:semiHidden="0" w:name="Medium Shading 1 Accent 3"/>
+    <w:lsdException w:unhideWhenUsed="0" w:uiPriority="64" w:semiHidden="0" w:name="Medium Shading 2 Accent 3"/>
+    <w:lsdException w:unhideWhenUsed="0" w:uiPriority="65" w:semiHidden="0" w:name="Medium List 1 Accent 3"/>
+    <w:lsdException w:unhideWhenUsed="0" w:uiPriority="66" w:semiHidden="0" w:name="Medium List 2 Accent 3"/>
+    <w:lsdException w:unhideWhenUsed="0" w:uiPriority="67" w:semiHidden="0" w:name="Medium Grid 1 Accent 3"/>
+    <w:lsdException w:unhideWhenUsed="0" w:uiPriority="68" w:semiHidden="0" w:name="Medium Grid 2 Accent 3"/>
+    <w:lsdException w:unhideWhenUsed="0" w:uiPriority="69" w:semiHidden="0" w:name="Medium Grid 3 Accent 3"/>
+    <w:lsdException w:unhideWhenUsed="0" w:uiPriority="70" w:semiHidden="0" w:name="Dark List Accent 3"/>
+    <w:lsdException w:unhideWhenUsed="0" w:uiPriority="71" w:semiHidden="0" w:name="Colorful Shading Accent 3"/>
+    <w:lsdException w:unhideWhenUsed="0" w:uiPriority="72" w:semiHidden="0" w:name="Colorful List Accent 3"/>
+    <w:lsdException w:unhideWhenUsed="0" w:uiPriority="73" w:semiHidden="0" w:name="Colorful Grid Accent 3"/>
+    <w:lsdException w:unhideWhenUsed="0" w:uiPriority="60" w:semiHidden="0" w:name="Light Shading Accent 4"/>
+    <w:lsdException w:unhideWhenUsed="0" w:uiPriority="61" w:semiHidden="0" w:name="Light List Accent 4"/>
+    <w:lsdException w:unhideWhenUsed="0" w:uiPriority="62" w:semiHidden="0" w:name="Light Grid Accent 4"/>
+    <w:lsdException w:unhideWhenUsed="0" w:uiPriority="63" w:semiHidden="0" w:name="Medium Shading 1 Accent 4"/>
+    <w:lsdException w:unhideWhenUsed="0" w:uiPriority="64" w:semiHidden="0" w:name="Medium Shading 2 Accent 4"/>
+    <w:lsdException w:unhideWhenUsed="0" w:uiPriority="65" w:semiHidden="0" w:name="Medium List 1 Accent 4"/>
+    <w:lsdException w:unhideWhenUsed="0" w:uiPriority="66" w:semiHidden="0" w:name="Medium List 2 Accent 4"/>
+    <w:lsdException w:unhideWhenUsed="0" w:uiPriority="67" w:semiHidden="0" w:name="Medium Grid 1 Accent 4"/>
+    <w:lsdException w:unhideWhenUsed="0" w:uiPriority="68" w:semiHidden="0" w:name="Medium Grid 2 Accent 4"/>
+    <w:lsdException w:unhideWhenUsed="0" w:uiPriority="69" w:semiHidden="0" w:name="Medium Grid 3 Accent 4"/>
+    <w:lsdException w:unhideWhenUsed="0" w:uiPriority="70" w:semiHidden="0" w:name="Dark List Accent 4"/>
+    <w:lsdException w:unhideWhenUsed="0" w:uiPriority="71" w:semiHidden="0" w:name="Colorful Shading Accent 4"/>
+    <w:lsdException w:unhideWhenUsed="0" w:uiPriority="72" w:semiHidden="0" w:name="Colorful List Accent 4"/>
+    <w:lsdException w:unhideWhenUsed="0" w:uiPriority="73" w:semiHidden="0" w:name="Colorful Grid Accent 4"/>
+    <w:lsdException w:unhideWhenUsed="0" w:uiPriority="60" w:semiHidden="0" w:name="Light Shading Accent 5"/>
+    <w:lsdException w:unhideWhenUsed="0" w:uiPriority="61" w:semiHidden="0" w:name="Light List Accent 5"/>
+    <w:lsdException w:unhideWhenUsed="0" w:uiPriority="62" w:semiHidden="0" w:name="Light Grid Accent 5"/>
+    <w:lsdException w:unhideWhenUsed="0" w:uiPriority="63" w:semiHidden="0" w:name="Medium Shading 1 Accent 5"/>
+    <w:lsdException w:unhideWhenUsed="0" w:uiPriority="64" w:semiHidden="0" w:name="Medium Shading 2 Accent 5"/>
+    <w:lsdException w:unhideWhenUsed="0" w:uiPriority="65" w:semiHidden="0" w:name="Medium List 1 Accent 5"/>
+    <w:lsdException w:unhideWhenUsed="0" w:uiPriority="66" w:semiHidden="0" w:name="Medium List 2 Accent 5"/>
+    <w:lsdException w:unhideWhenUsed="0" w:uiPriority="67" w:semiHidden="0" w:name="Medium Grid 1 Accent 5"/>
+    <w:lsdException w:unhideWhenUsed="0" w:uiPriority="68" w:semiHidden="0" w:name="Medium Grid 2 Accent 5"/>
+    <w:lsdException w:unhideWhenUsed="0" w:uiPriority="69" w:semiHidden="0" w:name="Medium Grid 3 Accent 5"/>
+    <w:lsdException w:unhideWhenUsed="0" w:uiPriority="70" w:semiHidden="0" w:name="Dark List Accent 5"/>
+    <w:lsdException w:unhideWhenUsed="0" w:uiPriority="71" w:semiHidden="0" w:name="Colorful Shading Accent 5"/>
+    <w:lsdException w:unhideWhenUsed="0" w:uiPriority="72" w:semiHidden="0" w:name="Colorful List Accent 5"/>
+    <w:lsdException w:unhideWhenUsed="0" w:uiPriority="73" w:semiHidden="0" w:name="Colorful Grid Accent 5"/>
+    <w:lsdException w:unhideWhenUsed="0" w:uiPriority="60" w:semiHidden="0" w:name="Light Shading Accent 6"/>
+    <w:lsdException w:unhideWhenUsed="0" w:uiPriority="61" w:semiHidden="0" w:name="Light List Accent 6"/>
+    <w:lsdException w:unhideWhenUsed="0" w:uiPriority="62" w:semiHidden="0" w:name="Light Grid Accent 6"/>
+    <w:lsdException w:unhideWhenUsed="0" w:uiPriority="63" w:semiHidden="0" w:name="Medium Shading 1 Accent 6"/>
+    <w:lsdException w:unhideWhenUsed="0" w:uiPriority="64" w:semiHidden="0" w:name="Medium Shading 2 Accent 6"/>
+    <w:lsdException w:unhideWhenUsed="0" w:uiPriority="65" w:semiHidden="0" w:name="Medium List 1 Accent 6"/>
+    <w:lsdException w:unhideWhenUsed="0" w:uiPriority="66" w:semiHidden="0" w:name="Medium List 2 Accent 6"/>
+    <w:lsdException w:unhideWhenUsed="0" w:uiPriority="67" w:semiHidden="0" w:name="Medium Grid 1 Accent 6"/>
+    <w:lsdException w:unhideWhenUsed="0" w:uiPriority="68" w:semiHidden="0" w:name="Medium Grid 2 Accent 6"/>
+    <w:lsdException w:unhideWhenUsed="0" w:uiPriority="69" w:semiHidden="0" w:name="Medium Grid 3 Accent 6"/>
+    <w:lsdException w:unhideWhenUsed="0" w:uiPriority="70" w:semiHidden="0" w:name="Dark List Accent 6"/>
+    <w:lsdException w:unhideWhenUsed="0" w:uiPriority="71" w:semiHidden="0" w:name="Colorful Shading Accent 6"/>
+    <w:lsdException w:unhideWhenUsed="0" w:uiPriority="72" w:semiHidden="0" w:name="Colorful List Accent 6"/>
+    <w:lsdException w:unhideWhenUsed="0" w:uiPriority="73" w:semiHidden="0" w:name="Colorful Grid Accent 6"/>
   </w:latentStyles>
-  <w:style w:type="paragraph" w:default="1" w:styleId="Normal">
+  <w:style w:type="paragraph" w:default="1" w:styleId="1">
     <w:name w:val="Normal"/>
     <w:qFormat/>
+    <w:uiPriority w:val="0"/>
     <w:pPr>
       <w:kinsoku w:val="0"/>
       <w:autoSpaceDE w:val="0"/>
@@ -7814,7 +7902,7 @@
       <w:textAlignment w:val="baseline"/>
     </w:pPr>
     <w:rPr>
-      <w:rFonts w:ascii="Arial" w:eastAsia="宋体" w:hAnsi="Arial" w:cs="Arial"/>
+      <w:rFonts w:ascii="Arial" w:hAnsi="Arial" w:eastAsia="宋体" w:cs="Arial"/>
       <w:snapToGrid w:val="0"/>
       <w:color w:val="000000"/>
       <w:kern w:val="0"/>
@@ -7823,11 +7911,12 @@
       <w:lang w:val="en-US" w:eastAsia="en-US" w:bidi="ar-SA"/>
     </w:rPr>
   </w:style>
-  <w:style w:type="paragraph" w:styleId="Heading1">
+  <w:style w:type="paragraph" w:styleId="2">
     <w:name w:val="heading 1"/>
-    <w:basedOn w:val="Normal"/>
-    <w:next w:val="Normal"/>
+    <w:basedOn w:val="1"/>
+    <w:next w:val="1"/>
     <w:qFormat/>
+    <w:uiPriority w:val="0"/>
     <w:pPr>
       <w:keepNext/>
       <w:keepLines/>
@@ -7845,12 +7934,13 @@
       <w:sz w:val="44"/>
     </w:rPr>
   </w:style>
-  <w:style w:type="paragraph" w:styleId="Heading2">
+  <w:style w:type="paragraph" w:styleId="3">
     <w:name w:val="heading 2"/>
-    <w:basedOn w:val="Normal"/>
-    <w:next w:val="Normal"/>
+    <w:basedOn w:val="1"/>
+    <w:next w:val="1"/>
     <w:unhideWhenUsed/>
     <w:qFormat/>
+    <w:uiPriority w:val="0"/>
     <w:pPr>
       <w:keepNext/>
       <w:keepLines/>
@@ -7863,18 +7953,19 @@
       <w:outlineLvl w:val="1"/>
     </w:pPr>
     <w:rPr>
-      <w:rFonts w:ascii="Arial" w:eastAsia="黑体" w:hAnsi="Arial"/>
+      <w:rFonts w:ascii="Arial" w:hAnsi="Arial" w:eastAsia="黑体"/>
       <w:b/>
       <w:sz w:val="32"/>
     </w:rPr>
   </w:style>
-  <w:style w:type="paragraph" w:styleId="Heading3">
+  <w:style w:type="paragraph" w:styleId="4">
     <w:name w:val="heading 3"/>
-    <w:basedOn w:val="Normal"/>
-    <w:next w:val="Normal"/>
+    <w:basedOn w:val="1"/>
+    <w:next w:val="1"/>
     <w:semiHidden/>
     <w:unhideWhenUsed/>
     <w:qFormat/>
+    <w:uiPriority w:val="0"/>
     <w:pPr>
       <w:keepNext/>
       <w:keepLines/>
@@ -7891,12 +7982,13 @@
       <w:sz w:val="32"/>
     </w:rPr>
   </w:style>
-  <w:style w:type="paragraph" w:styleId="Heading4">
+  <w:style w:type="paragraph" w:styleId="5">
     <w:name w:val="heading 4"/>
-    <w:basedOn w:val="Normal"/>
-    <w:next w:val="Normal"/>
+    <w:basedOn w:val="1"/>
+    <w:next w:val="1"/>
     <w:unhideWhenUsed/>
     <w:qFormat/>
+    <w:uiPriority w:val="0"/>
     <w:pPr>
       <w:keepNext/>
       <w:keepLines/>
@@ -7909,18 +8001,19 @@
       <w:outlineLvl w:val="3"/>
     </w:pPr>
     <w:rPr>
-      <w:rFonts w:ascii="Arial" w:eastAsia="黑体" w:hAnsi="Arial"/>
+      <w:rFonts w:ascii="Arial" w:hAnsi="Arial" w:eastAsia="黑体"/>
       <w:b/>
       <w:sz w:val="28"/>
     </w:rPr>
   </w:style>
-  <w:style w:type="paragraph" w:styleId="Heading5">
+  <w:style w:type="paragraph" w:styleId="6">
     <w:name w:val="heading 5"/>
-    <w:basedOn w:val="Normal"/>
-    <w:next w:val="Normal"/>
+    <w:basedOn w:val="1"/>
+    <w:next w:val="1"/>
     <w:semiHidden/>
     <w:unhideWhenUsed/>
     <w:qFormat/>
+    <w:uiPriority w:val="0"/>
     <w:pPr>
       <w:keepNext/>
       <w:keepLines/>
@@ -7937,13 +8030,14 @@
       <w:sz w:val="28"/>
     </w:rPr>
   </w:style>
-  <w:style w:type="paragraph" w:styleId="Heading6">
+  <w:style w:type="paragraph" w:styleId="7">
     <w:name w:val="heading 6"/>
-    <w:basedOn w:val="Normal"/>
-    <w:next w:val="Normal"/>
+    <w:basedOn w:val="1"/>
+    <w:next w:val="1"/>
     <w:semiHidden/>
     <w:unhideWhenUsed/>
     <w:qFormat/>
+    <w:uiPriority w:val="0"/>
     <w:pPr>
       <w:keepNext/>
       <w:keepLines/>
@@ -7956,18 +8050,19 @@
       <w:outlineLvl w:val="5"/>
     </w:pPr>
     <w:rPr>
-      <w:rFonts w:ascii="Arial" w:eastAsia="黑体" w:hAnsi="Arial"/>
+      <w:rFonts w:ascii="Arial" w:hAnsi="Arial" w:eastAsia="黑体"/>
       <w:b/>
       <w:sz w:val="24"/>
     </w:rPr>
   </w:style>
-  <w:style w:type="paragraph" w:styleId="Heading7">
+  <w:style w:type="paragraph" w:styleId="8">
     <w:name w:val="heading 7"/>
-    <w:basedOn w:val="Normal"/>
-    <w:next w:val="Normal"/>
+    <w:basedOn w:val="1"/>
+    <w:next w:val="1"/>
     <w:semiHidden/>
     <w:unhideWhenUsed/>
     <w:qFormat/>
+    <w:uiPriority w:val="0"/>
     <w:pPr>
       <w:keepNext/>
       <w:keepLines/>
@@ -7984,13 +8079,14 @@
       <w:sz w:val="24"/>
     </w:rPr>
   </w:style>
-  <w:style w:type="paragraph" w:styleId="Heading8">
+  <w:style w:type="paragraph" w:styleId="9">
     <w:name w:val="heading 8"/>
-    <w:basedOn w:val="Normal"/>
-    <w:next w:val="Normal"/>
+    <w:basedOn w:val="1"/>
+    <w:next w:val="1"/>
     <w:semiHidden/>
     <w:unhideWhenUsed/>
     <w:qFormat/>
+    <w:uiPriority w:val="0"/>
     <w:pPr>
       <w:keepNext/>
       <w:keepLines/>
@@ -8003,17 +8099,18 @@
       <w:outlineLvl w:val="7"/>
     </w:pPr>
     <w:rPr>
-      <w:rFonts w:ascii="Arial" w:eastAsia="黑体" w:hAnsi="Arial"/>
+      <w:rFonts w:ascii="Arial" w:hAnsi="Arial" w:eastAsia="黑体"/>
       <w:sz w:val="24"/>
     </w:rPr>
   </w:style>
-  <w:style w:type="paragraph" w:styleId="Heading9">
+  <w:style w:type="paragraph" w:styleId="10">
     <w:name w:val="heading 9"/>
-    <w:basedOn w:val="Normal"/>
-    <w:next w:val="Normal"/>
+    <w:basedOn w:val="1"/>
+    <w:next w:val="1"/>
     <w:semiHidden/>
     <w:unhideWhenUsed/>
     <w:qFormat/>
+    <w:uiPriority w:val="0"/>
     <w:pPr>
       <w:keepNext/>
       <w:keepLines/>
@@ -8026,19 +8123,21 @@
       <w:outlineLvl w:val="8"/>
     </w:pPr>
     <w:rPr>
-      <w:rFonts w:ascii="Arial" w:eastAsia="黑体" w:hAnsi="Arial"/>
+      <w:rFonts w:ascii="Arial" w:hAnsi="Arial" w:eastAsia="黑体"/>
       <w:sz w:val="21"/>
     </w:rPr>
   </w:style>
-  <w:style w:type="character" w:default="1" w:styleId="DefaultParagraphFont">
+  <w:style w:type="character" w:default="1" w:styleId="22">
     <w:name w:val="Default Paragraph Font"/>
     <w:semiHidden/>
     <w:qFormat/>
+    <w:uiPriority w:val="0"/>
   </w:style>
-  <w:style w:type="table" w:default="1" w:styleId="TableNormal">
+  <w:style w:type="table" w:default="1" w:styleId="20">
     <w:name w:val="Normal Table"/>
     <w:semiHidden/>
     <w:qFormat/>
+    <w:uiPriority w:val="0"/>
     <w:tblPr>
       <w:tblCellMar>
         <w:top w:w="0" w:type="dxa"/>
@@ -8048,39 +8147,43 @@
       </w:tblCellMar>
     </w:tblPr>
   </w:style>
-  <w:style w:type="paragraph" w:styleId="CommentText">
+  <w:style w:type="paragraph" w:styleId="11">
     <w:name w:val="annotation text"/>
-    <w:basedOn w:val="Normal"/>
+    <w:basedOn w:val="1"/>
     <w:qFormat/>
+    <w:uiPriority w:val="0"/>
     <w:pPr>
       <w:jc w:val="left"/>
     </w:pPr>
   </w:style>
-  <w:style w:type="paragraph" w:styleId="BodyText">
+  <w:style w:type="paragraph" w:styleId="12">
     <w:name w:val="Body Text"/>
-    <w:basedOn w:val="Normal"/>
+    <w:basedOn w:val="1"/>
     <w:semiHidden/>
     <w:qFormat/>
+    <w:uiPriority w:val="0"/>
     <w:rPr>
-      <w:rFonts w:ascii="Arial" w:eastAsia="Arial" w:hAnsi="Arial" w:cs="Arial"/>
+      <w:rFonts w:ascii="Arial" w:hAnsi="Arial" w:eastAsia="Arial" w:cs="Arial"/>
       <w:sz w:val="21"/>
       <w:szCs w:val="21"/>
       <w:lang w:val="en-US" w:eastAsia="en-US" w:bidi="ar-SA"/>
     </w:rPr>
   </w:style>
-  <w:style w:type="paragraph" w:styleId="TOC3">
+  <w:style w:type="paragraph" w:styleId="13">
     <w:name w:val="toc 3"/>
-    <w:basedOn w:val="Normal"/>
-    <w:next w:val="Normal"/>
+    <w:basedOn w:val="1"/>
+    <w:next w:val="1"/>
     <w:qFormat/>
+    <w:uiPriority w:val="0"/>
     <w:pPr>
       <w:ind w:left="840" w:leftChars="400"/>
     </w:pPr>
   </w:style>
-  <w:style w:type="paragraph" w:styleId="Footer">
+  <w:style w:type="paragraph" w:styleId="14">
     <w:name w:val="footer"/>
-    <w:basedOn w:val="Normal"/>
+    <w:basedOn w:val="1"/>
     <w:qFormat/>
+    <w:uiPriority w:val="0"/>
     <w:pPr>
       <w:tabs>
         <w:tab w:val="center" w:pos="4153"/>
@@ -8093,16 +8196,17 @@
       <w:sz w:val="18"/>
     </w:rPr>
   </w:style>
-  <w:style w:type="paragraph" w:styleId="Header">
+  <w:style w:type="paragraph" w:styleId="15">
     <w:name w:val="header"/>
-    <w:basedOn w:val="Normal"/>
+    <w:basedOn w:val="1"/>
     <w:qFormat/>
+    <w:uiPriority w:val="0"/>
     <w:pPr>
       <w:pBdr>
-        <w:top w:val="nil"/>
-        <w:left w:val="nil"/>
-        <w:bottom w:val="nil"/>
-        <w:right w:val="nil"/>
+        <w:top w:val="none" w:color="auto" w:sz="0" w:space="0"/>
+        <w:left w:val="none" w:color="auto" w:sz="0" w:space="0"/>
+        <w:bottom w:val="none" w:color="auto" w:sz="0" w:space="0"/>
+        <w:right w:val="none" w:color="auto" w:sz="0" w:space="0"/>
       </w:pBdr>
       <w:tabs>
         <w:tab w:val="center" w:pos="4153"/>
@@ -8117,37 +8221,41 @@
       <w:sz w:val="18"/>
     </w:rPr>
   </w:style>
-  <w:style w:type="paragraph" w:styleId="TOC1">
+  <w:style w:type="paragraph" w:styleId="16">
     <w:name w:val="toc 1"/>
-    <w:basedOn w:val="Normal"/>
-    <w:next w:val="Normal"/>
+    <w:basedOn w:val="1"/>
+    <w:next w:val="1"/>
     <w:qFormat/>
+    <w:uiPriority w:val="0"/>
     <w:rPr>
-      <w:rFonts w:ascii="Arial" w:eastAsia="Microsoft JhengHei" w:hAnsi="Arial"/>
+      <w:rFonts w:ascii="Arial" w:hAnsi="Arial" w:eastAsia="Microsoft JhengHei"/>
       <w:sz w:val="24"/>
     </w:rPr>
   </w:style>
-  <w:style w:type="paragraph" w:styleId="TOC2">
+  <w:style w:type="paragraph" w:styleId="17">
     <w:name w:val="toc 2"/>
-    <w:basedOn w:val="Normal"/>
-    <w:next w:val="Normal"/>
+    <w:basedOn w:val="1"/>
+    <w:next w:val="1"/>
     <w:qFormat/>
+    <w:uiPriority w:val="0"/>
     <w:pPr>
       <w:ind w:left="420" w:leftChars="200"/>
     </w:pPr>
   </w:style>
-  <w:style w:type="paragraph" w:styleId="NormalWeb">
+  <w:style w:type="paragraph" w:styleId="18">
     <w:name w:val="Normal (Web)"/>
-    <w:basedOn w:val="Normal"/>
+    <w:basedOn w:val="1"/>
     <w:qFormat/>
+    <w:uiPriority w:val="0"/>
     <w:rPr>
       <w:sz w:val="24"/>
     </w:rPr>
   </w:style>
-  <w:style w:type="paragraph" w:styleId="Title">
+  <w:style w:type="paragraph" w:styleId="19">
     <w:name w:val="Title"/>
-    <w:basedOn w:val="Normal"/>
+    <w:basedOn w:val="1"/>
     <w:qFormat/>
+    <w:uiPriority w:val="0"/>
     <w:pPr>
       <w:spacing w:before="240" w:beforeLines="0" w:beforeAutospacing="0" w:after="60" w:afterLines="0" w:afterAutospacing="0"/>
       <w:jc w:val="center"/>
@@ -8159,76 +8267,82 @@
       <w:sz w:val="32"/>
     </w:rPr>
   </w:style>
-  <w:style w:type="table" w:styleId="TableGrid">
+  <w:style w:type="table" w:styleId="21">
     <w:name w:val="Table Grid"/>
-    <w:basedOn w:val="TableNormal"/>
+    <w:basedOn w:val="20"/>
     <w:qFormat/>
+    <w:uiPriority w:val="0"/>
     <w:pPr>
       <w:widowControl w:val="0"/>
       <w:jc w:val="both"/>
     </w:pPr>
     <w:tblPr>
       <w:tblBorders>
-        <w:top w:val="single" w:sz="4" w:space="0" w:color="auto"/>
-        <w:left w:val="single" w:sz="4" w:space="0" w:color="auto"/>
-        <w:bottom w:val="single" w:sz="4" w:space="0" w:color="auto"/>
-        <w:right w:val="single" w:sz="4" w:space="0" w:color="auto"/>
-        <w:insideH w:val="single" w:sz="4" w:space="0" w:color="auto"/>
-        <w:insideV w:val="single" w:sz="4" w:space="0" w:color="auto"/>
+        <w:top w:val="single" w:color="auto" w:sz="4" w:space="0"/>
+        <w:left w:val="single" w:color="auto" w:sz="4" w:space="0"/>
+        <w:bottom w:val="single" w:color="auto" w:sz="4" w:space="0"/>
+        <w:right w:val="single" w:color="auto" w:sz="4" w:space="0"/>
+        <w:insideH w:val="single" w:color="auto" w:sz="4" w:space="0"/>
+        <w:insideV w:val="single" w:color="auto" w:sz="4" w:space="0"/>
       </w:tblBorders>
     </w:tblPr>
   </w:style>
-  <w:style w:type="character" w:styleId="Strong">
+  <w:style w:type="character" w:styleId="23">
     <w:name w:val="Strong"/>
-    <w:basedOn w:val="DefaultParagraphFont"/>
+    <w:basedOn w:val="22"/>
     <w:qFormat/>
+    <w:uiPriority w:val="0"/>
     <w:rPr>
       <w:b/>
     </w:rPr>
   </w:style>
-  <w:style w:type="character" w:styleId="Emphasis">
+  <w:style w:type="character" w:styleId="24">
     <w:name w:val="Emphasis"/>
-    <w:basedOn w:val="DefaultParagraphFont"/>
+    <w:basedOn w:val="22"/>
     <w:qFormat/>
+    <w:uiPriority w:val="0"/>
     <w:rPr>
       <w:i/>
     </w:rPr>
   </w:style>
-  <w:style w:type="paragraph" w:customStyle="1" w:styleId="a">
+  <w:style w:type="paragraph" w:customStyle="1" w:styleId="25">
     <w:name w:val="柴_公司名"/>
-    <w:basedOn w:val="Title"/>
+    <w:basedOn w:val="19"/>
     <w:qFormat/>
+    <w:uiPriority w:val="0"/>
     <w:pPr>
       <w:spacing w:after="600" w:afterLines="600"/>
     </w:pPr>
     <w:rPr>
-      <w:rFonts w:ascii="宋体" w:eastAsia="宋体" w:hAnsi="宋体" w:cs="宋体" w:hint="eastAsia"/>
+      <w:rFonts w:hint="eastAsia" w:ascii="宋体" w:hAnsi="宋体" w:eastAsia="宋体" w:cs="宋体"/>
       <w:bCs/>
       <w:spacing w:val="-6"/>
       <w:sz w:val="52"/>
       <w:szCs w:val="52"/>
     </w:rPr>
   </w:style>
-  <w:style w:type="paragraph" w:customStyle="1" w:styleId="a0">
+  <w:style w:type="paragraph" w:customStyle="1" w:styleId="26">
     <w:name w:val="柴_文档名"/>
-    <w:basedOn w:val="Title"/>
+    <w:basedOn w:val="19"/>
     <w:qFormat/>
+    <w:uiPriority w:val="0"/>
     <w:pPr>
       <w:spacing w:after="900" w:afterLines="900"/>
     </w:pPr>
     <w:rPr>
-      <w:rFonts w:ascii="黑体" w:eastAsia="黑体" w:hAnsi="黑体" w:cs="黑体"/>
+      <w:rFonts w:ascii="黑体" w:hAnsi="黑体" w:eastAsia="黑体" w:cs="黑体"/>
       <w:bCs/>
       <w:spacing w:val="-7"/>
       <w:sz w:val="52"/>
       <w:szCs w:val="52"/>
     </w:rPr>
   </w:style>
-  <w:style w:type="table" w:customStyle="1" w:styleId="TableNormal0">
+  <w:style w:type="table" w:customStyle="1" w:styleId="27">
     <w:name w:val="Table Normal_0"/>
     <w:semiHidden/>
     <w:unhideWhenUsed/>
     <w:qFormat/>
+    <w:uiPriority w:val="0"/>
     <w:tblPr>
       <w:tblCellMar>
         <w:top w:w="0" w:type="dxa"/>
@@ -8238,81 +8352,87 @@
       </w:tblCellMar>
     </w:tblPr>
   </w:style>
-  <w:style w:type="paragraph" w:customStyle="1" w:styleId="TableText">
+  <w:style w:type="paragraph" w:customStyle="1" w:styleId="28">
     <w:name w:val="Table Text"/>
-    <w:basedOn w:val="Normal"/>
+    <w:basedOn w:val="1"/>
     <w:semiHidden/>
     <w:qFormat/>
+    <w:uiPriority w:val="0"/>
     <w:rPr>
-      <w:rFonts w:ascii="宋体" w:eastAsia="宋体" w:hAnsi="宋体" w:cs="宋体"/>
+      <w:rFonts w:ascii="宋体" w:hAnsi="宋体" w:eastAsia="宋体" w:cs="宋体"/>
       <w:sz w:val="21"/>
       <w:szCs w:val="21"/>
       <w:lang w:val="en-US" w:eastAsia="en-US" w:bidi="ar-SA"/>
     </w:rPr>
   </w:style>
-  <w:style w:type="paragraph" w:customStyle="1" w:styleId="1">
+  <w:style w:type="paragraph" w:customStyle="1" w:styleId="29">
     <w:name w:val="柴_标题1"/>
-    <w:basedOn w:val="Heading1"/>
-    <w:next w:val="a1"/>
-    <w:link w:val="1Char"/>
+    <w:basedOn w:val="2"/>
+    <w:next w:val="30"/>
+    <w:link w:val="39"/>
     <w:qFormat/>
+    <w:uiPriority w:val="0"/>
     <w:pPr>
       <w:spacing w:before="100" w:after="90" w:line="360" w:lineRule="auto"/>
     </w:pPr>
     <w:rPr>
-      <w:rFonts w:ascii="Arial" w:eastAsia="宋体" w:hAnsi="Arial"/>
+      <w:rFonts w:ascii="Arial" w:hAnsi="Arial" w:eastAsia="宋体"/>
       <w:sz w:val="32"/>
     </w:rPr>
   </w:style>
-  <w:style w:type="paragraph" w:customStyle="1" w:styleId="a1">
+  <w:style w:type="paragraph" w:customStyle="1" w:styleId="30">
     <w:name w:val="柴_正文"/>
-    <w:basedOn w:val="BodyText"/>
-    <w:link w:val="Char"/>
+    <w:basedOn w:val="12"/>
+    <w:link w:val="42"/>
     <w:qFormat/>
+    <w:uiPriority w:val="0"/>
     <w:pPr>
       <w:spacing w:line="360" w:lineRule="auto"/>
       <w:ind w:firstLine="470" w:firstLineChars="200"/>
     </w:pPr>
     <w:rPr>
-      <w:rFonts w:ascii="Arial" w:eastAsia="宋体" w:hAnsi="Arial"/>
+      <w:rFonts w:ascii="Arial" w:hAnsi="Arial" w:eastAsia="宋体"/>
       <w:sz w:val="24"/>
       <w:lang w:eastAsia="zh-CN"/>
     </w:rPr>
   </w:style>
-  <w:style w:type="paragraph" w:customStyle="1" w:styleId="2">
+  <w:style w:type="paragraph" w:customStyle="1" w:styleId="31">
     <w:name w:val="柴_标题2"/>
-    <w:basedOn w:val="Heading2"/>
-    <w:next w:val="a1"/>
+    <w:basedOn w:val="3"/>
+    <w:next w:val="30"/>
     <w:qFormat/>
+    <w:uiPriority w:val="0"/>
     <w:pPr>
       <w:spacing w:line="360" w:lineRule="auto"/>
     </w:pPr>
     <w:rPr>
-      <w:rFonts w:ascii="Arial" w:eastAsia="宋体" w:hAnsi="Arial"/>
+      <w:rFonts w:ascii="Arial" w:hAnsi="Arial" w:eastAsia="宋体"/>
       <w:sz w:val="28"/>
     </w:rPr>
   </w:style>
-  <w:style w:type="paragraph" w:customStyle="1" w:styleId="3">
+  <w:style w:type="paragraph" w:customStyle="1" w:styleId="32">
     <w:name w:val="柴_标题3"/>
-    <w:basedOn w:val="Heading3"/>
-    <w:next w:val="a1"/>
+    <w:basedOn w:val="4"/>
+    <w:next w:val="30"/>
     <w:qFormat/>
+    <w:uiPriority w:val="0"/>
     <w:pPr>
       <w:spacing w:line="360" w:lineRule="auto"/>
       <w:ind w:left="0" w:firstLine="472" w:firstLineChars="200"/>
     </w:pPr>
     <w:rPr>
-      <w:rFonts w:ascii="宋体" w:eastAsia="宋体" w:hAnsi="宋体" w:cs="宋体"/>
+      <w:rFonts w:ascii="宋体" w:hAnsi="宋体" w:eastAsia="宋体" w:cs="宋体"/>
       <w:spacing w:val="-2"/>
       <w:sz w:val="24"/>
       <w:szCs w:val="24"/>
     </w:rPr>
   </w:style>
-  <w:style w:type="paragraph" w:customStyle="1" w:styleId="a2">
+  <w:style w:type="paragraph" w:customStyle="1" w:styleId="33">
     <w:name w:val="柴_目录"/>
-    <w:basedOn w:val="Normal"/>
-    <w:next w:val="BodyText"/>
+    <w:basedOn w:val="1"/>
+    <w:next w:val="12"/>
     <w:qFormat/>
+    <w:uiPriority w:val="0"/>
     <w:pPr>
       <w:tabs>
         <w:tab w:val="right" w:leader="dot" w:pos="8442"/>
@@ -8320,59 +8440,64 @@
       <w:ind w:left="0" w:leftChars="0"/>
     </w:pPr>
     <w:rPr>
-      <w:rFonts w:ascii="Arial" w:eastAsia="Microsoft JhengHei" w:hAnsi="Arial"/>
+      <w:rFonts w:ascii="Arial" w:hAnsi="Arial" w:eastAsia="Microsoft JhengHei"/>
       <w:sz w:val="24"/>
     </w:rPr>
   </w:style>
-  <w:style w:type="paragraph" w:customStyle="1" w:styleId="WPSOffice1">
+  <w:style w:type="paragraph" w:customStyle="1" w:styleId="34">
     <w:name w:val="WPSOffice手动目录 1"/>
     <w:qFormat/>
+    <w:uiPriority w:val="0"/>
     <w:pPr>
       <w:ind w:leftChars="0"/>
     </w:pPr>
     <w:rPr>
-      <w:rFonts w:ascii="Times New Roman" w:eastAsia="宋体" w:hAnsi="Times New Roman" w:cs="Times New Roman"/>
+      <w:rFonts w:ascii="Times New Roman" w:hAnsi="Times New Roman" w:eastAsia="宋体" w:cs="Times New Roman"/>
       <w:sz w:val="20"/>
       <w:szCs w:val="20"/>
     </w:rPr>
   </w:style>
-  <w:style w:type="paragraph" w:customStyle="1" w:styleId="WPSOffice2">
+  <w:style w:type="paragraph" w:customStyle="1" w:styleId="35">
     <w:name w:val="WPSOffice手动目录 2"/>
     <w:qFormat/>
+    <w:uiPriority w:val="0"/>
     <w:pPr>
       <w:ind w:leftChars="200"/>
     </w:pPr>
     <w:rPr>
-      <w:rFonts w:ascii="Times New Roman" w:eastAsia="宋体" w:hAnsi="Times New Roman" w:cs="Times New Roman"/>
+      <w:rFonts w:ascii="Times New Roman" w:hAnsi="Times New Roman" w:eastAsia="宋体" w:cs="Times New Roman"/>
       <w:sz w:val="20"/>
       <w:szCs w:val="20"/>
     </w:rPr>
   </w:style>
-  <w:style w:type="paragraph" w:customStyle="1" w:styleId="WPSOffice3">
+  <w:style w:type="paragraph" w:customStyle="1" w:styleId="36">
     <w:name w:val="WPSOffice手动目录 3"/>
     <w:qFormat/>
+    <w:uiPriority w:val="0"/>
     <w:pPr>
       <w:ind w:leftChars="400"/>
     </w:pPr>
     <w:rPr>
-      <w:rFonts w:ascii="Times New Roman" w:eastAsia="宋体" w:hAnsi="Times New Roman" w:cs="Times New Roman"/>
+      <w:rFonts w:ascii="Times New Roman" w:hAnsi="Times New Roman" w:eastAsia="宋体" w:cs="Times New Roman"/>
       <w:sz w:val="20"/>
       <w:szCs w:val="20"/>
     </w:rPr>
   </w:style>
-  <w:style w:type="paragraph" w:customStyle="1" w:styleId="Compact">
+  <w:style w:type="paragraph" w:customStyle="1" w:styleId="37">
     <w:name w:val="Compact"/>
-    <w:basedOn w:val="BodyText"/>
+    <w:basedOn w:val="12"/>
     <w:qFormat/>
+    <w:uiPriority w:val="0"/>
     <w:pPr>
       <w:spacing w:before="36" w:after="36"/>
     </w:pPr>
   </w:style>
-  <w:style w:type="table" w:customStyle="1" w:styleId="Table">
+  <w:style w:type="table" w:customStyle="1" w:styleId="38">
     <w:name w:val="Table"/>
     <w:semiHidden/>
     <w:unhideWhenUsed/>
     <w:qFormat/>
+    <w:uiPriority w:val="0"/>
     <w:tblPr>
       <w:tblCellMar>
         <w:top w:w="0" w:type="dxa"/>
@@ -8384,25 +8509,27 @@
     <w:tblStylePr w:type="firstRow">
       <w:tcPr>
         <w:tcBorders>
-          <w:bottom w:val="single" w:sz="0" w:space="0" w:color="auto"/>
+          <w:bottom w:val="single" w:color="auto" w:sz="0" w:space="0"/>
         </w:tcBorders>
         <w:vAlign w:val="bottom"/>
       </w:tcPr>
     </w:tblStylePr>
   </w:style>
-  <w:style w:type="character" w:customStyle="1" w:styleId="1Char">
+  <w:style w:type="character" w:customStyle="1" w:styleId="39">
     <w:name w:val="柴_标题1 Char"/>
-    <w:link w:val="1"/>
+    <w:link w:val="29"/>
     <w:qFormat/>
+    <w:uiPriority w:val="0"/>
     <w:rPr>
-      <w:rFonts w:ascii="Arial" w:eastAsia="宋体" w:hAnsi="Arial"/>
+      <w:rFonts w:ascii="Arial" w:hAnsi="Arial" w:eastAsia="宋体"/>
       <w:sz w:val="32"/>
     </w:rPr>
   </w:style>
-  <w:style w:type="paragraph" w:customStyle="1" w:styleId="a3">
+  <w:style w:type="paragraph" w:customStyle="1" w:styleId="40">
     <w:name w:val="柴_正文_无缩进"/>
-    <w:basedOn w:val="Normal"/>
+    <w:basedOn w:val="1"/>
     <w:qFormat/>
+    <w:uiPriority w:val="0"/>
     <w:pPr>
       <w:ind w:firstLine="0" w:firstLineChars="0"/>
     </w:pPr>
@@ -8412,38 +8539,41 @@
       <w:lang w:eastAsia="zh-CN"/>
     </w:rPr>
   </w:style>
-  <w:style w:type="paragraph" w:customStyle="1" w:styleId="4">
+  <w:style w:type="paragraph" w:customStyle="1" w:styleId="41">
     <w:name w:val="柴_标题4"/>
-    <w:basedOn w:val="Heading4"/>
-    <w:next w:val="Normal"/>
+    <w:basedOn w:val="5"/>
+    <w:next w:val="1"/>
     <w:qFormat/>
+    <w:uiPriority w:val="0"/>
     <w:pPr>
       <w:widowControl w:val="0"/>
       <w:spacing w:before="160" w:line="360" w:lineRule="auto"/>
-      <w:ind w:left="981" w:hanging="862" w:leftChars="300"/>
+      <w:ind w:left="981" w:leftChars="300" w:hanging="862"/>
     </w:pPr>
     <w:rPr>
-      <w:rFonts w:ascii="Calibri" w:eastAsia="宋体" w:hAnsi="Calibri" w:cs="宋体" w:hint="eastAsia"/>
+      <w:rFonts w:hint="eastAsia" w:ascii="Calibri" w:hAnsi="Calibri" w:eastAsia="宋体" w:cs="宋体"/>
       <w:sz w:val="24"/>
       <w:szCs w:val="24"/>
       <w:lang w:eastAsia="zh-CN" w:bidi="zh-CN"/>
     </w:rPr>
   </w:style>
-  <w:style w:type="character" w:customStyle="1" w:styleId="Char">
+  <w:style w:type="character" w:customStyle="1" w:styleId="42">
     <w:name w:val="柴_正文 Char"/>
-    <w:link w:val="a1"/>
+    <w:link w:val="30"/>
     <w:qFormat/>
+    <w:uiPriority w:val="0"/>
     <w:rPr>
-      <w:rFonts w:ascii="Arial" w:eastAsia="宋体" w:hAnsi="Arial"/>
+      <w:rFonts w:ascii="Arial" w:hAnsi="Arial" w:eastAsia="宋体"/>
       <w:sz w:val="24"/>
       <w:lang w:eastAsia="zh-CN"/>
     </w:rPr>
   </w:style>
-  <w:style w:type="table" w:customStyle="1" w:styleId="TableNormal00">
+  <w:style w:type="table" w:customStyle="1" w:styleId="43">
     <w:name w:val="Table Normal_0_0"/>
     <w:semiHidden/>
     <w:unhideWhenUsed/>
     <w:qFormat/>
+    <w:uiPriority w:val="0"/>
     <w:tblPr>
       <w:tblCellMar>
         <w:top w:w="0" w:type="dxa"/>

--- a/8.资源管理/1.流程制度规范类文件/HXDL-ITSS-0802-服务台管理制度.docx
+++ b/8.资源管理/1.流程制度规范类文件/HXDL-ITSS-0802-服务台管理制度.docx
@@ -26,7 +26,7 @@
           <w:lang w:val="en-US" w:eastAsia="zh-CN"/>
         </w:rPr>
       </w:pPr>
-      <w:bookmarkStart w:id="0" w:name="_Toc19679"/>
+      <w:bookmarkStart w:id="0" w:name="_Toc23319"/>
       <w:r>
         <w:drawing>
           <wp:anchor distT="0" distB="0" distL="114300" distR="114300" simplePos="0" relativeHeight="251659264" behindDoc="1" locked="0" layoutInCell="1" allowOverlap="1">
@@ -112,7 +112,7 @@
           <w:lang w:val="en-US" w:eastAsia="zh-CN"/>
         </w:rPr>
       </w:pPr>
-      <w:bookmarkStart w:id="1" w:name="_Toc18777"/>
+      <w:bookmarkStart w:id="1" w:name="_Toc15192"/>
       <w:r>
         <w:rPr>
           <w:rFonts w:hint="eastAsia"/>
@@ -147,7 +147,7 @@
           <w:lang w:val="en-US" w:eastAsia="zh-CN"/>
         </w:rPr>
       </w:pPr>
-      <w:bookmarkStart w:id="2" w:name="_Toc4089"/>
+      <w:bookmarkStart w:id="2" w:name="_Toc13034"/>
       <w:r>
         <w:rPr>
           <w:rFonts w:hint="eastAsia"/>
@@ -680,7 +680,7 @@
           <w:szCs w:val="30"/>
         </w:rPr>
       </w:pPr>
-      <w:bookmarkStart w:id="3" w:name="_Toc32415"/>
+      <w:bookmarkStart w:id="3" w:name="_Toc15973"/>
       <w:r>
         <w:rPr>
           <w:rFonts w:ascii="宋体" w:hAnsi="宋体" w:eastAsia="宋体" w:cs="宋体"/>
@@ -2230,7 +2230,7 @@
             <w:fldChar w:fldCharType="begin"/>
           </w:r>
           <w:r>
-            <w:instrText xml:space="preserve"> HYPERLINK \l _Toc19679 </w:instrText>
+            <w:instrText xml:space="preserve"> HYPERLINK \l _Toc23319 </w:instrText>
           </w:r>
           <w:r>
             <w:fldChar w:fldCharType="separate"/>
@@ -2249,7 +2249,7 @@
             <w:fldChar w:fldCharType="begin"/>
           </w:r>
           <w:r>
-            <w:instrText xml:space="preserve"> PAGEREF _Toc19679 \h </w:instrText>
+            <w:instrText xml:space="preserve"> PAGEREF _Toc23319 \h </w:instrText>
           </w:r>
           <w:r>
             <w:fldChar w:fldCharType="separate"/>
@@ -2275,7 +2275,7 @@
             <w:fldChar w:fldCharType="begin"/>
           </w:r>
           <w:r>
-            <w:instrText xml:space="preserve"> HYPERLINK \l _Toc18777 </w:instrText>
+            <w:instrText xml:space="preserve"> HYPERLINK \l _Toc15192 </w:instrText>
           </w:r>
           <w:r>
             <w:fldChar w:fldCharType="separate"/>
@@ -2294,7 +2294,7 @@
             <w:fldChar w:fldCharType="begin"/>
           </w:r>
           <w:r>
-            <w:instrText xml:space="preserve"> PAGEREF _Toc18777 \h </w:instrText>
+            <w:instrText xml:space="preserve"> PAGEREF _Toc15192 \h </w:instrText>
           </w:r>
           <w:r>
             <w:fldChar w:fldCharType="separate"/>
@@ -2320,7 +2320,7 @@
             <w:fldChar w:fldCharType="begin"/>
           </w:r>
           <w:r>
-            <w:instrText xml:space="preserve"> HYPERLINK \l _Toc4089 </w:instrText>
+            <w:instrText xml:space="preserve"> HYPERLINK \l _Toc13034 </w:instrText>
           </w:r>
           <w:r>
             <w:fldChar w:fldCharType="separate"/>
@@ -2339,7 +2339,7 @@
             <w:fldChar w:fldCharType="begin"/>
           </w:r>
           <w:r>
-            <w:instrText xml:space="preserve"> PAGEREF _Toc4089 \h </w:instrText>
+            <w:instrText xml:space="preserve"> PAGEREF _Toc13034 \h </w:instrText>
           </w:r>
           <w:r>
             <w:fldChar w:fldCharType="separate"/>
@@ -2365,7 +2365,7 @@
             <w:fldChar w:fldCharType="begin"/>
           </w:r>
           <w:r>
-            <w:instrText xml:space="preserve"> HYPERLINK \l _Toc32415 </w:instrText>
+            <w:instrText xml:space="preserve"> HYPERLINK \l _Toc15973 </w:instrText>
           </w:r>
           <w:r>
             <w:fldChar w:fldCharType="separate"/>
@@ -2386,7 +2386,7 @@
             <w:fldChar w:fldCharType="begin"/>
           </w:r>
           <w:r>
-            <w:instrText xml:space="preserve"> PAGEREF _Toc32415 \h </w:instrText>
+            <w:instrText xml:space="preserve"> PAGEREF _Toc15973 \h </w:instrText>
           </w:r>
           <w:r>
             <w:fldChar w:fldCharType="separate"/>
@@ -2412,7 +2412,7 @@
             <w:fldChar w:fldCharType="begin"/>
           </w:r>
           <w:r>
-            <w:instrText xml:space="preserve"> HYPERLINK \l _Toc18186 </w:instrText>
+            <w:instrText xml:space="preserve"> HYPERLINK \l _Toc21456 </w:instrText>
           </w:r>
           <w:r>
             <w:fldChar w:fldCharType="separate"/>
@@ -2433,7 +2433,7 @@
             <w:fldChar w:fldCharType="begin"/>
           </w:r>
           <w:r>
-            <w:instrText xml:space="preserve"> PAGEREF _Toc18186 \h </w:instrText>
+            <w:instrText xml:space="preserve"> PAGEREF _Toc21456 \h </w:instrText>
           </w:r>
           <w:r>
             <w:fldChar w:fldCharType="separate"/>
@@ -2459,7 +2459,7 @@
             <w:fldChar w:fldCharType="begin"/>
           </w:r>
           <w:r>
-            <w:instrText xml:space="preserve"> HYPERLINK \l _Toc23777 </w:instrText>
+            <w:instrText xml:space="preserve"> HYPERLINK \l _Toc168 </w:instrText>
           </w:r>
           <w:r>
             <w:fldChar w:fldCharType="separate"/>
@@ -2480,7 +2480,7 @@
             <w:fldChar w:fldCharType="begin"/>
           </w:r>
           <w:r>
-            <w:instrText xml:space="preserve"> PAGEREF _Toc23777 \h </w:instrText>
+            <w:instrText xml:space="preserve"> PAGEREF _Toc168 \h </w:instrText>
           </w:r>
           <w:r>
             <w:fldChar w:fldCharType="separate"/>
@@ -2506,7 +2506,7 @@
             <w:fldChar w:fldCharType="begin"/>
           </w:r>
           <w:r>
-            <w:instrText xml:space="preserve"> HYPERLINK \l _Toc2438 </w:instrText>
+            <w:instrText xml:space="preserve"> HYPERLINK \l _Toc13512 </w:instrText>
           </w:r>
           <w:r>
             <w:fldChar w:fldCharType="separate"/>
@@ -2527,7 +2527,7 @@
             <w:fldChar w:fldCharType="begin"/>
           </w:r>
           <w:r>
-            <w:instrText xml:space="preserve"> PAGEREF _Toc2438 \h </w:instrText>
+            <w:instrText xml:space="preserve"> PAGEREF _Toc13512 \h </w:instrText>
           </w:r>
           <w:r>
             <w:fldChar w:fldCharType="separate"/>
@@ -2553,7 +2553,7 @@
             <w:fldChar w:fldCharType="begin"/>
           </w:r>
           <w:r>
-            <w:instrText xml:space="preserve"> HYPERLINK \l _Toc18127 </w:instrText>
+            <w:instrText xml:space="preserve"> HYPERLINK \l _Toc8861 </w:instrText>
           </w:r>
           <w:r>
             <w:fldChar w:fldCharType="separate"/>
@@ -2579,7 +2579,7 @@
             <w:fldChar w:fldCharType="begin"/>
           </w:r>
           <w:r>
-            <w:instrText xml:space="preserve"> PAGEREF _Toc18127 \h </w:instrText>
+            <w:instrText xml:space="preserve"> PAGEREF _Toc8861 \h </w:instrText>
           </w:r>
           <w:r>
             <w:fldChar w:fldCharType="separate"/>
@@ -2605,7 +2605,7 @@
             <w:fldChar w:fldCharType="begin"/>
           </w:r>
           <w:r>
-            <w:instrText xml:space="preserve"> HYPERLINK \l _Toc23608 </w:instrText>
+            <w:instrText xml:space="preserve"> HYPERLINK \l _Toc19439 </w:instrText>
           </w:r>
           <w:r>
             <w:fldChar w:fldCharType="separate"/>
@@ -2631,7 +2631,7 @@
             <w:fldChar w:fldCharType="begin"/>
           </w:r>
           <w:r>
-            <w:instrText xml:space="preserve"> PAGEREF _Toc23608 \h </w:instrText>
+            <w:instrText xml:space="preserve"> PAGEREF _Toc19439 \h </w:instrText>
           </w:r>
           <w:r>
             <w:fldChar w:fldCharType="separate"/>
@@ -2657,7 +2657,7 @@
             <w:fldChar w:fldCharType="begin"/>
           </w:r>
           <w:r>
-            <w:instrText xml:space="preserve"> HYPERLINK \l _Toc12128 </w:instrText>
+            <w:instrText xml:space="preserve"> HYPERLINK \l _Toc826 </w:instrText>
           </w:r>
           <w:r>
             <w:fldChar w:fldCharType="separate"/>
@@ -2678,7 +2678,7 @@
             <w:fldChar w:fldCharType="begin"/>
           </w:r>
           <w:r>
-            <w:instrText xml:space="preserve"> PAGEREF _Toc12128 \h </w:instrText>
+            <w:instrText xml:space="preserve"> PAGEREF _Toc826 \h </w:instrText>
           </w:r>
           <w:r>
             <w:fldChar w:fldCharType="separate"/>
@@ -2704,7 +2704,7 @@
             <w:fldChar w:fldCharType="begin"/>
           </w:r>
           <w:r>
-            <w:instrText xml:space="preserve"> HYPERLINK \l _Toc18997 </w:instrText>
+            <w:instrText xml:space="preserve"> HYPERLINK \l _Toc24706 </w:instrText>
           </w:r>
           <w:r>
             <w:fldChar w:fldCharType="separate"/>
@@ -2725,7 +2725,7 @@
             <w:fldChar w:fldCharType="begin"/>
           </w:r>
           <w:r>
-            <w:instrText xml:space="preserve"> PAGEREF _Toc18997 \h </w:instrText>
+            <w:instrText xml:space="preserve"> PAGEREF _Toc24706 \h </w:instrText>
           </w:r>
           <w:r>
             <w:fldChar w:fldCharType="separate"/>
@@ -2751,7 +2751,7 @@
             <w:fldChar w:fldCharType="begin"/>
           </w:r>
           <w:r>
-            <w:instrText xml:space="preserve"> HYPERLINK \l _Toc4476 </w:instrText>
+            <w:instrText xml:space="preserve"> HYPERLINK \l _Toc10336 </w:instrText>
           </w:r>
           <w:r>
             <w:fldChar w:fldCharType="separate"/>
@@ -2772,7 +2772,7 @@
             <w:fldChar w:fldCharType="begin"/>
           </w:r>
           <w:r>
-            <w:instrText xml:space="preserve"> PAGEREF _Toc4476 \h </w:instrText>
+            <w:instrText xml:space="preserve"> PAGEREF _Toc10336 \h </w:instrText>
           </w:r>
           <w:r>
             <w:fldChar w:fldCharType="separate"/>
@@ -2798,7 +2798,7 @@
             <w:fldChar w:fldCharType="begin"/>
           </w:r>
           <w:r>
-            <w:instrText xml:space="preserve"> HYPERLINK \l _Toc13887 </w:instrText>
+            <w:instrText xml:space="preserve"> HYPERLINK \l _Toc13845 </w:instrText>
           </w:r>
           <w:r>
             <w:fldChar w:fldCharType="separate"/>
@@ -2819,7 +2819,7 @@
             <w:fldChar w:fldCharType="begin"/>
           </w:r>
           <w:r>
-            <w:instrText xml:space="preserve"> PAGEREF _Toc13887 \h </w:instrText>
+            <w:instrText xml:space="preserve"> PAGEREF _Toc13845 \h </w:instrText>
           </w:r>
           <w:r>
             <w:fldChar w:fldCharType="separate"/>
@@ -2845,7 +2845,7 @@
             <w:fldChar w:fldCharType="begin"/>
           </w:r>
           <w:r>
-            <w:instrText xml:space="preserve"> HYPERLINK \l _Toc21084 </w:instrText>
+            <w:instrText xml:space="preserve"> HYPERLINK \l _Toc4030 </w:instrText>
           </w:r>
           <w:r>
             <w:fldChar w:fldCharType="separate"/>
@@ -2866,7 +2866,7 @@
             <w:fldChar w:fldCharType="begin"/>
           </w:r>
           <w:r>
-            <w:instrText xml:space="preserve"> PAGEREF _Toc21084 \h </w:instrText>
+            <w:instrText xml:space="preserve"> PAGEREF _Toc4030 \h </w:instrText>
           </w:r>
           <w:r>
             <w:fldChar w:fldCharType="separate"/>
@@ -2892,7 +2892,7 @@
             <w:fldChar w:fldCharType="begin"/>
           </w:r>
           <w:r>
-            <w:instrText xml:space="preserve"> HYPERLINK \l _Toc12356 </w:instrText>
+            <w:instrText xml:space="preserve"> HYPERLINK \l _Toc8790 </w:instrText>
           </w:r>
           <w:r>
             <w:fldChar w:fldCharType="separate"/>
@@ -2913,7 +2913,7 @@
             <w:fldChar w:fldCharType="begin"/>
           </w:r>
           <w:r>
-            <w:instrText xml:space="preserve"> PAGEREF _Toc12356 \h </w:instrText>
+            <w:instrText xml:space="preserve"> PAGEREF _Toc8790 \h </w:instrText>
           </w:r>
           <w:r>
             <w:fldChar w:fldCharType="separate"/>
@@ -2939,7 +2939,7 @@
             <w:fldChar w:fldCharType="begin"/>
           </w:r>
           <w:r>
-            <w:instrText xml:space="preserve"> HYPERLINK \l _Toc19328 </w:instrText>
+            <w:instrText xml:space="preserve"> HYPERLINK \l _Toc21505 </w:instrText>
           </w:r>
           <w:r>
             <w:fldChar w:fldCharType="separate"/>
@@ -2960,7 +2960,7 @@
             <w:fldChar w:fldCharType="begin"/>
           </w:r>
           <w:r>
-            <w:instrText xml:space="preserve"> PAGEREF _Toc19328 \h </w:instrText>
+            <w:instrText xml:space="preserve"> PAGEREF _Toc21505 \h </w:instrText>
           </w:r>
           <w:r>
             <w:fldChar w:fldCharType="separate"/>
@@ -2986,7 +2986,7 @@
             <w:fldChar w:fldCharType="begin"/>
           </w:r>
           <w:r>
-            <w:instrText xml:space="preserve"> HYPERLINK \l _Toc14307 </w:instrText>
+            <w:instrText xml:space="preserve"> HYPERLINK \l _Toc27160 </w:instrText>
           </w:r>
           <w:r>
             <w:fldChar w:fldCharType="separate"/>
@@ -3007,7 +3007,7 @@
             <w:fldChar w:fldCharType="begin"/>
           </w:r>
           <w:r>
-            <w:instrText xml:space="preserve"> PAGEREF _Toc14307 \h </w:instrText>
+            <w:instrText xml:space="preserve"> PAGEREF _Toc27160 \h </w:instrText>
           </w:r>
           <w:r>
             <w:fldChar w:fldCharType="separate"/>
@@ -3033,7 +3033,7 @@
             <w:fldChar w:fldCharType="begin"/>
           </w:r>
           <w:r>
-            <w:instrText xml:space="preserve"> HYPERLINK \l _Toc24994 </w:instrText>
+            <w:instrText xml:space="preserve"> HYPERLINK \l _Toc12351 </w:instrText>
           </w:r>
           <w:r>
             <w:fldChar w:fldCharType="separate"/>
@@ -3052,7 +3052,14 @@
             <w:t>服务台</w:t>
           </w:r>
           <w:r>
-            <w:t>服务台服务过程</w:t>
+            <w:t>服务</w:t>
+          </w:r>
+          <w:r>
+            <w:rPr>
+              <w:rFonts w:hint="eastAsia"/>
+              <w:lang w:val="en-US" w:eastAsia="zh-CN"/>
+            </w:rPr>
+            <w:t>流程</w:t>
           </w:r>
           <w:r>
             <w:tab/>
@@ -3061,7 +3068,7 @@
             <w:fldChar w:fldCharType="begin"/>
           </w:r>
           <w:r>
-            <w:instrText xml:space="preserve"> PAGEREF _Toc24994 \h </w:instrText>
+            <w:instrText xml:space="preserve"> PAGEREF _Toc12351 \h </w:instrText>
           </w:r>
           <w:r>
             <w:fldChar w:fldCharType="separate"/>
@@ -3087,7 +3094,7 @@
             <w:fldChar w:fldCharType="begin"/>
           </w:r>
           <w:r>
-            <w:instrText xml:space="preserve"> HYPERLINK \l _Toc23586 </w:instrText>
+            <w:instrText xml:space="preserve"> HYPERLINK \l _Toc26485 </w:instrText>
           </w:r>
           <w:r>
             <w:fldChar w:fldCharType="separate"/>
@@ -3108,13 +3115,13 @@
             <w:fldChar w:fldCharType="begin"/>
           </w:r>
           <w:r>
-            <w:instrText xml:space="preserve"> PAGEREF _Toc23586 \h </w:instrText>
+            <w:instrText xml:space="preserve"> PAGEREF _Toc26485 \h </w:instrText>
           </w:r>
           <w:r>
             <w:fldChar w:fldCharType="separate"/>
           </w:r>
           <w:r>
-            <w:t>8</w:t>
+            <w:t>7</w:t>
           </w:r>
           <w:r>
             <w:fldChar w:fldCharType="end"/>
@@ -3134,7 +3141,7 @@
             <w:fldChar w:fldCharType="begin"/>
           </w:r>
           <w:r>
-            <w:instrText xml:space="preserve"> HYPERLINK \l _Toc30748 </w:instrText>
+            <w:instrText xml:space="preserve"> HYPERLINK \l _Toc31744 </w:instrText>
           </w:r>
           <w:r>
             <w:fldChar w:fldCharType="separate"/>
@@ -3155,7 +3162,7 @@
             <w:fldChar w:fldCharType="begin"/>
           </w:r>
           <w:r>
-            <w:instrText xml:space="preserve"> PAGEREF _Toc30748 \h </w:instrText>
+            <w:instrText xml:space="preserve"> PAGEREF _Toc31744 \h </w:instrText>
           </w:r>
           <w:r>
             <w:fldChar w:fldCharType="separate"/>
@@ -3181,7 +3188,7 @@
             <w:fldChar w:fldCharType="begin"/>
           </w:r>
           <w:r>
-            <w:instrText xml:space="preserve"> HYPERLINK \l _Toc27058 </w:instrText>
+            <w:instrText xml:space="preserve"> HYPERLINK \l _Toc19019 </w:instrText>
           </w:r>
           <w:r>
             <w:fldChar w:fldCharType="separate"/>
@@ -3202,7 +3209,7 @@
             <w:fldChar w:fldCharType="begin"/>
           </w:r>
           <w:r>
-            <w:instrText xml:space="preserve"> PAGEREF _Toc27058 \h </w:instrText>
+            <w:instrText xml:space="preserve"> PAGEREF _Toc19019 \h </w:instrText>
           </w:r>
           <w:r>
             <w:fldChar w:fldCharType="separate"/>
@@ -3228,7 +3235,7 @@
             <w:fldChar w:fldCharType="begin"/>
           </w:r>
           <w:r>
-            <w:instrText xml:space="preserve"> HYPERLINK \l _Toc19603 </w:instrText>
+            <w:instrText xml:space="preserve"> HYPERLINK \l _Toc19542 </w:instrText>
           </w:r>
           <w:r>
             <w:fldChar w:fldCharType="separate"/>
@@ -3249,7 +3256,7 @@
             <w:fldChar w:fldCharType="begin"/>
           </w:r>
           <w:r>
-            <w:instrText xml:space="preserve"> PAGEREF _Toc19603 \h </w:instrText>
+            <w:instrText xml:space="preserve"> PAGEREF _Toc19542 \h </w:instrText>
           </w:r>
           <w:r>
             <w:fldChar w:fldCharType="separate"/>
@@ -3275,7 +3282,7 @@
             <w:fldChar w:fldCharType="begin"/>
           </w:r>
           <w:r>
-            <w:instrText xml:space="preserve"> HYPERLINK \l _Toc9334 </w:instrText>
+            <w:instrText xml:space="preserve"> HYPERLINK \l _Toc3427 </w:instrText>
           </w:r>
           <w:r>
             <w:fldChar w:fldCharType="separate"/>
@@ -3296,7 +3303,7 @@
             <w:fldChar w:fldCharType="begin"/>
           </w:r>
           <w:r>
-            <w:instrText xml:space="preserve"> PAGEREF _Toc9334 \h </w:instrText>
+            <w:instrText xml:space="preserve"> PAGEREF _Toc3427 \h </w:instrText>
           </w:r>
           <w:r>
             <w:fldChar w:fldCharType="separate"/>
@@ -3322,7 +3329,7 @@
             <w:fldChar w:fldCharType="begin"/>
           </w:r>
           <w:r>
-            <w:instrText xml:space="preserve"> HYPERLINK \l _Toc25833 </w:instrText>
+            <w:instrText xml:space="preserve"> HYPERLINK \l _Toc2781 </w:instrText>
           </w:r>
           <w:r>
             <w:fldChar w:fldCharType="separate"/>
@@ -3343,13 +3350,13 @@
             <w:fldChar w:fldCharType="begin"/>
           </w:r>
           <w:r>
-            <w:instrText xml:space="preserve"> PAGEREF _Toc25833 \h </w:instrText>
+            <w:instrText xml:space="preserve"> PAGEREF _Toc2781 \h </w:instrText>
           </w:r>
           <w:r>
             <w:fldChar w:fldCharType="separate"/>
           </w:r>
           <w:r>
-            <w:t>12</w:t>
+            <w:t>11</w:t>
           </w:r>
           <w:r>
             <w:fldChar w:fldCharType="end"/>
@@ -3369,7 +3376,7 @@
             <w:fldChar w:fldCharType="begin"/>
           </w:r>
           <w:r>
-            <w:instrText xml:space="preserve"> HYPERLINK \l _Toc11820 </w:instrText>
+            <w:instrText xml:space="preserve"> HYPERLINK \l _Toc19967 </w:instrText>
           </w:r>
           <w:r>
             <w:fldChar w:fldCharType="separate"/>
@@ -3390,7 +3397,7 @@
             <w:fldChar w:fldCharType="begin"/>
           </w:r>
           <w:r>
-            <w:instrText xml:space="preserve"> PAGEREF _Toc11820 \h </w:instrText>
+            <w:instrText xml:space="preserve"> PAGEREF _Toc19967 \h </w:instrText>
           </w:r>
           <w:r>
             <w:fldChar w:fldCharType="separate"/>
@@ -3416,7 +3423,7 @@
             <w:fldChar w:fldCharType="begin"/>
           </w:r>
           <w:r>
-            <w:instrText xml:space="preserve"> HYPERLINK \l _Toc18879 </w:instrText>
+            <w:instrText xml:space="preserve"> HYPERLINK \l _Toc6558 </w:instrText>
           </w:r>
           <w:r>
             <w:fldChar w:fldCharType="separate"/>
@@ -3437,7 +3444,7 @@
             <w:fldChar w:fldCharType="begin"/>
           </w:r>
           <w:r>
-            <w:instrText xml:space="preserve"> PAGEREF _Toc18879 \h </w:instrText>
+            <w:instrText xml:space="preserve"> PAGEREF _Toc6558 \h </w:instrText>
           </w:r>
           <w:r>
             <w:fldChar w:fldCharType="separate"/>
@@ -3463,7 +3470,7 @@
             <w:fldChar w:fldCharType="begin"/>
           </w:r>
           <w:r>
-            <w:instrText xml:space="preserve"> HYPERLINK \l _Toc2915 </w:instrText>
+            <w:instrText xml:space="preserve"> HYPERLINK \l _Toc24736 </w:instrText>
           </w:r>
           <w:r>
             <w:fldChar w:fldCharType="separate"/>
@@ -3484,7 +3491,7 @@
             <w:fldChar w:fldCharType="begin"/>
           </w:r>
           <w:r>
-            <w:instrText xml:space="preserve"> PAGEREF _Toc2915 \h </w:instrText>
+            <w:instrText xml:space="preserve"> PAGEREF _Toc24736 \h </w:instrText>
           </w:r>
           <w:r>
             <w:fldChar w:fldCharType="separate"/>
@@ -3510,7 +3517,7 @@
             <w:fldChar w:fldCharType="begin"/>
           </w:r>
           <w:r>
-            <w:instrText xml:space="preserve"> HYPERLINK \l _Toc23057 </w:instrText>
+            <w:instrText xml:space="preserve"> HYPERLINK \l _Toc4906 </w:instrText>
           </w:r>
           <w:r>
             <w:fldChar w:fldCharType="separate"/>
@@ -3531,7 +3538,7 @@
             <w:fldChar w:fldCharType="begin"/>
           </w:r>
           <w:r>
-            <w:instrText xml:space="preserve"> PAGEREF _Toc23057 \h </w:instrText>
+            <w:instrText xml:space="preserve"> PAGEREF _Toc4906 \h </w:instrText>
           </w:r>
           <w:r>
             <w:fldChar w:fldCharType="separate"/>
@@ -3557,7 +3564,7 @@
             <w:fldChar w:fldCharType="begin"/>
           </w:r>
           <w:r>
-            <w:instrText xml:space="preserve"> HYPERLINK \l _Toc295 </w:instrText>
+            <w:instrText xml:space="preserve"> HYPERLINK \l _Toc5449 </w:instrText>
           </w:r>
           <w:r>
             <w:fldChar w:fldCharType="separate"/>
@@ -3578,7 +3585,7 @@
             <w:fldChar w:fldCharType="begin"/>
           </w:r>
           <w:r>
-            <w:instrText xml:space="preserve"> PAGEREF _Toc295 \h </w:instrText>
+            <w:instrText xml:space="preserve"> PAGEREF _Toc5449 \h </w:instrText>
           </w:r>
           <w:r>
             <w:fldChar w:fldCharType="separate"/>
@@ -3624,7 +3631,7 @@
         <w:snapToGrid w:val="0"/>
         <w:textAlignment w:val="baseline"/>
       </w:pPr>
-      <w:bookmarkStart w:id="5" w:name="_Toc18186"/>
+      <w:bookmarkStart w:id="5" w:name="_Toc21456"/>
       <w:r>
         <w:t>目的</w:t>
       </w:r>
@@ -3671,8 +3678,8 @@
         <w:snapToGrid w:val="0"/>
         <w:textAlignment w:val="baseline"/>
       </w:pPr>
-      <w:bookmarkStart w:id="6" w:name="_Toc23777"/>
-      <w:bookmarkStart w:id="7" w:name="heading_3"/>
+      <w:bookmarkStart w:id="6" w:name="heading_3"/>
+      <w:bookmarkStart w:id="7" w:name="_Toc168"/>
       <w:r>
         <w:t>适应范围</w:t>
       </w:r>
@@ -3737,7 +3744,7 @@
         <w:textAlignment w:val="baseline"/>
       </w:pPr>
       <w:bookmarkStart w:id="8" w:name="heading_4"/>
-      <w:bookmarkStart w:id="9" w:name="_Toc2438"/>
+      <w:bookmarkStart w:id="9" w:name="_Toc13512"/>
       <w:r>
         <w:t>角色与职责</w:t>
       </w:r>
@@ -3766,7 +3773,7 @@
           <w:lang w:val="en-US" w:eastAsia="zh-CN"/>
         </w:rPr>
       </w:pPr>
-      <w:bookmarkStart w:id="10" w:name="_Toc18127"/>
+      <w:bookmarkStart w:id="10" w:name="_Toc8861"/>
       <w:r>
         <w:rPr>
           <w:rFonts w:hint="eastAsia"/>
@@ -3899,7 +3906,7 @@
           <w:lang w:val="en-US" w:eastAsia="zh-CN"/>
         </w:rPr>
       </w:pPr>
-      <w:bookmarkStart w:id="11" w:name="_Toc23608"/>
+      <w:bookmarkStart w:id="11" w:name="_Toc19439"/>
       <w:r>
         <w:rPr>
           <w:rFonts w:hint="eastAsia"/>
@@ -4009,7 +4016,7 @@
         <w:textAlignment w:val="baseline"/>
       </w:pPr>
       <w:bookmarkStart w:id="12" w:name="heading_5"/>
-      <w:bookmarkStart w:id="13" w:name="_Toc12128"/>
+      <w:bookmarkStart w:id="13" w:name="_Toc826"/>
       <w:r>
         <w:t>接入标准和工作时间</w:t>
       </w:r>
@@ -4056,8 +4063,6 @@
         <w:snapToGrid w:val="0"/>
         <w:textAlignment w:val="baseline"/>
       </w:pPr>
-      <w:bookmarkStart w:id="52" w:name="_GoBack"/>
-      <w:bookmarkEnd w:id="52"/>
       <w:r>
         <w:t>服务台工作时间：7*24小时</w:t>
       </w:r>
@@ -4080,8 +4085,8 @@
         <w:snapToGrid w:val="0"/>
         <w:textAlignment w:val="baseline"/>
       </w:pPr>
-      <w:bookmarkStart w:id="14" w:name="_Toc18997"/>
-      <w:bookmarkStart w:id="15" w:name="heading_6"/>
+      <w:bookmarkStart w:id="14" w:name="heading_6"/>
+      <w:bookmarkStart w:id="15" w:name="_Toc24706"/>
       <w:r>
         <w:t>服务台的主要工作内容</w:t>
       </w:r>
@@ -4128,7 +4133,7 @@
         <w:snapToGrid w:val="0"/>
         <w:textAlignment w:val="baseline"/>
       </w:pPr>
-      <w:bookmarkStart w:id="16" w:name="_Toc4476"/>
+      <w:bookmarkStart w:id="16" w:name="_Toc10336"/>
       <w:r>
         <w:t>事件/服务请求接收和记录</w:t>
       </w:r>
@@ -4174,7 +4179,7 @@
         <w:snapToGrid w:val="0"/>
         <w:textAlignment w:val="baseline"/>
       </w:pPr>
-      <w:bookmarkStart w:id="17" w:name="_Toc13887"/>
+      <w:bookmarkStart w:id="17" w:name="_Toc13845"/>
       <w:r>
         <w:t>分类和技术支持</w:t>
       </w:r>
@@ -4220,7 +4225,7 @@
         <w:snapToGrid w:val="0"/>
         <w:textAlignment w:val="baseline"/>
       </w:pPr>
-      <w:bookmarkStart w:id="18" w:name="_Toc21084"/>
+      <w:bookmarkStart w:id="18" w:name="_Toc4030"/>
       <w:r>
         <w:t>调查和诊断</w:t>
       </w:r>
@@ -4283,7 +4288,7 @@
         <w:snapToGrid w:val="0"/>
         <w:textAlignment w:val="baseline"/>
       </w:pPr>
-      <w:bookmarkStart w:id="19" w:name="_Toc12356"/>
+      <w:bookmarkStart w:id="19" w:name="_Toc8790"/>
       <w:r>
         <w:t>解决和恢复</w:t>
       </w:r>
@@ -4329,7 +4334,7 @@
         <w:snapToGrid w:val="0"/>
         <w:textAlignment w:val="baseline"/>
       </w:pPr>
-      <w:bookmarkStart w:id="20" w:name="_Toc19328"/>
+      <w:bookmarkStart w:id="20" w:name="_Toc21505"/>
       <w:r>
         <w:t>回访</w:t>
       </w:r>
@@ -4375,7 +4380,7 @@
         <w:snapToGrid w:val="0"/>
         <w:textAlignment w:val="baseline"/>
       </w:pPr>
-      <w:bookmarkStart w:id="21" w:name="_Toc14307"/>
+      <w:bookmarkStart w:id="21" w:name="_Toc27160"/>
       <w:r>
         <w:t>事件关闭</w:t>
       </w:r>
@@ -4422,7 +4427,7 @@
         <w:textAlignment w:val="baseline"/>
       </w:pPr>
       <w:bookmarkStart w:id="22" w:name="heading_7"/>
-      <w:bookmarkStart w:id="23" w:name="_Toc24994"/>
+      <w:bookmarkStart w:id="23" w:name="_Toc12351"/>
       <w:r>
         <w:rPr>
           <w:rFonts w:hint="eastAsia"/>
@@ -4431,9 +4436,16 @@
         <w:t>服务台</w:t>
       </w:r>
       <w:r>
-        <w:t>服务台服务过程</w:t>
+        <w:t>服务</w:t>
       </w:r>
       <w:bookmarkEnd w:id="22"/>
+      <w:r>
+        <w:rPr>
+          <w:rFonts w:hint="eastAsia"/>
+          <w:lang w:val="en-US" w:eastAsia="zh-CN"/>
+        </w:rPr>
+        <w:t>流程</w:t>
+      </w:r>
       <w:bookmarkEnd w:id="23"/>
     </w:p>
     <w:p>
@@ -4524,7 +4536,12 @@
         <w:t>服务台</w:t>
       </w:r>
       <w:r>
-        <w:t>负责受理用户的服务事件/服务请求，在运维系统中对服务进行开单。</w:t>
+        <w:t>负责受理用户</w:t>
+      </w:r>
+      <w:bookmarkStart w:id="52" w:name="_GoBack"/>
+      <w:bookmarkEnd w:id="52"/>
+      <w:r>
+        <w:t>的服务事件/服务请求，在运维系统中对服务进行开单。</w:t>
       </w:r>
     </w:p>
     <w:p>
@@ -4762,8 +4779,8 @@
         <w:snapToGrid w:val="0"/>
         <w:textAlignment w:val="baseline"/>
       </w:pPr>
-      <w:bookmarkStart w:id="24" w:name="_Toc23586"/>
-      <w:bookmarkStart w:id="25" w:name="heading_26"/>
+      <w:bookmarkStart w:id="24" w:name="heading_26"/>
+      <w:bookmarkStart w:id="25" w:name="_Toc26485"/>
       <w:r>
         <w:t>KPI 指标</w:t>
       </w:r>
@@ -5415,8 +5432,8 @@
         <w:snapToGrid w:val="0"/>
         <w:textAlignment w:val="baseline"/>
       </w:pPr>
-      <w:bookmarkStart w:id="26" w:name="_Toc30748"/>
-      <w:bookmarkStart w:id="27" w:name="heading_13"/>
+      <w:bookmarkStart w:id="26" w:name="heading_13"/>
+      <w:bookmarkStart w:id="27" w:name="_Toc31744"/>
       <w:r>
         <w:t>服务台管理规范</w:t>
       </w:r>
@@ -5442,7 +5459,7 @@
         <w:textAlignment w:val="baseline"/>
       </w:pPr>
       <w:bookmarkStart w:id="28" w:name="heading_14"/>
-      <w:bookmarkStart w:id="29" w:name="_Toc27058"/>
+      <w:bookmarkStart w:id="29" w:name="_Toc19019"/>
       <w:r>
         <w:t>服务要领</w:t>
       </w:r>
@@ -5767,8 +5784,8 @@
         <w:snapToGrid w:val="0"/>
         <w:textAlignment w:val="baseline"/>
       </w:pPr>
-      <w:bookmarkStart w:id="33" w:name="_Toc19603"/>
-      <w:bookmarkStart w:id="34" w:name="heading_18"/>
+      <w:bookmarkStart w:id="33" w:name="heading_18"/>
+      <w:bookmarkStart w:id="34" w:name="_Toc19542"/>
       <w:r>
         <w:t>服务标准用语规范</w:t>
       </w:r>
@@ -6299,7 +6316,7 @@
         <w:textAlignment w:val="baseline"/>
       </w:pPr>
       <w:bookmarkStart w:id="38" w:name="heading_22"/>
-      <w:bookmarkStart w:id="39" w:name="_Toc9334"/>
+      <w:bookmarkStart w:id="39" w:name="_Toc3427"/>
       <w:r>
         <w:t>特殊情况处理技巧</w:t>
       </w:r>
@@ -6434,8 +6451,8 @@
         <w:snapToGrid w:val="0"/>
         <w:textAlignment w:val="baseline"/>
       </w:pPr>
-      <w:bookmarkStart w:id="40" w:name="_Toc25833"/>
-      <w:bookmarkStart w:id="41" w:name="heading_23"/>
+      <w:bookmarkStart w:id="40" w:name="heading_23"/>
+      <w:bookmarkStart w:id="41" w:name="_Toc2781"/>
       <w:r>
         <w:t>服务禁忌</w:t>
       </w:r>
@@ -6769,7 +6786,7 @@
         <w:textAlignment w:val="baseline"/>
       </w:pPr>
       <w:bookmarkStart w:id="42" w:name="heading_24"/>
-      <w:bookmarkStart w:id="43" w:name="_Toc11820"/>
+      <w:bookmarkStart w:id="43" w:name="_Toc19967"/>
       <w:r>
         <w:t>处理要求</w:t>
       </w:r>
@@ -6905,7 +6922,7 @@
         <w:textAlignment w:val="baseline"/>
       </w:pPr>
       <w:bookmarkStart w:id="44" w:name="heading_25"/>
-      <w:bookmarkStart w:id="45" w:name="_Toc18879"/>
+      <w:bookmarkStart w:id="45" w:name="_Toc6558"/>
       <w:r>
         <w:t>值班制度</w:t>
       </w:r>
@@ -7268,8 +7285,8 @@
         <w:snapToGrid w:val="0"/>
         <w:textAlignment w:val="baseline"/>
       </w:pPr>
-      <w:bookmarkStart w:id="46" w:name="_Toc2915"/>
-      <w:bookmarkStart w:id="47" w:name="heading_27"/>
+      <w:bookmarkStart w:id="46" w:name="heading_27"/>
+      <w:bookmarkStart w:id="47" w:name="_Toc24736"/>
       <w:r>
         <w:t>相关文件与模板</w:t>
       </w:r>
@@ -7281,8 +7298,8 @@
         <w:pStyle w:val="31"/>
         <w:bidi w:val="0"/>
       </w:pPr>
-      <w:bookmarkStart w:id="48" w:name="_Toc23057"/>
-      <w:bookmarkStart w:id="49" w:name="heading_28"/>
+      <w:bookmarkStart w:id="48" w:name="heading_28"/>
+      <w:bookmarkStart w:id="49" w:name="_Toc4906"/>
       <w:r>
         <w:t>相关文件</w:t>
       </w:r>
@@ -7318,7 +7335,7 @@
         <w:bidi w:val="0"/>
       </w:pPr>
       <w:bookmarkStart w:id="50" w:name="heading_29"/>
-      <w:bookmarkStart w:id="51" w:name="_Toc295"/>
+      <w:bookmarkStart w:id="51" w:name="_Toc5449"/>
       <w:r>
         <w:t>相关模板</w:t>
       </w:r>
